--- a/Documentação/Contexto/Documentação Grupo-8 (Sprint 3).docx
+++ b/Documentação/Contexto/Documentação Grupo-8 (Sprint 3).docx
@@ -1898,173 +1898,3834 @@
       <w:r>
         <w:rPr>
           <w:rFonts w:ascii="Arial" w:hAnsi="Arial" w:cs="Arial"/>
+          <w:b w:val="1"/>
+          <w:bCs w:val="1"/>
+          <w:lang w:val="pt-PT"/>
+        </w:rPr>
+        <w:t>[</w:t>
+      </w:r>
+      <w:r>
+        <w:rPr>
+          <w:rFonts w:ascii="Arial" w:hAnsi="Arial" w:cs="Arial"/>
+          <w:b w:val="1"/>
+          <w:bCs w:val="1"/>
+          <w:lang w:val="pt-PT"/>
+        </w:rPr>
+        <w:t>Requisitos</w:t>
+      </w:r>
+      <w:r>
+        <w:rPr>
+          <w:rFonts w:ascii="Arial" w:hAnsi="Arial" w:cs="Arial"/>
+          <w:b w:val="1"/>
+          <w:bCs w:val="1"/>
+          <w:lang w:val="pt-PT"/>
+        </w:rPr>
+        <w:t>]</w:t>
+      </w:r>
+    </w:p>
+    <w:p>
+      <w:pPr>
+        <w:rPr>
+          <w:rFonts w:ascii="Arial" w:hAnsi="Arial" w:cs="Arial"/>
+          <w:b w:val="1"/>
+          <w:bCs w:val="1"/>
+          <w:lang w:val="pt-PT"/>
+        </w:rPr>
+      </w:pPr>
+    </w:p>
+    <w:p>
+      <w:pPr>
+        <w:spacing w:before="3" w:after="1"/>
+        <w:rPr>
+          <w:rFonts w:ascii="Arial" w:hAnsi="Arial" w:eastAsia="Arial" w:cs="Arial"/>
+          <w:b w:val="0"/>
+          <w:bCs w:val="0"/>
+          <w:i w:val="0"/>
+          <w:iCs w:val="0"/>
+          <w:caps w:val="0"/>
+          <w:smallCaps w:val="0"/>
+          <w:noProof w:val="0"/>
+          <w:color w:val="000000" w:themeColor="text1" w:themeTint="FF" w:themeShade="FF"/>
+          <w:sz w:val="19"/>
+          <w:szCs w:val="19"/>
+          <w:lang w:val="pt-PT"/>
+        </w:rPr>
+      </w:pPr>
+    </w:p>
+    <w:tbl>
+      <w:tblPr>
+        <w:tblStyle w:val="TableNormal"/>
+        <w:bidiVisual w:val="0"/>
+        <w:tblW w:w="0" w:type="auto"/>
+        <w:tblBorders>
+          <w:top w:val="single" w:sz="6"/>
+          <w:left w:val="single" w:sz="6"/>
+          <w:bottom w:val="single" w:sz="6"/>
+          <w:right w:val="single" w:sz="6"/>
+        </w:tblBorders>
+        <w:tblLook w:val="01E0" w:firstRow="1" w:lastRow="1" w:firstColumn="1" w:lastColumn="1" w:noHBand="0" w:noVBand="0"/>
+      </w:tblPr>
+      <w:tblGrid>
+        <w:gridCol w:w="810"/>
+        <w:gridCol w:w="2775"/>
+        <w:gridCol w:w="5310"/>
+      </w:tblGrid>
+      <w:tr>
+        <w:trPr>
+          <w:trHeight w:val="525"/>
+        </w:trPr>
+        <w:tc>
+          <w:tcPr>
+            <w:tcW w:w="810" w:type="dxa"/>
+            <w:tcBorders>
+              <w:top w:val="single" w:color="000000" w:themeColor="text1" w:sz="12"/>
+              <w:left w:val="single" w:color="000000" w:themeColor="text1" w:sz="12"/>
+              <w:bottom w:val="double" w:color="000000" w:themeColor="text1" w:sz="12"/>
+              <w:right w:val="double" w:color="000000" w:themeColor="text1" w:sz="12"/>
+            </w:tcBorders>
+            <w:tcMar/>
+            <w:vAlign w:val="center"/>
+          </w:tcPr>
+          <w:p>
+            <w:pPr>
+              <w:spacing w:before="16"/>
+              <w:ind w:left="31"/>
+              <w:jc w:val="left"/>
+              <w:rPr>
+                <w:rFonts w:ascii="Arial" w:hAnsi="Arial" w:eastAsia="Arial" w:cs="Arial"/>
+                <w:b w:val="0"/>
+                <w:bCs w:val="0"/>
+                <w:i w:val="0"/>
+                <w:iCs w:val="0"/>
+                <w:sz w:val="24"/>
+                <w:szCs w:val="24"/>
+              </w:rPr>
+            </w:pPr>
+            <w:r>
+              <w:rPr>
+                <w:rFonts w:ascii="Arial" w:hAnsi="Arial" w:eastAsia="Arial" w:cs="Arial"/>
+                <w:b w:val="1"/>
+                <w:bCs w:val="1"/>
+                <w:i w:val="0"/>
+                <w:iCs w:val="0"/>
+                <w:sz w:val="24"/>
+                <w:szCs w:val="24"/>
+                <w:lang w:val="pt-PT"/>
+              </w:rPr>
+              <w:t>ID</w:t>
+            </w:r>
+          </w:p>
+        </w:tc>
+        <w:tc>
+          <w:tcPr>
+            <w:tcW w:w="2775" w:type="dxa"/>
+            <w:tcBorders>
+              <w:top w:val="single" w:color="000000" w:themeColor="text1" w:sz="12"/>
+              <w:left w:val="double" w:color="000000" w:themeColor="text1" w:sz="12"/>
+              <w:bottom w:val="double" w:color="000000" w:themeColor="text1" w:sz="12"/>
+              <w:right w:val="double" w:color="000000" w:themeColor="text1" w:sz="12"/>
+            </w:tcBorders>
+            <w:tcMar/>
+            <w:vAlign w:val="center"/>
+          </w:tcPr>
+          <w:p>
+            <w:pPr>
+              <w:spacing w:before="16"/>
+              <w:ind w:left="0"/>
+              <w:jc w:val="left"/>
+              <w:rPr>
+                <w:rFonts w:ascii="Arial" w:hAnsi="Arial" w:eastAsia="Arial" w:cs="Arial"/>
+                <w:b w:val="0"/>
+                <w:bCs w:val="0"/>
+                <w:i w:val="0"/>
+                <w:iCs w:val="0"/>
+                <w:sz w:val="24"/>
+                <w:szCs w:val="24"/>
+              </w:rPr>
+            </w:pPr>
+            <w:r>
+              <w:rPr>
+                <w:rFonts w:ascii="Arial" w:hAnsi="Arial" w:eastAsia="Arial" w:cs="Arial"/>
+                <w:b w:val="1"/>
+                <w:bCs w:val="1"/>
+                <w:i w:val="0"/>
+                <w:iCs w:val="0"/>
+                <w:sz w:val="24"/>
+                <w:szCs w:val="24"/>
+                <w:lang w:val="pt-PT"/>
+              </w:rPr>
+              <w:t>Requisito</w:t>
+            </w:r>
+          </w:p>
+        </w:tc>
+        <w:tc>
+          <w:tcPr>
+            <w:tcW w:w="5310" w:type="dxa"/>
+            <w:tcBorders>
+              <w:top w:val="single" w:color="000000" w:themeColor="text1" w:sz="12"/>
+              <w:left w:val="double" w:color="000000" w:themeColor="text1" w:sz="12"/>
+              <w:bottom w:val="double" w:color="000000" w:themeColor="text1" w:sz="12"/>
+              <w:right w:val="single" w:color="000000" w:themeColor="text1" w:sz="12"/>
+            </w:tcBorders>
+            <w:tcMar/>
+            <w:vAlign w:val="center"/>
+          </w:tcPr>
+          <w:p>
+            <w:pPr>
+              <w:spacing w:before="16"/>
+              <w:ind w:left="29"/>
+              <w:jc w:val="left"/>
+              <w:rPr>
+                <w:rFonts w:ascii="Arial" w:hAnsi="Arial" w:eastAsia="Arial" w:cs="Arial"/>
+                <w:b w:val="0"/>
+                <w:bCs w:val="0"/>
+                <w:i w:val="0"/>
+                <w:iCs w:val="0"/>
+                <w:sz w:val="24"/>
+                <w:szCs w:val="24"/>
+              </w:rPr>
+            </w:pPr>
+            <w:r>
+              <w:rPr>
+                <w:rFonts w:ascii="Arial" w:hAnsi="Arial" w:eastAsia="Arial" w:cs="Arial"/>
+                <w:b w:val="1"/>
+                <w:bCs w:val="1"/>
+                <w:i w:val="0"/>
+                <w:iCs w:val="0"/>
+                <w:sz w:val="24"/>
+                <w:szCs w:val="24"/>
+                <w:lang w:val="pt-PT"/>
+              </w:rPr>
+              <w:t>Descrição</w:t>
+            </w:r>
+          </w:p>
+        </w:tc>
+      </w:tr>
+      <w:tr>
+        <w:trPr>
+          <w:trHeight w:val="855"/>
+        </w:trPr>
+        <w:tc>
+          <w:tcPr>
+            <w:tcW w:w="810" w:type="dxa"/>
+            <w:tcBorders>
+              <w:top w:val="double" w:color="000000" w:themeColor="text1" w:sz="12"/>
+              <w:left w:val="single" w:color="000000" w:themeColor="text1" w:sz="12"/>
+              <w:bottom w:val="double" w:color="000000" w:themeColor="text1" w:sz="12"/>
+              <w:right w:val="double" w:color="000000" w:themeColor="text1" w:sz="12"/>
+            </w:tcBorders>
+            <w:tcMar/>
+            <w:vAlign w:val="center"/>
+          </w:tcPr>
+          <w:p>
+            <w:pPr>
+              <w:spacing w:before="186"/>
+              <w:ind w:left="26"/>
+              <w:jc w:val="left"/>
+              <w:rPr>
+                <w:rFonts w:ascii="Arial" w:hAnsi="Arial" w:eastAsia="Arial" w:cs="Arial"/>
+                <w:b w:val="0"/>
+                <w:bCs w:val="0"/>
+                <w:i w:val="0"/>
+                <w:iCs w:val="0"/>
+                <w:sz w:val="20"/>
+                <w:szCs w:val="20"/>
+              </w:rPr>
+            </w:pPr>
+            <w:r>
+              <w:rPr>
+                <w:rFonts w:ascii="Arial" w:hAnsi="Arial" w:eastAsia="Arial" w:cs="Arial"/>
+                <w:b w:val="0"/>
+                <w:bCs w:val="0"/>
+                <w:i w:val="0"/>
+                <w:iCs w:val="0"/>
+                <w:sz w:val="20"/>
+                <w:szCs w:val="20"/>
+                <w:lang w:val="pt-PT"/>
+              </w:rPr>
+              <w:t>RF01</w:t>
+            </w:r>
+          </w:p>
+        </w:tc>
+        <w:tc>
+          <w:tcPr>
+            <w:tcW w:w="2775" w:type="dxa"/>
+            <w:tcBorders>
+              <w:top w:val="double" w:color="000000" w:themeColor="text1" w:sz="12"/>
+              <w:left w:val="double" w:color="000000" w:themeColor="text1" w:sz="12"/>
+              <w:bottom w:val="double" w:color="000000" w:themeColor="text1" w:sz="12"/>
+              <w:right w:val="double" w:color="000000" w:themeColor="text1" w:sz="12"/>
+            </w:tcBorders>
+            <w:tcMar/>
+            <w:vAlign w:val="center"/>
+          </w:tcPr>
+          <w:p>
+            <w:pPr>
+              <w:pStyle w:val="Normal"/>
+              <w:suppressLineNumbers w:val="0"/>
+              <w:bidi w:val="0"/>
+              <w:spacing w:before="16" w:beforeAutospacing="off" w:after="160" w:afterAutospacing="off" w:line="278" w:lineRule="auto"/>
+              <w:ind w:left="30" w:right="0"/>
+              <w:jc w:val="left"/>
+            </w:pPr>
+            <w:r>
+              <w:rPr>
+                <w:rFonts w:ascii="Arial" w:hAnsi="Arial" w:eastAsia="Arial" w:cs="Arial"/>
+                <w:b w:val="0"/>
+                <w:bCs w:val="0"/>
+                <w:i w:val="0"/>
+                <w:iCs w:val="0"/>
+                <w:sz w:val="24"/>
+                <w:szCs w:val="24"/>
+                <w:lang w:val="pt-PT"/>
+              </w:rPr>
+              <w:t>Cadastro de enfermeiros</w:t>
+            </w:r>
+          </w:p>
+        </w:tc>
+        <w:tc>
+          <w:tcPr>
+            <w:tcW w:w="5310" w:type="dxa"/>
+            <w:tcBorders>
+              <w:top w:val="double" w:color="000000" w:themeColor="text1" w:sz="12"/>
+              <w:left w:val="double" w:color="000000" w:themeColor="text1" w:sz="12"/>
+              <w:bottom w:val="double" w:color="000000" w:themeColor="text1" w:sz="12"/>
+              <w:right w:val="single" w:color="000000" w:themeColor="text1" w:sz="12"/>
+            </w:tcBorders>
+            <w:tcMar/>
+            <w:vAlign w:val="center"/>
+          </w:tcPr>
+          <w:p>
+            <w:pPr>
+              <w:spacing w:before="16" w:line="278" w:lineRule="auto"/>
+              <w:ind w:left="30"/>
+              <w:jc w:val="left"/>
+              <w:rPr>
+                <w:rFonts w:ascii="Arial" w:hAnsi="Arial" w:eastAsia="Arial" w:cs="Arial"/>
+                <w:b w:val="0"/>
+                <w:bCs w:val="0"/>
+                <w:i w:val="0"/>
+                <w:iCs w:val="0"/>
+                <w:sz w:val="24"/>
+                <w:szCs w:val="24"/>
+                <w:lang w:val="pt-PT"/>
+              </w:rPr>
+            </w:pPr>
+            <w:r>
+              <w:rPr>
+                <w:rFonts w:ascii="Arial" w:hAnsi="Arial" w:eastAsia="Arial" w:cs="Arial"/>
+                <w:b w:val="0"/>
+                <w:bCs w:val="0"/>
+                <w:i w:val="0"/>
+                <w:iCs w:val="0"/>
+                <w:sz w:val="24"/>
+                <w:szCs w:val="24"/>
+                <w:lang w:val="pt-PT"/>
+              </w:rPr>
+              <w:t xml:space="preserve">O sistema deve permitir o cadastro de </w:t>
+            </w:r>
+            <w:r>
+              <w:rPr>
+                <w:rFonts w:ascii="Arial" w:hAnsi="Arial" w:eastAsia="Arial" w:cs="Arial"/>
+                <w:b w:val="0"/>
+                <w:bCs w:val="0"/>
+                <w:i w:val="0"/>
+                <w:iCs w:val="0"/>
+                <w:sz w:val="24"/>
+                <w:szCs w:val="24"/>
+                <w:lang w:val="pt-PT"/>
+              </w:rPr>
+              <w:t>enfemeiros</w:t>
+            </w:r>
+            <w:r>
+              <w:rPr>
+                <w:rFonts w:ascii="Arial" w:hAnsi="Arial" w:eastAsia="Arial" w:cs="Arial"/>
+                <w:b w:val="0"/>
+                <w:bCs w:val="0"/>
+                <w:i w:val="0"/>
+                <w:iCs w:val="0"/>
+                <w:sz w:val="24"/>
+                <w:szCs w:val="24"/>
+                <w:lang w:val="pt-PT"/>
+              </w:rPr>
+              <w:t>, contendo dados básicos e nível de permissão de acesso.</w:t>
+            </w:r>
+          </w:p>
+        </w:tc>
+      </w:tr>
+      <w:tr>
+        <w:trPr>
+          <w:trHeight w:val="525"/>
+        </w:trPr>
+        <w:tc>
+          <w:tcPr>
+            <w:tcW w:w="810" w:type="dxa"/>
+            <w:tcBorders>
+              <w:top w:val="double" w:color="000000" w:themeColor="text1" w:sz="12"/>
+              <w:left w:val="single" w:color="000000" w:themeColor="text1" w:sz="12"/>
+              <w:bottom w:val="single" w:color="000000" w:themeColor="text1" w:sz="12"/>
+              <w:right w:val="double" w:color="000000" w:themeColor="text1" w:sz="12"/>
+            </w:tcBorders>
+            <w:tcMar/>
+            <w:vAlign w:val="center"/>
+          </w:tcPr>
+          <w:p>
+            <w:pPr>
+              <w:spacing w:before="16"/>
+              <w:ind w:left="26"/>
+              <w:jc w:val="center"/>
+              <w:rPr>
+                <w:rFonts w:ascii="Arial" w:hAnsi="Arial" w:eastAsia="Arial" w:cs="Arial"/>
+                <w:b w:val="0"/>
+                <w:bCs w:val="0"/>
+                <w:i w:val="0"/>
+                <w:iCs w:val="0"/>
+                <w:sz w:val="20"/>
+                <w:szCs w:val="20"/>
+              </w:rPr>
+            </w:pPr>
+            <w:r>
+              <w:rPr>
+                <w:rFonts w:ascii="Arial" w:hAnsi="Arial" w:eastAsia="Arial" w:cs="Arial"/>
+                <w:b w:val="0"/>
+                <w:bCs w:val="0"/>
+                <w:i w:val="0"/>
+                <w:iCs w:val="0"/>
+                <w:sz w:val="20"/>
+                <w:szCs w:val="20"/>
+                <w:lang w:val="pt-PT"/>
+              </w:rPr>
+              <w:t>RF02</w:t>
+            </w:r>
+          </w:p>
+        </w:tc>
+        <w:tc>
+          <w:tcPr>
+            <w:tcW w:w="2775" w:type="dxa"/>
+            <w:tcBorders>
+              <w:top w:val="double" w:color="000000" w:themeColor="text1" w:sz="12"/>
+              <w:left w:val="double" w:color="000000" w:themeColor="text1" w:sz="12"/>
+              <w:bottom w:val="single" w:color="000000" w:themeColor="text1" w:sz="12"/>
+              <w:right w:val="double" w:color="000000" w:themeColor="text1" w:sz="12"/>
+            </w:tcBorders>
+            <w:tcMar/>
+            <w:vAlign w:val="center"/>
+          </w:tcPr>
+          <w:p>
+            <w:pPr>
+              <w:spacing w:before="16"/>
+              <w:ind w:left="30"/>
+              <w:jc w:val="center"/>
+              <w:rPr>
+                <w:rFonts w:ascii="Arial" w:hAnsi="Arial" w:eastAsia="Arial" w:cs="Arial"/>
+                <w:b w:val="0"/>
+                <w:bCs w:val="0"/>
+                <w:i w:val="0"/>
+                <w:iCs w:val="0"/>
+                <w:sz w:val="24"/>
+                <w:szCs w:val="24"/>
+              </w:rPr>
+            </w:pPr>
+            <w:r>
+              <w:rPr>
+                <w:rFonts w:ascii="Arial" w:hAnsi="Arial" w:eastAsia="Arial" w:cs="Arial"/>
+                <w:b w:val="0"/>
+                <w:bCs w:val="0"/>
+                <w:i w:val="0"/>
+                <w:iCs w:val="0"/>
+                <w:sz w:val="24"/>
+                <w:szCs w:val="24"/>
+                <w:lang w:val="pt-PT"/>
+              </w:rPr>
+              <w:t>Controle de acesso</w:t>
+            </w:r>
+          </w:p>
+        </w:tc>
+        <w:tc>
+          <w:tcPr>
+            <w:tcW w:w="5310" w:type="dxa"/>
+            <w:tcBorders>
+              <w:top w:val="double" w:color="000000" w:themeColor="text1" w:sz="12"/>
+              <w:left w:val="double" w:color="000000" w:themeColor="text1" w:sz="12"/>
+              <w:bottom w:val="single" w:color="000000" w:themeColor="text1" w:sz="12"/>
+              <w:right w:val="single" w:color="000000" w:themeColor="text1" w:sz="12"/>
+            </w:tcBorders>
+            <w:tcMar/>
+            <w:vAlign w:val="center"/>
+          </w:tcPr>
+          <w:p>
+            <w:pPr>
+              <w:spacing w:before="16"/>
+              <w:ind w:left="30"/>
+              <w:jc w:val="center"/>
+              <w:rPr>
+                <w:rFonts w:ascii="Arial" w:hAnsi="Arial" w:eastAsia="Arial" w:cs="Arial"/>
+                <w:b w:val="0"/>
+                <w:bCs w:val="0"/>
+                <w:i w:val="0"/>
+                <w:iCs w:val="0"/>
+                <w:sz w:val="24"/>
+                <w:szCs w:val="24"/>
+                <w:lang w:val="pt-PT"/>
+              </w:rPr>
+            </w:pPr>
+            <w:r>
+              <w:rPr>
+                <w:rFonts w:ascii="Arial" w:hAnsi="Arial" w:eastAsia="Arial" w:cs="Arial"/>
+                <w:b w:val="0"/>
+                <w:bCs w:val="0"/>
+                <w:i w:val="0"/>
+                <w:iCs w:val="0"/>
+                <w:sz w:val="24"/>
+                <w:szCs w:val="24"/>
+                <w:lang w:val="pt-PT"/>
+              </w:rPr>
+              <w:t xml:space="preserve">Apenas usuários cadastrados poderão </w:t>
+            </w:r>
+            <w:r>
+              <w:rPr>
+                <w:rFonts w:ascii="Arial" w:hAnsi="Arial" w:eastAsia="Arial" w:cs="Arial"/>
+                <w:b w:val="0"/>
+                <w:bCs w:val="0"/>
+                <w:i w:val="0"/>
+                <w:iCs w:val="0"/>
+                <w:sz w:val="24"/>
+                <w:szCs w:val="24"/>
+                <w:lang w:val="pt-PT"/>
+              </w:rPr>
+              <w:t>acessar</w:t>
+            </w:r>
+            <w:r>
+              <w:rPr>
+                <w:rFonts w:ascii="Arial" w:hAnsi="Arial" w:eastAsia="Arial" w:cs="Arial"/>
+                <w:b w:val="0"/>
+                <w:bCs w:val="0"/>
+                <w:i w:val="0"/>
+                <w:iCs w:val="0"/>
+                <w:sz w:val="24"/>
+                <w:szCs w:val="24"/>
+                <w:lang w:val="pt-PT"/>
+              </w:rPr>
+              <w:t xml:space="preserve"> o sistema.</w:t>
+            </w:r>
+          </w:p>
+        </w:tc>
+      </w:tr>
+      <w:tr>
+        <w:trPr>
+          <w:trHeight w:val="525"/>
+        </w:trPr>
+        <w:tc>
+          <w:tcPr>
+            <w:tcW w:w="810" w:type="dxa"/>
+            <w:tcBorders>
+              <w:top w:val="double" w:color="000000" w:themeColor="text1" w:sz="12"/>
+              <w:left w:val="single" w:color="000000" w:themeColor="text1" w:sz="12"/>
+              <w:bottom w:val="single" w:color="000000" w:themeColor="text1" w:sz="12"/>
+              <w:right w:val="double" w:color="000000" w:themeColor="text1" w:sz="12"/>
+            </w:tcBorders>
+            <w:tcMar/>
+            <w:vAlign w:val="center"/>
+          </w:tcPr>
+          <w:p>
+            <w:pPr>
+              <w:pStyle w:val="Normal"/>
+              <w:bidi w:val="0"/>
+              <w:jc w:val="center"/>
+              <w:rPr>
+                <w:rFonts w:ascii="Arial" w:hAnsi="Arial" w:eastAsia="Arial" w:cs="Arial"/>
+                <w:b w:val="0"/>
+                <w:bCs w:val="0"/>
+                <w:i w:val="0"/>
+                <w:iCs w:val="0"/>
+                <w:sz w:val="20"/>
+                <w:szCs w:val="20"/>
+                <w:lang w:val="pt-PT"/>
+              </w:rPr>
+            </w:pPr>
+            <w:r>
+              <w:rPr>
+                <w:rFonts w:ascii="Arial" w:hAnsi="Arial" w:eastAsia="Arial" w:cs="Arial"/>
+                <w:b w:val="0"/>
+                <w:bCs w:val="0"/>
+                <w:i w:val="0"/>
+                <w:iCs w:val="0"/>
+                <w:sz w:val="20"/>
+                <w:szCs w:val="20"/>
+                <w:lang w:val="pt-PT"/>
+              </w:rPr>
+              <w:t>RF03</w:t>
+            </w:r>
+          </w:p>
+        </w:tc>
+        <w:tc>
+          <w:tcPr>
+            <w:tcW w:w="2775" w:type="dxa"/>
+            <w:tcBorders>
+              <w:top w:val="double" w:color="000000" w:themeColor="text1" w:sz="12"/>
+              <w:left w:val="double" w:color="000000" w:themeColor="text1" w:sz="12"/>
+              <w:bottom w:val="single" w:color="000000" w:themeColor="text1" w:sz="12"/>
+              <w:right w:val="double" w:color="000000" w:themeColor="text1" w:sz="12"/>
+            </w:tcBorders>
+            <w:tcMar/>
+            <w:vAlign w:val="center"/>
+          </w:tcPr>
+          <w:p>
+            <w:pPr>
+              <w:pStyle w:val="Normal"/>
+              <w:bidi w:val="0"/>
+              <w:jc w:val="center"/>
+              <w:rPr>
+                <w:rFonts w:ascii="Arial" w:hAnsi="Arial" w:eastAsia="Arial" w:cs="Arial"/>
+                <w:b w:val="0"/>
+                <w:bCs w:val="0"/>
+                <w:i w:val="0"/>
+                <w:iCs w:val="0"/>
+                <w:sz w:val="24"/>
+                <w:szCs w:val="24"/>
+                <w:lang w:val="pt-PT"/>
+              </w:rPr>
+            </w:pPr>
+            <w:r>
+              <w:rPr>
+                <w:rFonts w:ascii="Arial" w:hAnsi="Arial" w:eastAsia="Arial" w:cs="Arial"/>
+                <w:b w:val="0"/>
+                <w:bCs w:val="0"/>
+                <w:i w:val="0"/>
+                <w:iCs w:val="0"/>
+                <w:sz w:val="24"/>
+                <w:szCs w:val="24"/>
+                <w:lang w:val="pt-PT"/>
+              </w:rPr>
+              <w:t>Cadastro de pacientes</w:t>
+            </w:r>
+          </w:p>
+        </w:tc>
+        <w:tc>
+          <w:tcPr>
+            <w:tcW w:w="5310" w:type="dxa"/>
+            <w:tcBorders>
+              <w:top w:val="double" w:color="000000" w:themeColor="text1" w:sz="12"/>
+              <w:left w:val="double" w:color="000000" w:themeColor="text1" w:sz="12"/>
+              <w:bottom w:val="single" w:color="000000" w:themeColor="text1" w:sz="12"/>
+              <w:right w:val="single" w:color="000000" w:themeColor="text1" w:sz="12"/>
+            </w:tcBorders>
+            <w:tcMar/>
+            <w:vAlign w:val="center"/>
+          </w:tcPr>
+          <w:p>
+            <w:pPr>
+              <w:bidi w:val="0"/>
+              <w:spacing w:before="16" w:line="278" w:lineRule="auto"/>
+              <w:ind w:left="30"/>
+              <w:jc w:val="center"/>
+              <w:rPr>
+                <w:rFonts w:ascii="Arial" w:hAnsi="Arial" w:eastAsia="Arial" w:cs="Arial"/>
+                <w:b w:val="0"/>
+                <w:bCs w:val="0"/>
+                <w:i w:val="0"/>
+                <w:iCs w:val="0"/>
+                <w:caps w:val="0"/>
+                <w:smallCaps w:val="0"/>
+                <w:noProof w:val="0"/>
+                <w:color w:val="000000" w:themeColor="text1" w:themeTint="FF" w:themeShade="FF"/>
+                <w:sz w:val="24"/>
+                <w:szCs w:val="24"/>
+                <w:lang w:val="en-US"/>
+              </w:rPr>
+            </w:pPr>
+            <w:r>
+              <w:rPr>
+                <w:rFonts w:ascii="Arial" w:hAnsi="Arial" w:eastAsia="Arial" w:cs="Arial"/>
+                <w:b w:val="0"/>
+                <w:bCs w:val="0"/>
+                <w:i w:val="0"/>
+                <w:iCs w:val="0"/>
+                <w:caps w:val="0"/>
+                <w:smallCaps w:val="0"/>
+                <w:noProof w:val="0"/>
+                <w:color w:val="000000" w:themeColor="text1" w:themeTint="FF" w:themeShade="FF"/>
+                <w:sz w:val="24"/>
+                <w:szCs w:val="24"/>
+                <w:lang w:val="en-US"/>
+              </w:rPr>
+              <w:t xml:space="preserve">O </w:t>
+            </w:r>
+            <w:r>
+              <w:rPr>
+                <w:rFonts w:ascii="Arial" w:hAnsi="Arial" w:eastAsia="Arial" w:cs="Arial"/>
+                <w:b w:val="0"/>
+                <w:bCs w:val="0"/>
+                <w:i w:val="0"/>
+                <w:iCs w:val="0"/>
+                <w:caps w:val="0"/>
+                <w:smallCaps w:val="0"/>
+                <w:noProof w:val="0"/>
+                <w:color w:val="000000" w:themeColor="text1" w:themeTint="FF" w:themeShade="FF"/>
+                <w:sz w:val="24"/>
+                <w:szCs w:val="24"/>
+                <w:lang w:val="en-US"/>
+              </w:rPr>
+              <w:t>sistema</w:t>
+            </w:r>
+            <w:r>
+              <w:rPr>
+                <w:rFonts w:ascii="Arial" w:hAnsi="Arial" w:eastAsia="Arial" w:cs="Arial"/>
+                <w:b w:val="0"/>
+                <w:bCs w:val="0"/>
+                <w:i w:val="0"/>
+                <w:iCs w:val="0"/>
+                <w:caps w:val="0"/>
+                <w:smallCaps w:val="0"/>
+                <w:noProof w:val="0"/>
+                <w:color w:val="000000" w:themeColor="text1" w:themeTint="FF" w:themeShade="FF"/>
+                <w:sz w:val="24"/>
+                <w:szCs w:val="24"/>
+                <w:lang w:val="en-US"/>
+              </w:rPr>
+              <w:t xml:space="preserve"> </w:t>
+            </w:r>
+            <w:r>
+              <w:rPr>
+                <w:rFonts w:ascii="Arial" w:hAnsi="Arial" w:eastAsia="Arial" w:cs="Arial"/>
+                <w:b w:val="0"/>
+                <w:bCs w:val="0"/>
+                <w:i w:val="0"/>
+                <w:iCs w:val="0"/>
+                <w:caps w:val="0"/>
+                <w:smallCaps w:val="0"/>
+                <w:noProof w:val="0"/>
+                <w:color w:val="000000" w:themeColor="text1" w:themeTint="FF" w:themeShade="FF"/>
+                <w:sz w:val="24"/>
+                <w:szCs w:val="24"/>
+                <w:lang w:val="en-US"/>
+              </w:rPr>
+              <w:t>deve</w:t>
+            </w:r>
+            <w:r>
+              <w:rPr>
+                <w:rFonts w:ascii="Arial" w:hAnsi="Arial" w:eastAsia="Arial" w:cs="Arial"/>
+                <w:b w:val="0"/>
+                <w:bCs w:val="0"/>
+                <w:i w:val="0"/>
+                <w:iCs w:val="0"/>
+                <w:caps w:val="0"/>
+                <w:smallCaps w:val="0"/>
+                <w:noProof w:val="0"/>
+                <w:color w:val="000000" w:themeColor="text1" w:themeTint="FF" w:themeShade="FF"/>
+                <w:sz w:val="24"/>
+                <w:szCs w:val="24"/>
+                <w:lang w:val="en-US"/>
+              </w:rPr>
+              <w:t xml:space="preserve"> </w:t>
+            </w:r>
+            <w:r>
+              <w:rPr>
+                <w:rFonts w:ascii="Arial" w:hAnsi="Arial" w:eastAsia="Arial" w:cs="Arial"/>
+                <w:b w:val="0"/>
+                <w:bCs w:val="0"/>
+                <w:i w:val="0"/>
+                <w:iCs w:val="0"/>
+                <w:caps w:val="0"/>
+                <w:smallCaps w:val="0"/>
+                <w:noProof w:val="0"/>
+                <w:color w:val="000000" w:themeColor="text1" w:themeTint="FF" w:themeShade="FF"/>
+                <w:sz w:val="24"/>
+                <w:szCs w:val="24"/>
+                <w:lang w:val="en-US"/>
+              </w:rPr>
+              <w:t>permitir</w:t>
+            </w:r>
+            <w:r>
+              <w:rPr>
+                <w:rFonts w:ascii="Arial" w:hAnsi="Arial" w:eastAsia="Arial" w:cs="Arial"/>
+                <w:b w:val="0"/>
+                <w:bCs w:val="0"/>
+                <w:i w:val="0"/>
+                <w:iCs w:val="0"/>
+                <w:caps w:val="0"/>
+                <w:smallCaps w:val="0"/>
+                <w:noProof w:val="0"/>
+                <w:color w:val="000000" w:themeColor="text1" w:themeTint="FF" w:themeShade="FF"/>
+                <w:sz w:val="24"/>
+                <w:szCs w:val="24"/>
+                <w:lang w:val="en-US"/>
+              </w:rPr>
+              <w:t xml:space="preserve"> o </w:t>
+            </w:r>
+            <w:r>
+              <w:rPr>
+                <w:rFonts w:ascii="Arial" w:hAnsi="Arial" w:eastAsia="Arial" w:cs="Arial"/>
+                <w:b w:val="0"/>
+                <w:bCs w:val="0"/>
+                <w:i w:val="0"/>
+                <w:iCs w:val="0"/>
+                <w:caps w:val="0"/>
+                <w:smallCaps w:val="0"/>
+                <w:noProof w:val="0"/>
+                <w:color w:val="000000" w:themeColor="text1" w:themeTint="FF" w:themeShade="FF"/>
+                <w:sz w:val="24"/>
+                <w:szCs w:val="24"/>
+                <w:lang w:val="en-US"/>
+              </w:rPr>
+              <w:t>cadastro</w:t>
+            </w:r>
+            <w:r>
+              <w:rPr>
+                <w:rFonts w:ascii="Arial" w:hAnsi="Arial" w:eastAsia="Arial" w:cs="Arial"/>
+                <w:b w:val="0"/>
+                <w:bCs w:val="0"/>
+                <w:i w:val="0"/>
+                <w:iCs w:val="0"/>
+                <w:caps w:val="0"/>
+                <w:smallCaps w:val="0"/>
+                <w:noProof w:val="0"/>
+                <w:color w:val="000000" w:themeColor="text1" w:themeTint="FF" w:themeShade="FF"/>
+                <w:sz w:val="24"/>
+                <w:szCs w:val="24"/>
+                <w:lang w:val="en-US"/>
+              </w:rPr>
+              <w:t xml:space="preserve"> de </w:t>
+            </w:r>
+            <w:r>
+              <w:rPr>
+                <w:rFonts w:ascii="Arial" w:hAnsi="Arial" w:eastAsia="Arial" w:cs="Arial"/>
+                <w:b w:val="0"/>
+                <w:bCs w:val="0"/>
+                <w:i w:val="0"/>
+                <w:iCs w:val="0"/>
+                <w:caps w:val="0"/>
+                <w:smallCaps w:val="0"/>
+                <w:noProof w:val="0"/>
+                <w:color w:val="000000" w:themeColor="text1" w:themeTint="FF" w:themeShade="FF"/>
+                <w:sz w:val="24"/>
+                <w:szCs w:val="24"/>
+                <w:lang w:val="en-US"/>
+              </w:rPr>
+              <w:t>pacientes</w:t>
+            </w:r>
+            <w:r>
+              <w:rPr>
+                <w:rFonts w:ascii="Arial" w:hAnsi="Arial" w:eastAsia="Arial" w:cs="Arial"/>
+                <w:b w:val="0"/>
+                <w:bCs w:val="0"/>
+                <w:i w:val="0"/>
+                <w:iCs w:val="0"/>
+                <w:caps w:val="0"/>
+                <w:smallCaps w:val="0"/>
+                <w:noProof w:val="0"/>
+                <w:color w:val="000000" w:themeColor="text1" w:themeTint="FF" w:themeShade="FF"/>
+                <w:sz w:val="24"/>
+                <w:szCs w:val="24"/>
+                <w:lang w:val="en-US"/>
+              </w:rPr>
+              <w:t xml:space="preserve"> da UTI.</w:t>
+            </w:r>
+          </w:p>
+        </w:tc>
+      </w:tr>
+      <w:tr>
+        <w:trPr>
+          <w:trHeight w:val="525"/>
+        </w:trPr>
+        <w:tc>
+          <w:tcPr>
+            <w:tcW w:w="810" w:type="dxa"/>
+            <w:tcBorders>
+              <w:top w:val="double" w:color="000000" w:themeColor="text1" w:sz="12"/>
+              <w:left w:val="single" w:color="000000" w:themeColor="text1" w:sz="12"/>
+              <w:bottom w:val="single" w:color="000000" w:themeColor="text1" w:sz="12"/>
+              <w:right w:val="double" w:color="000000" w:themeColor="text1" w:sz="12"/>
+            </w:tcBorders>
+            <w:tcMar/>
+            <w:vAlign w:val="center"/>
+          </w:tcPr>
+          <w:p>
+            <w:pPr>
+              <w:pStyle w:val="Normal"/>
+              <w:bidi w:val="0"/>
+              <w:jc w:val="center"/>
+              <w:rPr>
+                <w:rFonts w:ascii="Arial" w:hAnsi="Arial" w:eastAsia="Arial" w:cs="Arial"/>
+                <w:b w:val="0"/>
+                <w:bCs w:val="0"/>
+                <w:i w:val="0"/>
+                <w:iCs w:val="0"/>
+                <w:sz w:val="20"/>
+                <w:szCs w:val="20"/>
+                <w:lang w:val="pt-PT"/>
+              </w:rPr>
+            </w:pPr>
+            <w:r>
+              <w:rPr>
+                <w:rFonts w:ascii="Arial" w:hAnsi="Arial" w:eastAsia="Arial" w:cs="Arial"/>
+                <w:b w:val="0"/>
+                <w:bCs w:val="0"/>
+                <w:i w:val="0"/>
+                <w:iCs w:val="0"/>
+                <w:sz w:val="20"/>
+                <w:szCs w:val="20"/>
+                <w:lang w:val="pt-PT"/>
+              </w:rPr>
+              <w:t>RF04</w:t>
+            </w:r>
+          </w:p>
+        </w:tc>
+        <w:tc>
+          <w:tcPr>
+            <w:tcW w:w="2775" w:type="dxa"/>
+            <w:tcBorders>
+              <w:top w:val="double" w:color="000000" w:themeColor="text1" w:sz="12"/>
+              <w:left w:val="double" w:color="000000" w:themeColor="text1" w:sz="12"/>
+              <w:bottom w:val="single" w:color="000000" w:themeColor="text1" w:sz="12"/>
+              <w:right w:val="double" w:color="000000" w:themeColor="text1" w:sz="12"/>
+            </w:tcBorders>
+            <w:tcMar/>
+            <w:vAlign w:val="center"/>
+          </w:tcPr>
+          <w:p>
+            <w:pPr>
+              <w:pStyle w:val="Normal"/>
+              <w:bidi w:val="0"/>
+              <w:jc w:val="center"/>
+              <w:rPr>
+                <w:rFonts w:ascii="Arial" w:hAnsi="Arial" w:eastAsia="Arial" w:cs="Arial"/>
+                <w:b w:val="0"/>
+                <w:bCs w:val="0"/>
+                <w:i w:val="0"/>
+                <w:iCs w:val="0"/>
+                <w:sz w:val="24"/>
+                <w:szCs w:val="24"/>
+                <w:lang w:val="pt-PT"/>
+              </w:rPr>
+            </w:pPr>
+            <w:r>
+              <w:rPr>
+                <w:rFonts w:ascii="Arial" w:hAnsi="Arial" w:eastAsia="Arial" w:cs="Arial"/>
+                <w:b w:val="0"/>
+                <w:bCs w:val="0"/>
+                <w:i w:val="0"/>
+                <w:iCs w:val="0"/>
+                <w:sz w:val="24"/>
+                <w:szCs w:val="24"/>
+                <w:lang w:val="pt-PT"/>
+              </w:rPr>
+              <w:t>Monitoramento de temperatura</w:t>
+            </w:r>
+          </w:p>
+        </w:tc>
+        <w:tc>
+          <w:tcPr>
+            <w:tcW w:w="5310" w:type="dxa"/>
+            <w:tcBorders>
+              <w:top w:val="double" w:color="000000" w:themeColor="text1" w:sz="12"/>
+              <w:left w:val="double" w:color="000000" w:themeColor="text1" w:sz="12"/>
+              <w:bottom w:val="single" w:color="000000" w:themeColor="text1" w:sz="12"/>
+              <w:right w:val="single" w:color="000000" w:themeColor="text1" w:sz="12"/>
+            </w:tcBorders>
+            <w:tcMar/>
+            <w:vAlign w:val="center"/>
+          </w:tcPr>
+          <w:p>
+            <w:pPr>
+              <w:pStyle w:val="Normal"/>
+              <w:bidi w:val="0"/>
+              <w:spacing w:line="278" w:lineRule="auto"/>
+              <w:jc w:val="center"/>
+              <w:rPr>
+                <w:rFonts w:ascii="Arial" w:hAnsi="Arial" w:eastAsia="Arial" w:cs="Arial"/>
+                <w:b w:val="0"/>
+                <w:bCs w:val="0"/>
+                <w:i w:val="0"/>
+                <w:iCs w:val="0"/>
+                <w:caps w:val="0"/>
+                <w:smallCaps w:val="0"/>
+                <w:noProof w:val="0"/>
+                <w:color w:val="000000" w:themeColor="text1" w:themeTint="FF" w:themeShade="FF"/>
+                <w:sz w:val="24"/>
+                <w:szCs w:val="24"/>
+                <w:lang w:val="en-US"/>
+              </w:rPr>
+            </w:pPr>
+            <w:r>
+              <w:rPr>
+                <w:rFonts w:ascii="Arial" w:hAnsi="Arial" w:eastAsia="Arial" w:cs="Arial"/>
+                <w:b w:val="0"/>
+                <w:bCs w:val="0"/>
+                <w:i w:val="0"/>
+                <w:iCs w:val="0"/>
+                <w:caps w:val="0"/>
+                <w:smallCaps w:val="0"/>
+                <w:noProof w:val="0"/>
+                <w:color w:val="000000" w:themeColor="text1" w:themeTint="FF" w:themeShade="FF"/>
+                <w:sz w:val="24"/>
+                <w:szCs w:val="24"/>
+                <w:lang w:val="pt-BR"/>
+              </w:rPr>
+              <w:t xml:space="preserve">O sistema deve monitorar continuamente a temperatura corporal dos pacientes por meio de sensores IoT acoplados </w:t>
+            </w:r>
+            <w:r>
+              <w:rPr>
+                <w:rFonts w:ascii="Arial" w:hAnsi="Arial" w:eastAsia="Arial" w:cs="Arial"/>
+                <w:b w:val="0"/>
+                <w:bCs w:val="0"/>
+                <w:i w:val="0"/>
+                <w:iCs w:val="0"/>
+                <w:caps w:val="0"/>
+                <w:smallCaps w:val="0"/>
+                <w:noProof w:val="0"/>
+                <w:color w:val="000000" w:themeColor="text1" w:themeTint="FF" w:themeShade="FF"/>
+                <w:sz w:val="24"/>
+                <w:szCs w:val="24"/>
+                <w:lang w:val="pt-BR"/>
+              </w:rPr>
+              <w:t>às</w:t>
+            </w:r>
+            <w:r>
+              <w:rPr>
+                <w:rFonts w:ascii="Arial" w:hAnsi="Arial" w:eastAsia="Arial" w:cs="Arial"/>
+                <w:b w:val="0"/>
+                <w:bCs w:val="0"/>
+                <w:i w:val="0"/>
+                <w:iCs w:val="0"/>
+                <w:caps w:val="0"/>
+                <w:smallCaps w:val="0"/>
+                <w:noProof w:val="0"/>
+                <w:color w:val="000000" w:themeColor="text1" w:themeTint="FF" w:themeShade="FF"/>
+                <w:sz w:val="24"/>
+                <w:szCs w:val="24"/>
+                <w:lang w:val="pt-BR"/>
+              </w:rPr>
+              <w:t xml:space="preserve"> pulseiras</w:t>
+            </w:r>
+          </w:p>
+        </w:tc>
+      </w:tr>
+      <w:tr>
+        <w:trPr>
+          <w:trHeight w:val="525"/>
+        </w:trPr>
+        <w:tc>
+          <w:tcPr>
+            <w:tcW w:w="810" w:type="dxa"/>
+            <w:tcBorders>
+              <w:top w:val="double" w:color="000000" w:themeColor="text1" w:sz="12"/>
+              <w:left w:val="single" w:color="000000" w:themeColor="text1" w:sz="12"/>
+              <w:bottom w:val="single" w:color="000000" w:themeColor="text1" w:sz="12"/>
+              <w:right w:val="double" w:color="000000" w:themeColor="text1" w:sz="12"/>
+            </w:tcBorders>
+            <w:tcMar/>
+            <w:vAlign w:val="center"/>
+          </w:tcPr>
+          <w:p>
+            <w:pPr>
+              <w:pStyle w:val="Normal"/>
+              <w:bidi w:val="0"/>
+              <w:jc w:val="center"/>
+              <w:rPr>
+                <w:rFonts w:ascii="Arial" w:hAnsi="Arial" w:eastAsia="Arial" w:cs="Arial"/>
+                <w:b w:val="0"/>
+                <w:bCs w:val="0"/>
+                <w:i w:val="0"/>
+                <w:iCs w:val="0"/>
+                <w:sz w:val="20"/>
+                <w:szCs w:val="20"/>
+                <w:lang w:val="pt-PT"/>
+              </w:rPr>
+            </w:pPr>
+            <w:r>
+              <w:rPr>
+                <w:rFonts w:ascii="Arial" w:hAnsi="Arial" w:eastAsia="Arial" w:cs="Arial"/>
+                <w:b w:val="0"/>
+                <w:bCs w:val="0"/>
+                <w:i w:val="0"/>
+                <w:iCs w:val="0"/>
+                <w:sz w:val="20"/>
+                <w:szCs w:val="20"/>
+                <w:lang w:val="pt-PT"/>
+              </w:rPr>
+              <w:t>RF05</w:t>
+            </w:r>
+          </w:p>
+        </w:tc>
+        <w:tc>
+          <w:tcPr>
+            <w:tcW w:w="2775" w:type="dxa"/>
+            <w:tcBorders>
+              <w:top w:val="double" w:color="000000" w:themeColor="text1" w:sz="12"/>
+              <w:left w:val="double" w:color="000000" w:themeColor="text1" w:sz="12"/>
+              <w:bottom w:val="single" w:color="000000" w:themeColor="text1" w:sz="12"/>
+              <w:right w:val="double" w:color="000000" w:themeColor="text1" w:sz="12"/>
+            </w:tcBorders>
+            <w:tcMar/>
+            <w:vAlign w:val="center"/>
+          </w:tcPr>
+          <w:p>
+            <w:pPr>
+              <w:bidi w:val="0"/>
+              <w:spacing w:before="16" w:line="278" w:lineRule="auto"/>
+              <w:ind w:left="30" w:right="647"/>
+              <w:jc w:val="center"/>
+              <w:rPr>
+                <w:rFonts w:ascii="Arial" w:hAnsi="Arial" w:eastAsia="Arial" w:cs="Arial"/>
+                <w:b w:val="0"/>
+                <w:bCs w:val="0"/>
+                <w:i w:val="0"/>
+                <w:iCs w:val="0"/>
+                <w:caps w:val="0"/>
+                <w:smallCaps w:val="0"/>
+                <w:noProof w:val="0"/>
+                <w:color w:val="000000" w:themeColor="text1" w:themeTint="FF" w:themeShade="FF"/>
+                <w:sz w:val="24"/>
+                <w:szCs w:val="24"/>
+                <w:lang w:val="pt-PT"/>
+              </w:rPr>
+            </w:pPr>
+            <w:r>
+              <w:rPr>
+                <w:rFonts w:ascii="Arial" w:hAnsi="Arial" w:eastAsia="Arial" w:cs="Arial"/>
+                <w:b w:val="0"/>
+                <w:bCs w:val="0"/>
+                <w:i w:val="0"/>
+                <w:iCs w:val="0"/>
+                <w:caps w:val="0"/>
+                <w:smallCaps w:val="0"/>
+                <w:noProof w:val="0"/>
+                <w:color w:val="000000" w:themeColor="text1" w:themeTint="FF" w:themeShade="FF"/>
+                <w:sz w:val="24"/>
+                <w:szCs w:val="24"/>
+                <w:lang w:val="pt-PT"/>
+              </w:rPr>
+              <w:t>Visualização em tempo real</w:t>
+            </w:r>
+          </w:p>
+        </w:tc>
+        <w:tc>
+          <w:tcPr>
+            <w:tcW w:w="5310" w:type="dxa"/>
+            <w:tcBorders>
+              <w:top w:val="double" w:color="000000" w:themeColor="text1" w:sz="12"/>
+              <w:left w:val="double" w:color="000000" w:themeColor="text1" w:sz="12"/>
+              <w:bottom w:val="single" w:color="000000" w:themeColor="text1" w:sz="12"/>
+              <w:right w:val="single" w:color="000000" w:themeColor="text1" w:sz="12"/>
+            </w:tcBorders>
+            <w:tcMar/>
+            <w:vAlign w:val="center"/>
+          </w:tcPr>
+          <w:p>
+            <w:pPr>
+              <w:bidi w:val="0"/>
+              <w:spacing w:before="16" w:line="278" w:lineRule="auto"/>
+              <w:ind w:left="30" w:right="66"/>
+              <w:jc w:val="center"/>
+              <w:rPr>
+                <w:rFonts w:ascii="Arial" w:hAnsi="Arial" w:eastAsia="Arial" w:cs="Arial"/>
+                <w:b w:val="0"/>
+                <w:bCs w:val="0"/>
+                <w:i w:val="0"/>
+                <w:iCs w:val="0"/>
+                <w:caps w:val="0"/>
+                <w:smallCaps w:val="0"/>
+                <w:noProof w:val="0"/>
+                <w:color w:val="000000" w:themeColor="text1" w:themeTint="FF" w:themeShade="FF"/>
+                <w:sz w:val="24"/>
+                <w:szCs w:val="24"/>
+                <w:lang w:val="pt-BR"/>
+              </w:rPr>
+            </w:pPr>
+            <w:r>
+              <w:rPr>
+                <w:rFonts w:ascii="Arial" w:hAnsi="Arial" w:eastAsia="Arial" w:cs="Arial"/>
+                <w:b w:val="0"/>
+                <w:bCs w:val="0"/>
+                <w:i w:val="0"/>
+                <w:iCs w:val="0"/>
+                <w:caps w:val="0"/>
+                <w:smallCaps w:val="0"/>
+                <w:noProof w:val="0"/>
+                <w:color w:val="000000" w:themeColor="text1" w:themeTint="FF" w:themeShade="FF"/>
+                <w:sz w:val="24"/>
+                <w:szCs w:val="24"/>
+                <w:lang w:val="pt-PT"/>
+              </w:rPr>
+              <w:t xml:space="preserve">O sistema deve apresentar </w:t>
+            </w:r>
+            <w:r>
+              <w:rPr>
+                <w:rFonts w:ascii="Arial" w:hAnsi="Arial" w:eastAsia="Arial" w:cs="Arial"/>
+                <w:b w:val="0"/>
+                <w:bCs w:val="0"/>
+                <w:i w:val="0"/>
+                <w:iCs w:val="0"/>
+                <w:caps w:val="0"/>
+                <w:smallCaps w:val="0"/>
+                <w:noProof w:val="0"/>
+                <w:color w:val="000000" w:themeColor="text1" w:themeTint="FF" w:themeShade="FF"/>
+                <w:sz w:val="24"/>
+                <w:szCs w:val="24"/>
+                <w:lang w:val="pt-PT"/>
+              </w:rPr>
+              <w:t>dashboards</w:t>
+            </w:r>
+            <w:r>
+              <w:rPr>
+                <w:rFonts w:ascii="Arial" w:hAnsi="Arial" w:eastAsia="Arial" w:cs="Arial"/>
+                <w:b w:val="0"/>
+                <w:bCs w:val="0"/>
+                <w:i w:val="0"/>
+                <w:iCs w:val="0"/>
+                <w:caps w:val="0"/>
+                <w:smallCaps w:val="0"/>
+                <w:noProof w:val="0"/>
+                <w:color w:val="000000" w:themeColor="text1" w:themeTint="FF" w:themeShade="FF"/>
+                <w:sz w:val="24"/>
+                <w:szCs w:val="24"/>
+                <w:lang w:val="pt-PT"/>
+              </w:rPr>
+              <w:t xml:space="preserve"> com a visão geral dos pacientes e alterações de temperatura em tempo real/</w:t>
+            </w:r>
+          </w:p>
+        </w:tc>
+      </w:tr>
+      <w:tr>
+        <w:trPr>
+          <w:trHeight w:val="525"/>
+        </w:trPr>
+        <w:tc>
+          <w:tcPr>
+            <w:tcW w:w="810" w:type="dxa"/>
+            <w:tcBorders>
+              <w:top w:val="double" w:color="000000" w:themeColor="text1" w:sz="12"/>
+              <w:left w:val="single" w:color="000000" w:themeColor="text1" w:sz="12"/>
+              <w:bottom w:val="single" w:color="000000" w:themeColor="text1" w:sz="12"/>
+              <w:right w:val="double" w:color="000000" w:themeColor="text1" w:sz="12"/>
+            </w:tcBorders>
+            <w:tcMar/>
+            <w:vAlign w:val="center"/>
+          </w:tcPr>
+          <w:p>
+            <w:pPr>
+              <w:pStyle w:val="Normal"/>
+              <w:bidi w:val="0"/>
+              <w:jc w:val="center"/>
+              <w:rPr>
+                <w:rFonts w:ascii="Arial" w:hAnsi="Arial" w:eastAsia="Arial" w:cs="Arial"/>
+                <w:b w:val="0"/>
+                <w:bCs w:val="0"/>
+                <w:i w:val="0"/>
+                <w:iCs w:val="0"/>
+                <w:sz w:val="20"/>
+                <w:szCs w:val="20"/>
+                <w:lang w:val="pt-PT"/>
+              </w:rPr>
+            </w:pPr>
+            <w:r>
+              <w:rPr>
+                <w:rFonts w:ascii="Arial" w:hAnsi="Arial" w:eastAsia="Arial" w:cs="Arial"/>
+                <w:b w:val="0"/>
+                <w:bCs w:val="0"/>
+                <w:i w:val="0"/>
+                <w:iCs w:val="0"/>
+                <w:sz w:val="20"/>
+                <w:szCs w:val="20"/>
+                <w:lang w:val="pt-PT"/>
+              </w:rPr>
+              <w:t>RF0</w:t>
+            </w:r>
+            <w:r>
+              <w:rPr>
+                <w:rFonts w:ascii="Arial" w:hAnsi="Arial" w:eastAsia="Arial" w:cs="Arial"/>
+                <w:b w:val="0"/>
+                <w:bCs w:val="0"/>
+                <w:i w:val="0"/>
+                <w:iCs w:val="0"/>
+                <w:sz w:val="20"/>
+                <w:szCs w:val="20"/>
+                <w:lang w:val="pt-PT"/>
+              </w:rPr>
+              <w:t>6</w:t>
+            </w:r>
+          </w:p>
+        </w:tc>
+        <w:tc>
+          <w:tcPr>
+            <w:tcW w:w="2775" w:type="dxa"/>
+            <w:tcBorders>
+              <w:top w:val="double" w:color="000000" w:themeColor="text1" w:sz="12"/>
+              <w:left w:val="double" w:color="000000" w:themeColor="text1" w:sz="12"/>
+              <w:bottom w:val="single" w:color="000000" w:themeColor="text1" w:sz="12"/>
+              <w:right w:val="double" w:color="000000" w:themeColor="text1" w:sz="12"/>
+            </w:tcBorders>
+            <w:tcMar/>
+            <w:vAlign w:val="center"/>
+          </w:tcPr>
+          <w:p>
+            <w:pPr>
+              <w:pStyle w:val="Normal"/>
+              <w:bidi w:val="0"/>
+              <w:spacing w:line="278" w:lineRule="auto"/>
+              <w:jc w:val="center"/>
+              <w:rPr>
+                <w:rFonts w:ascii="Arial" w:hAnsi="Arial" w:eastAsia="Arial" w:cs="Arial"/>
+                <w:b w:val="0"/>
+                <w:bCs w:val="0"/>
+                <w:i w:val="0"/>
+                <w:iCs w:val="0"/>
+                <w:caps w:val="0"/>
+                <w:smallCaps w:val="0"/>
+                <w:noProof w:val="0"/>
+                <w:color w:val="000000" w:themeColor="text1" w:themeTint="FF" w:themeShade="FF"/>
+                <w:sz w:val="24"/>
+                <w:szCs w:val="24"/>
+                <w:lang w:val="pt-PT"/>
+              </w:rPr>
+            </w:pPr>
+            <w:r>
+              <w:rPr>
+                <w:rFonts w:ascii="Arial" w:hAnsi="Arial" w:eastAsia="Arial" w:cs="Arial"/>
+                <w:b w:val="0"/>
+                <w:bCs w:val="0"/>
+                <w:i w:val="0"/>
+                <w:iCs w:val="0"/>
+                <w:caps w:val="0"/>
+                <w:smallCaps w:val="0"/>
+                <w:noProof w:val="0"/>
+                <w:color w:val="000000" w:themeColor="text1" w:themeTint="FF" w:themeShade="FF"/>
+                <w:sz w:val="24"/>
+                <w:szCs w:val="24"/>
+                <w:lang w:val="pt-PT"/>
+              </w:rPr>
+              <w:t>Visão Macro</w:t>
+            </w:r>
+          </w:p>
+        </w:tc>
+        <w:tc>
+          <w:tcPr>
+            <w:tcW w:w="5310" w:type="dxa"/>
+            <w:tcBorders>
+              <w:top w:val="double" w:color="000000" w:themeColor="text1" w:sz="12"/>
+              <w:left w:val="double" w:color="000000" w:themeColor="text1" w:sz="12"/>
+              <w:bottom w:val="single" w:color="000000" w:themeColor="text1" w:sz="12"/>
+              <w:right w:val="single" w:color="000000" w:themeColor="text1" w:sz="12"/>
+            </w:tcBorders>
+            <w:tcMar/>
+            <w:vAlign w:val="center"/>
+          </w:tcPr>
+          <w:p>
+            <w:pPr>
+              <w:pStyle w:val="Normal"/>
+              <w:bidi w:val="0"/>
+              <w:spacing w:line="278" w:lineRule="auto"/>
+              <w:jc w:val="center"/>
+              <w:rPr>
+                <w:rFonts w:ascii="Arial" w:hAnsi="Arial" w:eastAsia="Arial" w:cs="Arial"/>
+                <w:b w:val="0"/>
+                <w:bCs w:val="0"/>
+                <w:i w:val="0"/>
+                <w:iCs w:val="0"/>
+                <w:caps w:val="0"/>
+                <w:smallCaps w:val="0"/>
+                <w:noProof w:val="0"/>
+                <w:color w:val="000000" w:themeColor="text1" w:themeTint="FF" w:themeShade="FF"/>
+                <w:sz w:val="24"/>
+                <w:szCs w:val="24"/>
+                <w:lang w:val="pt-PT"/>
+              </w:rPr>
+            </w:pPr>
+            <w:r>
+              <w:rPr>
+                <w:rFonts w:ascii="Arial" w:hAnsi="Arial" w:eastAsia="Arial" w:cs="Arial"/>
+                <w:b w:val="0"/>
+                <w:bCs w:val="0"/>
+                <w:i w:val="0"/>
+                <w:iCs w:val="0"/>
+                <w:caps w:val="0"/>
+                <w:smallCaps w:val="0"/>
+                <w:noProof w:val="0"/>
+                <w:color w:val="000000" w:themeColor="text1" w:themeTint="FF" w:themeShade="FF"/>
+                <w:sz w:val="24"/>
+                <w:szCs w:val="24"/>
+                <w:lang w:val="pt-PT"/>
+              </w:rPr>
+              <w:t>O sistrema deve permitir que o enfermeiro visualize todos os pacientes da UTI em uma visão macro.</w:t>
+            </w:r>
+          </w:p>
+        </w:tc>
+      </w:tr>
+      <w:tr>
+        <w:trPr>
+          <w:trHeight w:val="525"/>
+        </w:trPr>
+        <w:tc>
+          <w:tcPr>
+            <w:tcW w:w="810" w:type="dxa"/>
+            <w:tcBorders>
+              <w:top w:val="double" w:color="000000" w:themeColor="text1" w:sz="12"/>
+              <w:left w:val="single" w:color="000000" w:themeColor="text1" w:sz="12"/>
+              <w:bottom w:val="single" w:color="000000" w:themeColor="text1" w:sz="12"/>
+              <w:right w:val="double" w:color="000000" w:themeColor="text1" w:sz="12"/>
+            </w:tcBorders>
+            <w:tcMar/>
+            <w:vAlign w:val="center"/>
+          </w:tcPr>
+          <w:p>
+            <w:pPr>
+              <w:pStyle w:val="Normal"/>
+              <w:bidi w:val="0"/>
+              <w:jc w:val="left"/>
+              <w:rPr>
+                <w:rFonts w:ascii="Arial" w:hAnsi="Arial" w:eastAsia="Arial" w:cs="Arial"/>
+                <w:b w:val="0"/>
+                <w:bCs w:val="0"/>
+                <w:i w:val="0"/>
+                <w:iCs w:val="0"/>
+                <w:sz w:val="20"/>
+                <w:szCs w:val="20"/>
+                <w:lang w:val="pt-PT"/>
+              </w:rPr>
+            </w:pPr>
+            <w:r>
+              <w:rPr>
+                <w:rFonts w:ascii="Arial" w:hAnsi="Arial" w:eastAsia="Arial" w:cs="Arial"/>
+                <w:b w:val="0"/>
+                <w:bCs w:val="0"/>
+                <w:i w:val="0"/>
+                <w:iCs w:val="0"/>
+                <w:sz w:val="20"/>
+                <w:szCs w:val="20"/>
+                <w:lang w:val="pt-PT"/>
+              </w:rPr>
+              <w:t>RF07</w:t>
+            </w:r>
+          </w:p>
+        </w:tc>
+        <w:tc>
+          <w:tcPr>
+            <w:tcW w:w="2775" w:type="dxa"/>
+            <w:tcBorders>
+              <w:top w:val="double" w:color="000000" w:themeColor="text1" w:sz="12"/>
+              <w:left w:val="double" w:color="000000" w:themeColor="text1" w:sz="12"/>
+              <w:bottom w:val="single" w:color="000000" w:themeColor="text1" w:sz="12"/>
+              <w:right w:val="double" w:color="000000" w:themeColor="text1" w:sz="12"/>
+            </w:tcBorders>
+            <w:tcMar/>
+            <w:vAlign w:val="center"/>
+          </w:tcPr>
+          <w:p>
+            <w:pPr>
+              <w:pStyle w:val="Normal"/>
+              <w:bidi w:val="0"/>
+              <w:spacing w:line="278" w:lineRule="auto"/>
+              <w:rPr>
+                <w:rFonts w:ascii="Arial" w:hAnsi="Arial" w:eastAsia="Arial" w:cs="Arial"/>
+                <w:b w:val="0"/>
+                <w:bCs w:val="0"/>
+                <w:i w:val="0"/>
+                <w:iCs w:val="0"/>
+                <w:caps w:val="0"/>
+                <w:smallCaps w:val="0"/>
+                <w:noProof w:val="0"/>
+                <w:color w:val="000000" w:themeColor="text1" w:themeTint="FF" w:themeShade="FF"/>
+                <w:sz w:val="24"/>
+                <w:szCs w:val="24"/>
+                <w:lang w:val="pt-PT"/>
+              </w:rPr>
+            </w:pPr>
+            <w:r>
+              <w:rPr>
+                <w:rFonts w:ascii="Arial" w:hAnsi="Arial" w:eastAsia="Arial" w:cs="Arial"/>
+                <w:b w:val="0"/>
+                <w:bCs w:val="0"/>
+                <w:i w:val="0"/>
+                <w:iCs w:val="0"/>
+                <w:caps w:val="0"/>
+                <w:smallCaps w:val="0"/>
+                <w:noProof w:val="0"/>
+                <w:color w:val="000000" w:themeColor="text1" w:themeTint="FF" w:themeShade="FF"/>
+                <w:sz w:val="24"/>
+                <w:szCs w:val="24"/>
+                <w:lang w:val="pt-PT"/>
+              </w:rPr>
+              <w:t>Alertas automatizados</w:t>
+            </w:r>
+          </w:p>
+        </w:tc>
+        <w:tc>
+          <w:tcPr>
+            <w:tcW w:w="5310" w:type="dxa"/>
+            <w:tcBorders>
+              <w:top w:val="double" w:color="000000" w:themeColor="text1" w:sz="12"/>
+              <w:left w:val="double" w:color="000000" w:themeColor="text1" w:sz="12"/>
+              <w:bottom w:val="single" w:color="000000" w:themeColor="text1" w:sz="12"/>
+              <w:right w:val="single" w:color="000000" w:themeColor="text1" w:sz="12"/>
+            </w:tcBorders>
+            <w:tcMar/>
+            <w:vAlign w:val="center"/>
+          </w:tcPr>
+          <w:p>
+            <w:pPr>
+              <w:pStyle w:val="Normal"/>
+              <w:bidi w:val="0"/>
+              <w:spacing w:line="278" w:lineRule="auto"/>
+              <w:rPr>
+                <w:rFonts w:ascii="Arial" w:hAnsi="Arial" w:eastAsia="Arial" w:cs="Arial"/>
+                <w:b w:val="0"/>
+                <w:bCs w:val="0"/>
+                <w:i w:val="0"/>
+                <w:iCs w:val="0"/>
+                <w:caps w:val="0"/>
+                <w:smallCaps w:val="0"/>
+                <w:noProof w:val="0"/>
+                <w:color w:val="000000" w:themeColor="text1" w:themeTint="FF" w:themeShade="FF"/>
+                <w:sz w:val="24"/>
+                <w:szCs w:val="24"/>
+                <w:lang w:val="pt-PT"/>
+              </w:rPr>
+            </w:pPr>
+            <w:r>
+              <w:rPr>
+                <w:rFonts w:ascii="Arial" w:hAnsi="Arial" w:eastAsia="Arial" w:cs="Arial"/>
+                <w:b w:val="0"/>
+                <w:bCs w:val="0"/>
+                <w:i w:val="0"/>
+                <w:iCs w:val="0"/>
+                <w:caps w:val="0"/>
+                <w:smallCaps w:val="0"/>
+                <w:noProof w:val="0"/>
+                <w:color w:val="000000" w:themeColor="text1" w:themeTint="FF" w:themeShade="FF"/>
+                <w:sz w:val="24"/>
+                <w:szCs w:val="24"/>
+                <w:lang w:val="pt-PT"/>
+              </w:rPr>
+              <w:t>O sistema deve emitir alertas quando a temperatura do paciente estiver incomum.</w:t>
+            </w:r>
+          </w:p>
+        </w:tc>
+      </w:tr>
+      <w:tr>
+        <w:trPr>
+          <w:trHeight w:val="525"/>
+        </w:trPr>
+        <w:tc>
+          <w:tcPr>
+            <w:tcW w:w="810" w:type="dxa"/>
+            <w:tcBorders>
+              <w:top w:val="double" w:color="000000" w:themeColor="text1" w:sz="12"/>
+              <w:left w:val="single" w:color="000000" w:themeColor="text1" w:sz="12"/>
+              <w:bottom w:val="single" w:color="000000" w:themeColor="text1" w:sz="12"/>
+              <w:right w:val="double" w:color="000000" w:themeColor="text1" w:sz="12"/>
+            </w:tcBorders>
+            <w:tcMar/>
+            <w:vAlign w:val="center"/>
+          </w:tcPr>
+          <w:p>
+            <w:pPr>
+              <w:pStyle w:val="Normal"/>
+              <w:bidi w:val="0"/>
+              <w:jc w:val="left"/>
+              <w:rPr>
+                <w:rFonts w:ascii="Arial" w:hAnsi="Arial" w:eastAsia="Arial" w:cs="Arial"/>
+                <w:b w:val="0"/>
+                <w:bCs w:val="0"/>
+                <w:i w:val="0"/>
+                <w:iCs w:val="0"/>
+                <w:sz w:val="20"/>
+                <w:szCs w:val="20"/>
+                <w:lang w:val="pt-PT"/>
+              </w:rPr>
+            </w:pPr>
+            <w:r>
+              <w:rPr>
+                <w:rFonts w:ascii="Arial" w:hAnsi="Arial" w:eastAsia="Arial" w:cs="Arial"/>
+                <w:b w:val="0"/>
+                <w:bCs w:val="0"/>
+                <w:i w:val="0"/>
+                <w:iCs w:val="0"/>
+                <w:sz w:val="20"/>
+                <w:szCs w:val="20"/>
+                <w:lang w:val="pt-PT"/>
+              </w:rPr>
+              <w:t>RF08</w:t>
+            </w:r>
+          </w:p>
+        </w:tc>
+        <w:tc>
+          <w:tcPr>
+            <w:tcW w:w="2775" w:type="dxa"/>
+            <w:tcBorders>
+              <w:top w:val="double" w:color="000000" w:themeColor="text1" w:sz="12"/>
+              <w:left w:val="double" w:color="000000" w:themeColor="text1" w:sz="12"/>
+              <w:bottom w:val="single" w:color="000000" w:themeColor="text1" w:sz="12"/>
+              <w:right w:val="double" w:color="000000" w:themeColor="text1" w:sz="12"/>
+            </w:tcBorders>
+            <w:tcMar/>
+            <w:vAlign w:val="center"/>
+          </w:tcPr>
+          <w:p>
+            <w:pPr>
+              <w:pStyle w:val="Normal"/>
+              <w:bidi w:val="0"/>
+              <w:spacing w:line="278" w:lineRule="auto"/>
+              <w:rPr>
+                <w:rFonts w:ascii="Arial" w:hAnsi="Arial" w:eastAsia="Arial" w:cs="Arial"/>
+                <w:b w:val="0"/>
+                <w:bCs w:val="0"/>
+                <w:i w:val="0"/>
+                <w:iCs w:val="0"/>
+                <w:caps w:val="0"/>
+                <w:smallCaps w:val="0"/>
+                <w:noProof w:val="0"/>
+                <w:color w:val="000000" w:themeColor="text1" w:themeTint="FF" w:themeShade="FF"/>
+                <w:sz w:val="24"/>
+                <w:szCs w:val="24"/>
+                <w:lang w:val="pt-PT"/>
+              </w:rPr>
+            </w:pPr>
+            <w:r>
+              <w:rPr>
+                <w:rFonts w:ascii="Arial" w:hAnsi="Arial" w:eastAsia="Arial" w:cs="Arial"/>
+                <w:b w:val="0"/>
+                <w:bCs w:val="0"/>
+                <w:i w:val="0"/>
+                <w:iCs w:val="0"/>
+                <w:caps w:val="0"/>
+                <w:smallCaps w:val="0"/>
+                <w:noProof w:val="0"/>
+                <w:color w:val="000000" w:themeColor="text1" w:themeTint="FF" w:themeShade="FF"/>
+                <w:sz w:val="24"/>
+                <w:szCs w:val="24"/>
+                <w:lang w:val="pt-PT"/>
+              </w:rPr>
+              <w:t>Histórico de temperatura</w:t>
+            </w:r>
+          </w:p>
+        </w:tc>
+        <w:tc>
+          <w:tcPr>
+            <w:tcW w:w="5310" w:type="dxa"/>
+            <w:tcBorders>
+              <w:top w:val="double" w:color="000000" w:themeColor="text1" w:sz="12"/>
+              <w:left w:val="double" w:color="000000" w:themeColor="text1" w:sz="12"/>
+              <w:bottom w:val="single" w:color="000000" w:themeColor="text1" w:sz="12"/>
+              <w:right w:val="single" w:color="000000" w:themeColor="text1" w:sz="12"/>
+            </w:tcBorders>
+            <w:tcMar/>
+            <w:vAlign w:val="center"/>
+          </w:tcPr>
+          <w:p>
+            <w:pPr>
+              <w:pStyle w:val="Normal"/>
+              <w:bidi w:val="0"/>
+              <w:spacing w:line="278" w:lineRule="auto"/>
+              <w:rPr>
+                <w:rFonts w:ascii="Arial" w:hAnsi="Arial" w:eastAsia="Arial" w:cs="Arial"/>
+                <w:b w:val="0"/>
+                <w:bCs w:val="0"/>
+                <w:i w:val="0"/>
+                <w:iCs w:val="0"/>
+                <w:caps w:val="0"/>
+                <w:smallCaps w:val="0"/>
+                <w:noProof w:val="0"/>
+                <w:color w:val="000000" w:themeColor="text1" w:themeTint="FF" w:themeShade="FF"/>
+                <w:sz w:val="24"/>
+                <w:szCs w:val="24"/>
+                <w:lang w:val="pt-PT"/>
+              </w:rPr>
+            </w:pPr>
+            <w:r>
+              <w:rPr>
+                <w:rFonts w:ascii="Arial" w:hAnsi="Arial" w:eastAsia="Arial" w:cs="Arial"/>
+                <w:b w:val="0"/>
+                <w:bCs w:val="0"/>
+                <w:i w:val="0"/>
+                <w:iCs w:val="0"/>
+                <w:caps w:val="0"/>
+                <w:smallCaps w:val="0"/>
+                <w:noProof w:val="0"/>
+                <w:color w:val="000000" w:themeColor="text1" w:themeTint="FF" w:themeShade="FF"/>
+                <w:sz w:val="24"/>
+                <w:szCs w:val="24"/>
+                <w:lang w:val="pt-PT"/>
+              </w:rPr>
+              <w:t>O sistema deve armazenar e exibir um histórico de temperatura dos pacientes.</w:t>
+            </w:r>
+          </w:p>
+        </w:tc>
+      </w:tr>
+      <w:tr>
+        <w:trPr>
+          <w:trHeight w:val="525"/>
+        </w:trPr>
+        <w:tc>
+          <w:tcPr>
+            <w:tcW w:w="810" w:type="dxa"/>
+            <w:tcBorders>
+              <w:top w:val="double" w:color="000000" w:themeColor="text1" w:sz="12"/>
+              <w:left w:val="single" w:color="000000" w:themeColor="text1" w:sz="12"/>
+              <w:bottom w:val="single" w:color="000000" w:themeColor="text1" w:sz="12"/>
+              <w:right w:val="double" w:color="000000" w:themeColor="text1" w:sz="12"/>
+            </w:tcBorders>
+            <w:tcMar/>
+            <w:vAlign w:val="center"/>
+          </w:tcPr>
+          <w:p>
+            <w:pPr>
+              <w:pStyle w:val="Normal"/>
+              <w:bidi w:val="0"/>
+              <w:jc w:val="left"/>
+              <w:rPr>
+                <w:rFonts w:ascii="Arial" w:hAnsi="Arial" w:eastAsia="Arial" w:cs="Arial"/>
+                <w:b w:val="0"/>
+                <w:bCs w:val="0"/>
+                <w:i w:val="0"/>
+                <w:iCs w:val="0"/>
+                <w:sz w:val="20"/>
+                <w:szCs w:val="20"/>
+                <w:lang w:val="pt-PT"/>
+              </w:rPr>
+            </w:pPr>
+            <w:r>
+              <w:rPr>
+                <w:rFonts w:ascii="Arial" w:hAnsi="Arial" w:eastAsia="Arial" w:cs="Arial"/>
+                <w:b w:val="0"/>
+                <w:bCs w:val="0"/>
+                <w:i w:val="0"/>
+                <w:iCs w:val="0"/>
+                <w:sz w:val="20"/>
+                <w:szCs w:val="20"/>
+                <w:lang w:val="pt-PT"/>
+              </w:rPr>
+              <w:t>RF09</w:t>
+            </w:r>
+          </w:p>
+        </w:tc>
+        <w:tc>
+          <w:tcPr>
+            <w:tcW w:w="2775" w:type="dxa"/>
+            <w:tcBorders>
+              <w:top w:val="double" w:color="000000" w:themeColor="text1" w:sz="12"/>
+              <w:left w:val="double" w:color="000000" w:themeColor="text1" w:sz="12"/>
+              <w:bottom w:val="single" w:color="000000" w:themeColor="text1" w:sz="12"/>
+              <w:right w:val="double" w:color="000000" w:themeColor="text1" w:sz="12"/>
+            </w:tcBorders>
+            <w:tcMar/>
+            <w:vAlign w:val="center"/>
+          </w:tcPr>
+          <w:p>
+            <w:pPr>
+              <w:pStyle w:val="Normal"/>
+              <w:bidi w:val="0"/>
+              <w:spacing w:line="278" w:lineRule="auto"/>
+              <w:rPr>
+                <w:rFonts w:ascii="Arial" w:hAnsi="Arial" w:eastAsia="Arial" w:cs="Arial"/>
+                <w:b w:val="0"/>
+                <w:bCs w:val="0"/>
+                <w:i w:val="0"/>
+                <w:iCs w:val="0"/>
+                <w:caps w:val="0"/>
+                <w:smallCaps w:val="0"/>
+                <w:noProof w:val="0"/>
+                <w:color w:val="000000" w:themeColor="text1" w:themeTint="FF" w:themeShade="FF"/>
+                <w:sz w:val="24"/>
+                <w:szCs w:val="24"/>
+                <w:lang w:val="pt-PT"/>
+              </w:rPr>
+            </w:pPr>
+            <w:r>
+              <w:rPr>
+                <w:rFonts w:ascii="Arial" w:hAnsi="Arial" w:eastAsia="Arial" w:cs="Arial"/>
+                <w:b w:val="0"/>
+                <w:bCs w:val="0"/>
+                <w:i w:val="0"/>
+                <w:iCs w:val="0"/>
+                <w:caps w:val="0"/>
+                <w:smallCaps w:val="0"/>
+                <w:noProof w:val="0"/>
+                <w:color w:val="000000" w:themeColor="text1" w:themeTint="FF" w:themeShade="FF"/>
+                <w:sz w:val="24"/>
+                <w:szCs w:val="24"/>
+                <w:lang w:val="pt-PT"/>
+              </w:rPr>
+              <w:t>KPI’s</w:t>
+            </w:r>
+            <w:r>
+              <w:rPr>
+                <w:rFonts w:ascii="Arial" w:hAnsi="Arial" w:eastAsia="Arial" w:cs="Arial"/>
+                <w:b w:val="0"/>
+                <w:bCs w:val="0"/>
+                <w:i w:val="0"/>
+                <w:iCs w:val="0"/>
+                <w:caps w:val="0"/>
+                <w:smallCaps w:val="0"/>
+                <w:noProof w:val="0"/>
+                <w:color w:val="000000" w:themeColor="text1" w:themeTint="FF" w:themeShade="FF"/>
+                <w:sz w:val="24"/>
+                <w:szCs w:val="24"/>
+                <w:lang w:val="pt-PT"/>
+              </w:rPr>
+              <w:t xml:space="preserve"> na dashboard geral</w:t>
+            </w:r>
+          </w:p>
+        </w:tc>
+        <w:tc>
+          <w:tcPr>
+            <w:tcW w:w="5310" w:type="dxa"/>
+            <w:tcBorders>
+              <w:top w:val="double" w:color="000000" w:themeColor="text1" w:sz="12"/>
+              <w:left w:val="double" w:color="000000" w:themeColor="text1" w:sz="12"/>
+              <w:bottom w:val="single" w:color="000000" w:themeColor="text1" w:sz="12"/>
+              <w:right w:val="single" w:color="000000" w:themeColor="text1" w:sz="12"/>
+            </w:tcBorders>
+            <w:tcMar/>
+            <w:vAlign w:val="center"/>
+          </w:tcPr>
+          <w:p>
+            <w:pPr>
+              <w:pStyle w:val="Normal"/>
+              <w:bidi w:val="0"/>
+              <w:spacing w:line="278" w:lineRule="auto"/>
+              <w:rPr>
+                <w:rFonts w:ascii="Arial" w:hAnsi="Arial" w:eastAsia="Arial" w:cs="Arial"/>
+                <w:b w:val="0"/>
+                <w:bCs w:val="0"/>
+                <w:i w:val="0"/>
+                <w:iCs w:val="0"/>
+                <w:caps w:val="0"/>
+                <w:smallCaps w:val="0"/>
+                <w:noProof w:val="0"/>
+                <w:color w:val="000000" w:themeColor="text1" w:themeTint="FF" w:themeShade="FF"/>
+                <w:sz w:val="24"/>
+                <w:szCs w:val="24"/>
+                <w:lang w:val="pt-PT"/>
+              </w:rPr>
+            </w:pPr>
+            <w:r>
+              <w:rPr>
+                <w:rFonts w:ascii="Arial" w:hAnsi="Arial" w:eastAsia="Arial" w:cs="Arial"/>
+                <w:b w:val="0"/>
+                <w:bCs w:val="0"/>
+                <w:i w:val="0"/>
+                <w:iCs w:val="0"/>
+                <w:caps w:val="0"/>
+                <w:smallCaps w:val="0"/>
+                <w:noProof w:val="0"/>
+                <w:color w:val="000000" w:themeColor="text1" w:themeTint="FF" w:themeShade="FF"/>
+                <w:sz w:val="24"/>
+                <w:szCs w:val="24"/>
+                <w:lang w:val="pt-PT"/>
+              </w:rPr>
+              <w:t xml:space="preserve">A </w:t>
+            </w:r>
+            <w:r>
+              <w:rPr>
+                <w:rFonts w:ascii="Arial" w:hAnsi="Arial" w:eastAsia="Arial" w:cs="Arial"/>
+                <w:b w:val="0"/>
+                <w:bCs w:val="0"/>
+                <w:i w:val="0"/>
+                <w:iCs w:val="0"/>
+                <w:caps w:val="0"/>
+                <w:smallCaps w:val="0"/>
+                <w:noProof w:val="0"/>
+                <w:color w:val="000000" w:themeColor="text1" w:themeTint="FF" w:themeShade="FF"/>
+                <w:sz w:val="24"/>
+                <w:szCs w:val="24"/>
+                <w:lang w:val="pt-PT"/>
+              </w:rPr>
+              <w:t>dashboard</w:t>
+            </w:r>
+            <w:r>
+              <w:rPr>
+                <w:rFonts w:ascii="Arial" w:hAnsi="Arial" w:eastAsia="Arial" w:cs="Arial"/>
+                <w:b w:val="0"/>
+                <w:bCs w:val="0"/>
+                <w:i w:val="0"/>
+                <w:iCs w:val="0"/>
+                <w:caps w:val="0"/>
+                <w:smallCaps w:val="0"/>
+                <w:noProof w:val="0"/>
+                <w:color w:val="000000" w:themeColor="text1" w:themeTint="FF" w:themeShade="FF"/>
+                <w:sz w:val="24"/>
+                <w:szCs w:val="24"/>
+                <w:lang w:val="pt-PT"/>
+              </w:rPr>
+              <w:t xml:space="preserve"> geral deve conter </w:t>
+            </w:r>
+            <w:r>
+              <w:rPr>
+                <w:rFonts w:ascii="Arial" w:hAnsi="Arial" w:eastAsia="Arial" w:cs="Arial"/>
+                <w:b w:val="0"/>
+                <w:bCs w:val="0"/>
+                <w:i w:val="0"/>
+                <w:iCs w:val="0"/>
+                <w:caps w:val="0"/>
+                <w:smallCaps w:val="0"/>
+                <w:noProof w:val="0"/>
+                <w:color w:val="000000" w:themeColor="text1" w:themeTint="FF" w:themeShade="FF"/>
+                <w:sz w:val="24"/>
+                <w:szCs w:val="24"/>
+                <w:lang w:val="pt-PT"/>
+              </w:rPr>
+              <w:t>KPI’s</w:t>
+            </w:r>
+            <w:r>
+              <w:rPr>
+                <w:rFonts w:ascii="Arial" w:hAnsi="Arial" w:eastAsia="Arial" w:cs="Arial"/>
+                <w:b w:val="0"/>
+                <w:bCs w:val="0"/>
+                <w:i w:val="0"/>
+                <w:iCs w:val="0"/>
+                <w:caps w:val="0"/>
+                <w:smallCaps w:val="0"/>
+                <w:noProof w:val="0"/>
+                <w:color w:val="000000" w:themeColor="text1" w:themeTint="FF" w:themeShade="FF"/>
+                <w:sz w:val="24"/>
+                <w:szCs w:val="24"/>
+                <w:lang w:val="pt-PT"/>
+              </w:rPr>
+              <w:t xml:space="preserve"> que exibam quantos pacientes estão em cada nível de alerta.</w:t>
+            </w:r>
+          </w:p>
+        </w:tc>
+      </w:tr>
+      <w:tr>
+        <w:trPr>
+          <w:trHeight w:val="525"/>
+        </w:trPr>
+        <w:tc>
+          <w:tcPr>
+            <w:tcW w:w="810" w:type="dxa"/>
+            <w:tcBorders>
+              <w:top w:val="double" w:color="000000" w:themeColor="text1" w:sz="12"/>
+              <w:left w:val="single" w:color="000000" w:themeColor="text1" w:sz="12"/>
+              <w:bottom w:val="single" w:color="000000" w:themeColor="text1" w:sz="12"/>
+              <w:right w:val="double" w:color="000000" w:themeColor="text1" w:sz="12"/>
+            </w:tcBorders>
+            <w:tcMar/>
+            <w:vAlign w:val="center"/>
+          </w:tcPr>
+          <w:p>
+            <w:pPr>
+              <w:pStyle w:val="Normal"/>
+              <w:bidi w:val="0"/>
+              <w:jc w:val="left"/>
+              <w:rPr>
+                <w:rFonts w:ascii="Arial" w:hAnsi="Arial" w:eastAsia="Arial" w:cs="Arial"/>
+                <w:b w:val="0"/>
+                <w:bCs w:val="0"/>
+                <w:i w:val="0"/>
+                <w:iCs w:val="0"/>
+                <w:sz w:val="20"/>
+                <w:szCs w:val="20"/>
+                <w:lang w:val="pt-PT"/>
+              </w:rPr>
+            </w:pPr>
+            <w:r>
+              <w:rPr>
+                <w:rFonts w:ascii="Arial" w:hAnsi="Arial" w:eastAsia="Arial" w:cs="Arial"/>
+                <w:b w:val="0"/>
+                <w:bCs w:val="0"/>
+                <w:i w:val="0"/>
+                <w:iCs w:val="0"/>
+                <w:sz w:val="20"/>
+                <w:szCs w:val="20"/>
+                <w:lang w:val="pt-PT"/>
+              </w:rPr>
+              <w:t>RF10</w:t>
+            </w:r>
+          </w:p>
+        </w:tc>
+        <w:tc>
+          <w:tcPr>
+            <w:tcW w:w="2775" w:type="dxa"/>
+            <w:tcBorders>
+              <w:top w:val="double" w:color="000000" w:themeColor="text1" w:sz="12"/>
+              <w:left w:val="double" w:color="000000" w:themeColor="text1" w:sz="12"/>
+              <w:bottom w:val="single" w:color="000000" w:themeColor="text1" w:sz="12"/>
+              <w:right w:val="double" w:color="000000" w:themeColor="text1" w:sz="12"/>
+            </w:tcBorders>
+            <w:tcMar/>
+            <w:vAlign w:val="center"/>
+          </w:tcPr>
+          <w:p>
+            <w:pPr>
+              <w:pStyle w:val="Normal"/>
+              <w:bidi w:val="0"/>
+              <w:spacing w:line="278" w:lineRule="auto"/>
+              <w:rPr>
+                <w:rFonts w:ascii="Arial" w:hAnsi="Arial" w:eastAsia="Arial" w:cs="Arial"/>
+                <w:b w:val="0"/>
+                <w:bCs w:val="0"/>
+                <w:i w:val="0"/>
+                <w:iCs w:val="0"/>
+                <w:caps w:val="0"/>
+                <w:smallCaps w:val="0"/>
+                <w:noProof w:val="0"/>
+                <w:color w:val="000000" w:themeColor="text1" w:themeTint="FF" w:themeShade="FF"/>
+                <w:sz w:val="24"/>
+                <w:szCs w:val="24"/>
+                <w:lang w:val="pt-PT"/>
+              </w:rPr>
+            </w:pPr>
+            <w:r>
+              <w:rPr>
+                <w:rFonts w:ascii="Arial" w:hAnsi="Arial" w:eastAsia="Arial" w:cs="Arial"/>
+                <w:b w:val="0"/>
+                <w:bCs w:val="0"/>
+                <w:i w:val="0"/>
+                <w:iCs w:val="0"/>
+                <w:caps w:val="0"/>
+                <w:smallCaps w:val="0"/>
+                <w:noProof w:val="0"/>
+                <w:color w:val="000000" w:themeColor="text1" w:themeTint="FF" w:themeShade="FF"/>
+                <w:sz w:val="24"/>
+                <w:szCs w:val="24"/>
+                <w:lang w:val="pt-PT"/>
+              </w:rPr>
+              <w:t>Alerta visual na dashboard geral</w:t>
+            </w:r>
+          </w:p>
+        </w:tc>
+        <w:tc>
+          <w:tcPr>
+            <w:tcW w:w="5310" w:type="dxa"/>
+            <w:tcBorders>
+              <w:top w:val="double" w:color="000000" w:themeColor="text1" w:sz="12"/>
+              <w:left w:val="double" w:color="000000" w:themeColor="text1" w:sz="12"/>
+              <w:bottom w:val="single" w:color="000000" w:themeColor="text1" w:sz="12"/>
+              <w:right w:val="single" w:color="000000" w:themeColor="text1" w:sz="12"/>
+            </w:tcBorders>
+            <w:tcMar/>
+            <w:vAlign w:val="center"/>
+          </w:tcPr>
+          <w:p>
+            <w:pPr>
+              <w:pStyle w:val="Normal"/>
+              <w:bidi w:val="0"/>
+              <w:spacing w:line="278" w:lineRule="auto"/>
+              <w:rPr>
+                <w:rFonts w:ascii="Arial" w:hAnsi="Arial" w:eastAsia="Arial" w:cs="Arial"/>
+                <w:b w:val="0"/>
+                <w:bCs w:val="0"/>
+                <w:i w:val="0"/>
+                <w:iCs w:val="0"/>
+                <w:caps w:val="0"/>
+                <w:smallCaps w:val="0"/>
+                <w:noProof w:val="0"/>
+                <w:color w:val="000000" w:themeColor="text1" w:themeTint="FF" w:themeShade="FF"/>
+                <w:sz w:val="24"/>
+                <w:szCs w:val="24"/>
+                <w:lang w:val="pt-PT"/>
+              </w:rPr>
+            </w:pPr>
+            <w:r>
+              <w:rPr>
+                <w:rFonts w:ascii="Arial" w:hAnsi="Arial" w:eastAsia="Arial" w:cs="Arial"/>
+                <w:b w:val="0"/>
+                <w:bCs w:val="0"/>
+                <w:i w:val="0"/>
+                <w:iCs w:val="0"/>
+                <w:caps w:val="0"/>
+                <w:smallCaps w:val="0"/>
+                <w:noProof w:val="0"/>
+                <w:color w:val="000000" w:themeColor="text1" w:themeTint="FF" w:themeShade="FF"/>
+                <w:sz w:val="24"/>
+                <w:szCs w:val="24"/>
+                <w:lang w:val="pt-PT"/>
+              </w:rPr>
+              <w:t xml:space="preserve">Os </w:t>
+            </w:r>
+            <w:r>
+              <w:rPr>
+                <w:rFonts w:ascii="Arial" w:hAnsi="Arial" w:eastAsia="Arial" w:cs="Arial"/>
+                <w:b w:val="0"/>
+                <w:bCs w:val="0"/>
+                <w:i w:val="0"/>
+                <w:iCs w:val="0"/>
+                <w:caps w:val="0"/>
+                <w:smallCaps w:val="0"/>
+                <w:noProof w:val="0"/>
+                <w:color w:val="000000" w:themeColor="text1" w:themeTint="FF" w:themeShade="FF"/>
+                <w:sz w:val="24"/>
+                <w:szCs w:val="24"/>
+                <w:lang w:val="pt-PT"/>
+              </w:rPr>
+              <w:t>cards</w:t>
+            </w:r>
+            <w:r>
+              <w:rPr>
+                <w:rFonts w:ascii="Arial" w:hAnsi="Arial" w:eastAsia="Arial" w:cs="Arial"/>
+                <w:b w:val="0"/>
+                <w:bCs w:val="0"/>
+                <w:i w:val="0"/>
+                <w:iCs w:val="0"/>
+                <w:caps w:val="0"/>
+                <w:smallCaps w:val="0"/>
+                <w:noProof w:val="0"/>
+                <w:color w:val="000000" w:themeColor="text1" w:themeTint="FF" w:themeShade="FF"/>
+                <w:sz w:val="24"/>
+                <w:szCs w:val="24"/>
+                <w:lang w:val="pt-PT"/>
+              </w:rPr>
+              <w:t xml:space="preserve"> dos pacientes na </w:t>
+            </w:r>
+            <w:r>
+              <w:rPr>
+                <w:rFonts w:ascii="Arial" w:hAnsi="Arial" w:eastAsia="Arial" w:cs="Arial"/>
+                <w:b w:val="0"/>
+                <w:bCs w:val="0"/>
+                <w:i w:val="0"/>
+                <w:iCs w:val="0"/>
+                <w:caps w:val="0"/>
+                <w:smallCaps w:val="0"/>
+                <w:noProof w:val="0"/>
+                <w:color w:val="000000" w:themeColor="text1" w:themeTint="FF" w:themeShade="FF"/>
+                <w:sz w:val="24"/>
+                <w:szCs w:val="24"/>
+                <w:lang w:val="pt-PT"/>
+              </w:rPr>
+              <w:t>dashboard</w:t>
+            </w:r>
+            <w:r>
+              <w:rPr>
+                <w:rFonts w:ascii="Arial" w:hAnsi="Arial" w:eastAsia="Arial" w:cs="Arial"/>
+                <w:b w:val="0"/>
+                <w:bCs w:val="0"/>
+                <w:i w:val="0"/>
+                <w:iCs w:val="0"/>
+                <w:caps w:val="0"/>
+                <w:smallCaps w:val="0"/>
+                <w:noProof w:val="0"/>
+                <w:color w:val="000000" w:themeColor="text1" w:themeTint="FF" w:themeShade="FF"/>
+                <w:sz w:val="24"/>
+                <w:szCs w:val="24"/>
+                <w:lang w:val="pt-PT"/>
+              </w:rPr>
+              <w:t xml:space="preserve"> geral devem emitir um alerta visual, para avisar que eles estão em estado de alerta.</w:t>
+            </w:r>
+          </w:p>
+        </w:tc>
+      </w:tr>
+      <w:tr>
+        <w:trPr>
+          <w:trHeight w:val="525"/>
+        </w:trPr>
+        <w:tc>
+          <w:tcPr>
+            <w:tcW w:w="810" w:type="dxa"/>
+            <w:tcBorders>
+              <w:top w:val="double" w:color="000000" w:themeColor="text1" w:sz="12"/>
+              <w:left w:val="single" w:color="000000" w:themeColor="text1" w:sz="12"/>
+              <w:bottom w:val="single" w:color="000000" w:themeColor="text1" w:sz="12"/>
+              <w:right w:val="double" w:color="000000" w:themeColor="text1" w:sz="12"/>
+            </w:tcBorders>
+            <w:tcMar/>
+            <w:vAlign w:val="center"/>
+          </w:tcPr>
+          <w:p>
+            <w:pPr>
+              <w:pStyle w:val="Normal"/>
+              <w:bidi w:val="0"/>
+              <w:jc w:val="left"/>
+              <w:rPr>
+                <w:rFonts w:ascii="Arial" w:hAnsi="Arial" w:eastAsia="Arial" w:cs="Arial"/>
+                <w:b w:val="0"/>
+                <w:bCs w:val="0"/>
+                <w:i w:val="0"/>
+                <w:iCs w:val="0"/>
+                <w:sz w:val="20"/>
+                <w:szCs w:val="20"/>
+                <w:lang w:val="pt-PT"/>
+              </w:rPr>
+            </w:pPr>
+            <w:r>
+              <w:rPr>
+                <w:rFonts w:ascii="Arial" w:hAnsi="Arial" w:eastAsia="Arial" w:cs="Arial"/>
+                <w:b w:val="0"/>
+                <w:bCs w:val="0"/>
+                <w:i w:val="0"/>
+                <w:iCs w:val="0"/>
+                <w:sz w:val="20"/>
+                <w:szCs w:val="20"/>
+                <w:lang w:val="pt-PT"/>
+              </w:rPr>
+              <w:t>RF11</w:t>
+            </w:r>
+          </w:p>
+        </w:tc>
+        <w:tc>
+          <w:tcPr>
+            <w:tcW w:w="2775" w:type="dxa"/>
+            <w:tcBorders>
+              <w:top w:val="double" w:color="000000" w:themeColor="text1" w:sz="12"/>
+              <w:left w:val="double" w:color="000000" w:themeColor="text1" w:sz="12"/>
+              <w:bottom w:val="single" w:color="000000" w:themeColor="text1" w:sz="12"/>
+              <w:right w:val="double" w:color="000000" w:themeColor="text1" w:sz="12"/>
+            </w:tcBorders>
+            <w:tcMar/>
+            <w:vAlign w:val="center"/>
+          </w:tcPr>
+          <w:p>
+            <w:pPr>
+              <w:pStyle w:val="Normal"/>
+              <w:bidi w:val="0"/>
+              <w:spacing w:line="278" w:lineRule="auto"/>
+              <w:rPr>
+                <w:rFonts w:ascii="Arial" w:hAnsi="Arial" w:eastAsia="Arial" w:cs="Arial"/>
+                <w:b w:val="0"/>
+                <w:bCs w:val="0"/>
+                <w:i w:val="0"/>
+                <w:iCs w:val="0"/>
+                <w:caps w:val="0"/>
+                <w:smallCaps w:val="0"/>
+                <w:noProof w:val="0"/>
+                <w:color w:val="000000" w:themeColor="text1" w:themeTint="FF" w:themeShade="FF"/>
+                <w:sz w:val="24"/>
+                <w:szCs w:val="24"/>
+                <w:lang w:val="pt-PT"/>
+              </w:rPr>
+            </w:pPr>
+            <w:r>
+              <w:rPr>
+                <w:rFonts w:ascii="Arial" w:hAnsi="Arial" w:eastAsia="Arial" w:cs="Arial"/>
+                <w:b w:val="0"/>
+                <w:bCs w:val="0"/>
+                <w:i w:val="0"/>
+                <w:iCs w:val="0"/>
+                <w:caps w:val="0"/>
+                <w:smallCaps w:val="0"/>
+                <w:noProof w:val="0"/>
+                <w:color w:val="000000" w:themeColor="text1" w:themeTint="FF" w:themeShade="FF"/>
+                <w:sz w:val="24"/>
+                <w:szCs w:val="24"/>
+                <w:lang w:val="pt-PT"/>
+              </w:rPr>
+              <w:t>KPI’s</w:t>
+            </w:r>
+            <w:r>
+              <w:rPr>
+                <w:rFonts w:ascii="Arial" w:hAnsi="Arial" w:eastAsia="Arial" w:cs="Arial"/>
+                <w:b w:val="0"/>
+                <w:bCs w:val="0"/>
+                <w:i w:val="0"/>
+                <w:iCs w:val="0"/>
+                <w:caps w:val="0"/>
+                <w:smallCaps w:val="0"/>
+                <w:noProof w:val="0"/>
+                <w:color w:val="000000" w:themeColor="text1" w:themeTint="FF" w:themeShade="FF"/>
+                <w:sz w:val="24"/>
+                <w:szCs w:val="24"/>
+                <w:lang w:val="pt-PT"/>
+              </w:rPr>
+              <w:t xml:space="preserve"> na </w:t>
+            </w:r>
+            <w:r>
+              <w:rPr>
+                <w:rFonts w:ascii="Arial" w:hAnsi="Arial" w:eastAsia="Arial" w:cs="Arial"/>
+                <w:b w:val="0"/>
+                <w:bCs w:val="0"/>
+                <w:i w:val="0"/>
+                <w:iCs w:val="0"/>
+                <w:caps w:val="0"/>
+                <w:smallCaps w:val="0"/>
+                <w:noProof w:val="0"/>
+                <w:color w:val="000000" w:themeColor="text1" w:themeTint="FF" w:themeShade="FF"/>
+                <w:sz w:val="24"/>
+                <w:szCs w:val="24"/>
+                <w:lang w:val="pt-PT"/>
+              </w:rPr>
+              <w:t>dashboard</w:t>
+            </w:r>
+            <w:r>
+              <w:rPr>
+                <w:rFonts w:ascii="Arial" w:hAnsi="Arial" w:eastAsia="Arial" w:cs="Arial"/>
+                <w:b w:val="0"/>
+                <w:bCs w:val="0"/>
+                <w:i w:val="0"/>
+                <w:iCs w:val="0"/>
+                <w:caps w:val="0"/>
+                <w:smallCaps w:val="0"/>
+                <w:noProof w:val="0"/>
+                <w:color w:val="000000" w:themeColor="text1" w:themeTint="FF" w:themeShade="FF"/>
+                <w:sz w:val="24"/>
+                <w:szCs w:val="24"/>
+                <w:lang w:val="pt-PT"/>
+              </w:rPr>
+              <w:t xml:space="preserve"> especifica</w:t>
+            </w:r>
+          </w:p>
+        </w:tc>
+        <w:tc>
+          <w:tcPr>
+            <w:tcW w:w="5310" w:type="dxa"/>
+            <w:tcBorders>
+              <w:top w:val="double" w:color="000000" w:themeColor="text1" w:sz="12"/>
+              <w:left w:val="double" w:color="000000" w:themeColor="text1" w:sz="12"/>
+              <w:bottom w:val="single" w:color="000000" w:themeColor="text1" w:sz="12"/>
+              <w:right w:val="single" w:color="000000" w:themeColor="text1" w:sz="12"/>
+            </w:tcBorders>
+            <w:tcMar/>
+            <w:vAlign w:val="center"/>
+          </w:tcPr>
+          <w:p>
+            <w:pPr>
+              <w:pStyle w:val="Normal"/>
+              <w:bidi w:val="0"/>
+              <w:spacing w:line="278" w:lineRule="auto"/>
+              <w:rPr>
+                <w:rFonts w:ascii="Arial" w:hAnsi="Arial" w:eastAsia="Arial" w:cs="Arial"/>
+                <w:b w:val="0"/>
+                <w:bCs w:val="0"/>
+                <w:i w:val="0"/>
+                <w:iCs w:val="0"/>
+                <w:caps w:val="0"/>
+                <w:smallCaps w:val="0"/>
+                <w:noProof w:val="0"/>
+                <w:color w:val="000000" w:themeColor="text1" w:themeTint="FF" w:themeShade="FF"/>
+                <w:sz w:val="24"/>
+                <w:szCs w:val="24"/>
+                <w:lang w:val="pt-PT"/>
+              </w:rPr>
+            </w:pPr>
+            <w:r>
+              <w:rPr>
+                <w:rFonts w:ascii="Arial" w:hAnsi="Arial" w:eastAsia="Arial" w:cs="Arial"/>
+                <w:b w:val="0"/>
+                <w:bCs w:val="0"/>
+                <w:i w:val="0"/>
+                <w:iCs w:val="0"/>
+                <w:caps w:val="0"/>
+                <w:smallCaps w:val="0"/>
+                <w:noProof w:val="0"/>
+                <w:color w:val="000000" w:themeColor="text1" w:themeTint="FF" w:themeShade="FF"/>
+                <w:sz w:val="24"/>
+                <w:szCs w:val="24"/>
+                <w:lang w:val="pt-PT"/>
+              </w:rPr>
+              <w:t xml:space="preserve">A </w:t>
+            </w:r>
+            <w:r>
+              <w:rPr>
+                <w:rFonts w:ascii="Arial" w:hAnsi="Arial" w:eastAsia="Arial" w:cs="Arial"/>
+                <w:b w:val="0"/>
+                <w:bCs w:val="0"/>
+                <w:i w:val="0"/>
+                <w:iCs w:val="0"/>
+                <w:caps w:val="0"/>
+                <w:smallCaps w:val="0"/>
+                <w:noProof w:val="0"/>
+                <w:color w:val="000000" w:themeColor="text1" w:themeTint="FF" w:themeShade="FF"/>
+                <w:sz w:val="24"/>
+                <w:szCs w:val="24"/>
+                <w:lang w:val="pt-PT"/>
+              </w:rPr>
+              <w:t>dashboard</w:t>
+            </w:r>
+            <w:r>
+              <w:rPr>
+                <w:rFonts w:ascii="Arial" w:hAnsi="Arial" w:eastAsia="Arial" w:cs="Arial"/>
+                <w:b w:val="0"/>
+                <w:bCs w:val="0"/>
+                <w:i w:val="0"/>
+                <w:iCs w:val="0"/>
+                <w:caps w:val="0"/>
+                <w:smallCaps w:val="0"/>
+                <w:noProof w:val="0"/>
+                <w:color w:val="000000" w:themeColor="text1" w:themeTint="FF" w:themeShade="FF"/>
+                <w:sz w:val="24"/>
+                <w:szCs w:val="24"/>
+                <w:lang w:val="pt-PT"/>
+              </w:rPr>
+              <w:t xml:space="preserve"> específica deve conter </w:t>
+            </w:r>
+            <w:r>
+              <w:rPr>
+                <w:rFonts w:ascii="Arial" w:hAnsi="Arial" w:eastAsia="Arial" w:cs="Arial"/>
+                <w:b w:val="0"/>
+                <w:bCs w:val="0"/>
+                <w:i w:val="0"/>
+                <w:iCs w:val="0"/>
+                <w:caps w:val="0"/>
+                <w:smallCaps w:val="0"/>
+                <w:noProof w:val="0"/>
+                <w:color w:val="000000" w:themeColor="text1" w:themeTint="FF" w:themeShade="FF"/>
+                <w:sz w:val="24"/>
+                <w:szCs w:val="24"/>
+                <w:lang w:val="pt-PT"/>
+              </w:rPr>
+              <w:t>KPI’s</w:t>
+            </w:r>
+            <w:r>
+              <w:rPr>
+                <w:rFonts w:ascii="Arial" w:hAnsi="Arial" w:eastAsia="Arial" w:cs="Arial"/>
+                <w:b w:val="0"/>
+                <w:bCs w:val="0"/>
+                <w:i w:val="0"/>
+                <w:iCs w:val="0"/>
+                <w:caps w:val="0"/>
+                <w:smallCaps w:val="0"/>
+                <w:noProof w:val="0"/>
+                <w:color w:val="000000" w:themeColor="text1" w:themeTint="FF" w:themeShade="FF"/>
+                <w:sz w:val="24"/>
+                <w:szCs w:val="24"/>
+                <w:lang w:val="pt-PT"/>
+              </w:rPr>
+              <w:t xml:space="preserve"> que exibam a temperatura atual do paciente, assim como a temperatura mais alta e mais baixa atingidas durante a medição. Além disso, deve haver uma KPI indicando o estado atual do paciente e quant</w:t>
+            </w:r>
+            <w:r>
+              <w:rPr>
+                <w:rFonts w:ascii="Arial" w:hAnsi="Arial" w:eastAsia="Arial" w:cs="Arial"/>
+                <w:b w:val="0"/>
+                <w:bCs w:val="0"/>
+                <w:i w:val="0"/>
+                <w:iCs w:val="0"/>
+                <w:caps w:val="0"/>
+                <w:smallCaps w:val="0"/>
+                <w:noProof w:val="0"/>
+                <w:color w:val="000000" w:themeColor="text1" w:themeTint="FF" w:themeShade="FF"/>
+                <w:sz w:val="24"/>
+                <w:szCs w:val="24"/>
+                <w:lang w:val="pt-PT"/>
+              </w:rPr>
+              <w:t>os alertas esse paciente teve durante o período.</w:t>
+            </w:r>
+          </w:p>
+        </w:tc>
+      </w:tr>
+      <w:tr>
+        <w:trPr>
+          <w:trHeight w:val="525"/>
+        </w:trPr>
+        <w:tc>
+          <w:tcPr>
+            <w:tcW w:w="810" w:type="dxa"/>
+            <w:tcBorders>
+              <w:top w:val="double" w:color="000000" w:themeColor="text1" w:sz="12"/>
+              <w:left w:val="single" w:color="000000" w:themeColor="text1" w:sz="12"/>
+              <w:bottom w:val="single" w:color="000000" w:themeColor="text1" w:sz="12"/>
+              <w:right w:val="double" w:color="000000" w:themeColor="text1" w:sz="12"/>
+            </w:tcBorders>
+            <w:tcMar/>
+            <w:vAlign w:val="center"/>
+          </w:tcPr>
+          <w:p>
+            <w:pPr>
+              <w:pStyle w:val="Normal"/>
+              <w:bidi w:val="0"/>
+              <w:jc w:val="left"/>
+              <w:rPr>
+                <w:rFonts w:ascii="Arial" w:hAnsi="Arial" w:eastAsia="Arial" w:cs="Arial"/>
+                <w:b w:val="0"/>
+                <w:bCs w:val="0"/>
+                <w:i w:val="0"/>
+                <w:iCs w:val="0"/>
+                <w:sz w:val="20"/>
+                <w:szCs w:val="20"/>
+                <w:lang w:val="pt-PT"/>
+              </w:rPr>
+            </w:pPr>
+            <w:r>
+              <w:rPr>
+                <w:rFonts w:ascii="Arial" w:hAnsi="Arial" w:eastAsia="Arial" w:cs="Arial"/>
+                <w:b w:val="0"/>
+                <w:bCs w:val="0"/>
+                <w:i w:val="0"/>
+                <w:iCs w:val="0"/>
+                <w:sz w:val="20"/>
+                <w:szCs w:val="20"/>
+                <w:lang w:val="pt-PT"/>
+              </w:rPr>
+              <w:t>RF12</w:t>
+            </w:r>
+          </w:p>
+        </w:tc>
+        <w:tc>
+          <w:tcPr>
+            <w:tcW w:w="2775" w:type="dxa"/>
+            <w:tcBorders>
+              <w:top w:val="double" w:color="000000" w:themeColor="text1" w:sz="12"/>
+              <w:left w:val="double" w:color="000000" w:themeColor="text1" w:sz="12"/>
+              <w:bottom w:val="single" w:color="000000" w:themeColor="text1" w:sz="12"/>
+              <w:right w:val="double" w:color="000000" w:themeColor="text1" w:sz="12"/>
+            </w:tcBorders>
+            <w:tcMar/>
+            <w:vAlign w:val="center"/>
+          </w:tcPr>
+          <w:p>
+            <w:pPr>
+              <w:pStyle w:val="Normal"/>
+              <w:bidi w:val="0"/>
+              <w:spacing w:line="278" w:lineRule="auto"/>
+              <w:rPr>
+                <w:rFonts w:ascii="Arial" w:hAnsi="Arial" w:eastAsia="Arial" w:cs="Arial"/>
+                <w:b w:val="0"/>
+                <w:bCs w:val="0"/>
+                <w:i w:val="0"/>
+                <w:iCs w:val="0"/>
+                <w:caps w:val="0"/>
+                <w:smallCaps w:val="0"/>
+                <w:noProof w:val="0"/>
+                <w:color w:val="000000" w:themeColor="text1" w:themeTint="FF" w:themeShade="FF"/>
+                <w:sz w:val="24"/>
+                <w:szCs w:val="24"/>
+                <w:lang w:val="pt-PT"/>
+              </w:rPr>
+            </w:pPr>
+            <w:r>
+              <w:rPr>
+                <w:rFonts w:ascii="Arial" w:hAnsi="Arial" w:eastAsia="Arial" w:cs="Arial"/>
+                <w:b w:val="0"/>
+                <w:bCs w:val="0"/>
+                <w:i w:val="0"/>
+                <w:iCs w:val="0"/>
+                <w:caps w:val="0"/>
+                <w:smallCaps w:val="0"/>
+                <w:noProof w:val="0"/>
+                <w:color w:val="000000" w:themeColor="text1" w:themeTint="FF" w:themeShade="FF"/>
+                <w:sz w:val="24"/>
+                <w:szCs w:val="24"/>
+                <w:lang w:val="pt-PT"/>
+              </w:rPr>
+              <w:t xml:space="preserve">Alerta visual na </w:t>
+            </w:r>
+            <w:r>
+              <w:rPr>
+                <w:rFonts w:ascii="Arial" w:hAnsi="Arial" w:eastAsia="Arial" w:cs="Arial"/>
+                <w:b w:val="0"/>
+                <w:bCs w:val="0"/>
+                <w:i w:val="0"/>
+                <w:iCs w:val="0"/>
+                <w:caps w:val="0"/>
+                <w:smallCaps w:val="0"/>
+                <w:noProof w:val="0"/>
+                <w:color w:val="000000" w:themeColor="text1" w:themeTint="FF" w:themeShade="FF"/>
+                <w:sz w:val="24"/>
+                <w:szCs w:val="24"/>
+                <w:lang w:val="pt-PT"/>
+              </w:rPr>
+              <w:t>dashboard</w:t>
+            </w:r>
+            <w:r>
+              <w:rPr>
+                <w:rFonts w:ascii="Arial" w:hAnsi="Arial" w:eastAsia="Arial" w:cs="Arial"/>
+                <w:b w:val="0"/>
+                <w:bCs w:val="0"/>
+                <w:i w:val="0"/>
+                <w:iCs w:val="0"/>
+                <w:caps w:val="0"/>
+                <w:smallCaps w:val="0"/>
+                <w:noProof w:val="0"/>
+                <w:color w:val="000000" w:themeColor="text1" w:themeTint="FF" w:themeShade="FF"/>
+                <w:sz w:val="24"/>
+                <w:szCs w:val="24"/>
+                <w:lang w:val="pt-PT"/>
+              </w:rPr>
+              <w:t xml:space="preserve"> especifica</w:t>
+            </w:r>
+          </w:p>
+        </w:tc>
+        <w:tc>
+          <w:tcPr>
+            <w:tcW w:w="5310" w:type="dxa"/>
+            <w:tcBorders>
+              <w:top w:val="double" w:color="000000" w:themeColor="text1" w:sz="12"/>
+              <w:left w:val="double" w:color="000000" w:themeColor="text1" w:sz="12"/>
+              <w:bottom w:val="single" w:color="000000" w:themeColor="text1" w:sz="12"/>
+              <w:right w:val="single" w:color="000000" w:themeColor="text1" w:sz="12"/>
+            </w:tcBorders>
+            <w:tcMar/>
+            <w:vAlign w:val="center"/>
+          </w:tcPr>
+          <w:p>
+            <w:pPr>
+              <w:pStyle w:val="Normal"/>
+              <w:bidi w:val="0"/>
+              <w:spacing w:line="278" w:lineRule="auto"/>
+              <w:rPr>
+                <w:rFonts w:ascii="Arial" w:hAnsi="Arial" w:eastAsia="Arial" w:cs="Arial"/>
+                <w:b w:val="0"/>
+                <w:bCs w:val="0"/>
+                <w:i w:val="0"/>
+                <w:iCs w:val="0"/>
+                <w:caps w:val="0"/>
+                <w:smallCaps w:val="0"/>
+                <w:noProof w:val="0"/>
+                <w:color w:val="000000" w:themeColor="text1" w:themeTint="FF" w:themeShade="FF"/>
+                <w:sz w:val="24"/>
+                <w:szCs w:val="24"/>
+                <w:lang w:val="pt-PT"/>
+              </w:rPr>
+            </w:pPr>
+            <w:r>
+              <w:rPr>
+                <w:rFonts w:ascii="Arial" w:hAnsi="Arial" w:eastAsia="Arial" w:cs="Arial"/>
+                <w:b w:val="0"/>
+                <w:bCs w:val="0"/>
+                <w:i w:val="0"/>
+                <w:iCs w:val="0"/>
+                <w:caps w:val="0"/>
+                <w:smallCaps w:val="0"/>
+                <w:noProof w:val="0"/>
+                <w:color w:val="000000" w:themeColor="text1" w:themeTint="FF" w:themeShade="FF"/>
+                <w:sz w:val="24"/>
+                <w:szCs w:val="24"/>
+                <w:lang w:val="pt-PT"/>
+              </w:rPr>
+              <w:t>A KPI indicando o estado atual do paciente deve emitir um alerta visual para o usuário.</w:t>
+            </w:r>
+          </w:p>
+        </w:tc>
+      </w:tr>
+    </w:tbl>
+    <w:p>
+      <w:pPr>
+        <w:rPr>
+          <w:rFonts w:ascii="Arial" w:hAnsi="Arial" w:cs="Arial"/>
+          <w:b w:val="1"/>
+          <w:bCs w:val="1"/>
+          <w:lang w:val="pt-PT"/>
+        </w:rPr>
+      </w:pPr>
+    </w:p>
+    <w:p>
+      <w:pPr>
+        <w:rPr>
+          <w:rFonts w:ascii="Arial" w:hAnsi="Arial" w:cs="Arial"/>
           <w:b/>
           <w:bCs/>
           <w:lang w:val="pt-PT"/>
         </w:rPr>
-        <w:t>[</w:t>
-      </w:r>
-      <w:r>
+      </w:pPr>
+    </w:p>
+    <w:p>
+      <w:pPr>
         <w:rPr>
           <w:rFonts w:ascii="Arial" w:hAnsi="Arial" w:cs="Arial"/>
           <w:b/>
           <w:bCs/>
-          <w:lang w:val="pt-PT"/>
-        </w:rPr>
-        <w:t>Requisitos</w:t>
-      </w:r>
+        </w:rPr>
+      </w:pPr>
       <w:r>
         <w:rPr>
           <w:rFonts w:ascii="Arial" w:hAnsi="Arial" w:cs="Arial"/>
           <w:b/>
           <w:bCs/>
-          <w:lang w:val="pt-PT"/>
-        </w:rPr>
-        <w:t>]</w:t>
-      </w:r>
-    </w:p>
-    <w:p>
-      <w:pPr>
+        </w:rPr>
+        <w:t>[</w:t>
+      </w:r>
+      <w:proofErr w:type="spellStart"/>
+      <w:r>
         <w:rPr>
           <w:rFonts w:ascii="Arial" w:hAnsi="Arial" w:cs="Arial"/>
           <w:b/>
           <w:bCs/>
-          <w:lang w:val="pt-PT"/>
-        </w:rPr>
-      </w:pPr>
-    </w:p>
-    <w:p>
-      <w:pPr>
+        </w:rPr>
+        <w:t>Requisitos</w:t>
+      </w:r>
+      <w:proofErr w:type="spellEnd"/>
+      <w:r>
         <w:rPr>
           <w:rFonts w:ascii="Arial" w:hAnsi="Arial" w:cs="Arial"/>
           <w:b/>
           <w:bCs/>
         </w:rPr>
-      </w:pPr>
+        <w:t> </w:t>
+      </w:r>
+      <w:proofErr w:type="spellStart"/>
       <w:r>
         <w:rPr>
           <w:rFonts w:ascii="Arial" w:hAnsi="Arial" w:cs="Arial"/>
           <w:b/>
           <w:bCs/>
         </w:rPr>
-        <w:t>[</w:t>
-      </w:r>
-      <w:proofErr w:type="spellStart"/>
+        <w:t>Não</w:t>
+      </w:r>
+      <w:proofErr w:type="spellEnd"/>
       <w:r>
         <w:rPr>
           <w:rFonts w:ascii="Arial" w:hAnsi="Arial" w:cs="Arial"/>
           <w:b/>
           <w:bCs/>
         </w:rPr>
-        <w:t>Requisitos</w:t>
-      </w:r>
-      <w:proofErr w:type="spellEnd"/>
+        <w:t> </w:t>
+      </w:r>
+      <w:proofErr w:type="spellStart"/>
       <w:r>
         <w:rPr>
           <w:rFonts w:ascii="Arial" w:hAnsi="Arial" w:cs="Arial"/>
           <w:b/>
           <w:bCs/>
         </w:rPr>
-        <w:t> </w:t>
-      </w:r>
-      <w:proofErr w:type="spellStart"/>
+        <w:t>Funcionais</w:t>
+      </w:r>
+      <w:proofErr w:type="spellEnd"/>
       <w:r>
         <w:rPr>
           <w:rFonts w:ascii="Arial" w:hAnsi="Arial" w:cs="Arial"/>
           <w:b/>
           <w:bCs/>
         </w:rPr>
-        <w:t>Não</w:t>
+        <w:t>]</w:t>
+      </w:r>
+    </w:p>
+    <w:p>
+      <w:pPr>
+        <w:rPr>
+          <w:rFonts w:ascii="Arial" w:hAnsi="Arial" w:cs="Arial"/>
+          <w:b w:val="1"/>
+          <w:bCs w:val="1"/>
+        </w:rPr>
+      </w:pPr>
+    </w:p>
+    <w:tbl>
+      <w:tblPr>
+        <w:tblStyle w:val="TableNormal"/>
+        <w:bidiVisual w:val="0"/>
+        <w:tblW w:w="0" w:type="auto"/>
+        <w:tblBorders>
+          <w:top w:val="single" w:sz="6"/>
+          <w:left w:val="single" w:sz="6"/>
+          <w:bottom w:val="single" w:sz="6"/>
+          <w:right w:val="single" w:sz="6"/>
+        </w:tblBorders>
+        <w:tblLook w:val="01E0" w:firstRow="1" w:lastRow="1" w:firstColumn="1" w:lastColumn="1" w:noHBand="0" w:noVBand="0"/>
+      </w:tblPr>
+      <w:tblGrid>
+        <w:gridCol w:w="960"/>
+        <w:gridCol w:w="2160"/>
+        <w:gridCol w:w="6030"/>
+      </w:tblGrid>
+      <w:tr>
+        <w:trPr>
+          <w:trHeight w:val="525"/>
+        </w:trPr>
+        <w:tc>
+          <w:tcPr>
+            <w:tcW w:w="960" w:type="dxa"/>
+            <w:tcBorders>
+              <w:top w:val="double" w:color="000000" w:themeColor="text1" w:sz="12"/>
+              <w:left w:val="double" w:color="000000" w:themeColor="text1" w:sz="12"/>
+              <w:bottom w:val="double" w:color="000000" w:themeColor="text1" w:sz="12"/>
+              <w:right w:val="double" w:color="000000" w:themeColor="text1" w:sz="12"/>
+            </w:tcBorders>
+            <w:tcMar/>
+            <w:vAlign w:val="center"/>
+          </w:tcPr>
+          <w:p>
+            <w:pPr>
+              <w:spacing w:before="16"/>
+              <w:ind w:left="22"/>
+              <w:jc w:val="left"/>
+              <w:rPr>
+                <w:rFonts w:ascii="Arial" w:hAnsi="Arial" w:eastAsia="Arial" w:cs="Arial"/>
+                <w:b w:val="0"/>
+                <w:bCs w:val="0"/>
+                <w:i w:val="0"/>
+                <w:iCs w:val="0"/>
+                <w:caps w:val="0"/>
+                <w:smallCaps w:val="0"/>
+                <w:color w:val="000000" w:themeColor="text1" w:themeTint="FF" w:themeShade="FF"/>
+                <w:sz w:val="24"/>
+                <w:szCs w:val="24"/>
+              </w:rPr>
+            </w:pPr>
+            <w:r>
+              <w:rPr>
+                <w:rFonts w:ascii="Arial" w:hAnsi="Arial" w:eastAsia="Arial" w:cs="Arial"/>
+                <w:b w:val="0"/>
+                <w:bCs w:val="0"/>
+                <w:i w:val="0"/>
+                <w:iCs w:val="0"/>
+                <w:caps w:val="0"/>
+                <w:smallCaps w:val="0"/>
+                <w:color w:val="000000" w:themeColor="text1" w:themeTint="FF" w:themeShade="FF"/>
+                <w:sz w:val="24"/>
+                <w:szCs w:val="24"/>
+                <w:lang w:val="pt-PT"/>
+              </w:rPr>
+              <w:t>ID</w:t>
+            </w:r>
+          </w:p>
+        </w:tc>
+        <w:tc>
+          <w:tcPr>
+            <w:tcW w:w="2160" w:type="dxa"/>
+            <w:tcBorders>
+              <w:top w:val="double" w:color="000000" w:themeColor="text1" w:sz="12"/>
+              <w:left w:val="double" w:color="000000" w:themeColor="text1" w:sz="12"/>
+              <w:bottom w:val="double" w:color="000000" w:themeColor="text1" w:sz="12"/>
+              <w:right w:val="double" w:color="000000" w:themeColor="text1" w:sz="12"/>
+            </w:tcBorders>
+            <w:tcMar/>
+            <w:vAlign w:val="center"/>
+          </w:tcPr>
+          <w:p>
+            <w:pPr>
+              <w:spacing w:before="16"/>
+              <w:ind w:left="29"/>
+              <w:jc w:val="left"/>
+              <w:rPr>
+                <w:rFonts w:ascii="Arial" w:hAnsi="Arial" w:eastAsia="Arial" w:cs="Arial"/>
+                <w:b w:val="0"/>
+                <w:bCs w:val="0"/>
+                <w:i w:val="0"/>
+                <w:iCs w:val="0"/>
+                <w:caps w:val="0"/>
+                <w:smallCaps w:val="0"/>
+                <w:color w:val="000000" w:themeColor="text1" w:themeTint="FF" w:themeShade="FF"/>
+                <w:sz w:val="24"/>
+                <w:szCs w:val="24"/>
+              </w:rPr>
+            </w:pPr>
+            <w:r>
+              <w:rPr>
+                <w:rFonts w:ascii="Arial" w:hAnsi="Arial" w:eastAsia="Arial" w:cs="Arial"/>
+                <w:b w:val="0"/>
+                <w:bCs w:val="0"/>
+                <w:i w:val="0"/>
+                <w:iCs w:val="0"/>
+                <w:caps w:val="0"/>
+                <w:smallCaps w:val="0"/>
+                <w:color w:val="000000" w:themeColor="text1" w:themeTint="FF" w:themeShade="FF"/>
+                <w:sz w:val="24"/>
+                <w:szCs w:val="24"/>
+                <w:lang w:val="pt-PT"/>
+              </w:rPr>
+              <w:t>Requisito</w:t>
+            </w:r>
+          </w:p>
+        </w:tc>
+        <w:tc>
+          <w:tcPr>
+            <w:tcW w:w="6030" w:type="dxa"/>
+            <w:tcBorders>
+              <w:top w:val="double" w:color="000000" w:themeColor="text1" w:sz="12"/>
+              <w:left w:val="double" w:color="000000" w:themeColor="text1" w:sz="12"/>
+              <w:bottom w:val="double" w:color="000000" w:themeColor="text1" w:sz="12"/>
+              <w:right w:val="double" w:color="000000" w:themeColor="text1" w:sz="12"/>
+            </w:tcBorders>
+            <w:tcMar/>
+            <w:vAlign w:val="center"/>
+          </w:tcPr>
+          <w:p>
+            <w:pPr>
+              <w:spacing w:before="16"/>
+              <w:ind w:left="29"/>
+              <w:jc w:val="left"/>
+              <w:rPr>
+                <w:rFonts w:ascii="Arial" w:hAnsi="Arial" w:eastAsia="Arial" w:cs="Arial"/>
+                <w:b w:val="0"/>
+                <w:bCs w:val="0"/>
+                <w:i w:val="0"/>
+                <w:iCs w:val="0"/>
+                <w:caps w:val="0"/>
+                <w:smallCaps w:val="0"/>
+                <w:color w:val="000000" w:themeColor="text1" w:themeTint="FF" w:themeShade="FF"/>
+                <w:sz w:val="24"/>
+                <w:szCs w:val="24"/>
+              </w:rPr>
+            </w:pPr>
+            <w:r>
+              <w:rPr>
+                <w:rFonts w:ascii="Arial" w:hAnsi="Arial" w:eastAsia="Arial" w:cs="Arial"/>
+                <w:b w:val="0"/>
+                <w:bCs w:val="0"/>
+                <w:i w:val="0"/>
+                <w:iCs w:val="0"/>
+                <w:caps w:val="0"/>
+                <w:smallCaps w:val="0"/>
+                <w:color w:val="000000" w:themeColor="text1" w:themeTint="FF" w:themeShade="FF"/>
+                <w:sz w:val="24"/>
+                <w:szCs w:val="24"/>
+                <w:lang w:val="pt-PT"/>
+              </w:rPr>
+              <w:t>Descrição</w:t>
+            </w:r>
+          </w:p>
+        </w:tc>
+      </w:tr>
+      <w:tr>
+        <w:trPr>
+          <w:trHeight w:val="870"/>
+        </w:trPr>
+        <w:tc>
+          <w:tcPr>
+            <w:tcW w:w="960" w:type="dxa"/>
+            <w:tcBorders>
+              <w:top w:val="double" w:color="000000" w:themeColor="text1" w:sz="12"/>
+              <w:left w:val="double" w:color="000000" w:themeColor="text1" w:sz="12"/>
+              <w:bottom w:val="double" w:color="000000" w:themeColor="text1" w:sz="12"/>
+              <w:right w:val="double" w:color="000000" w:themeColor="text1" w:sz="12"/>
+            </w:tcBorders>
+            <w:tcMar/>
+            <w:vAlign w:val="center"/>
+          </w:tcPr>
+          <w:p>
+            <w:pPr>
+              <w:spacing w:before="186"/>
+              <w:ind w:left="22"/>
+              <w:jc w:val="left"/>
+              <w:rPr>
+                <w:rFonts w:ascii="Arial" w:hAnsi="Arial" w:eastAsia="Arial" w:cs="Arial"/>
+                <w:b w:val="0"/>
+                <w:bCs w:val="0"/>
+                <w:i w:val="0"/>
+                <w:iCs w:val="0"/>
+                <w:caps w:val="0"/>
+                <w:smallCaps w:val="0"/>
+                <w:color w:val="000000" w:themeColor="text1" w:themeTint="FF" w:themeShade="FF"/>
+                <w:sz w:val="20"/>
+                <w:szCs w:val="20"/>
+              </w:rPr>
+            </w:pPr>
+            <w:r>
+              <w:rPr>
+                <w:rFonts w:ascii="Arial" w:hAnsi="Arial" w:eastAsia="Arial" w:cs="Arial"/>
+                <w:b w:val="0"/>
+                <w:bCs w:val="0"/>
+                <w:i w:val="0"/>
+                <w:iCs w:val="0"/>
+                <w:caps w:val="0"/>
+                <w:smallCaps w:val="0"/>
+                <w:color w:val="000000" w:themeColor="text1" w:themeTint="FF" w:themeShade="FF"/>
+                <w:sz w:val="20"/>
+                <w:szCs w:val="20"/>
+                <w:lang w:val="pt-PT"/>
+              </w:rPr>
+              <w:t>RNF01</w:t>
+            </w:r>
+          </w:p>
+        </w:tc>
+        <w:tc>
+          <w:tcPr>
+            <w:tcW w:w="2160" w:type="dxa"/>
+            <w:tcBorders>
+              <w:top w:val="double" w:color="000000" w:themeColor="text1" w:sz="12"/>
+              <w:left w:val="double" w:color="000000" w:themeColor="text1" w:sz="12"/>
+              <w:bottom w:val="double" w:color="000000" w:themeColor="text1" w:sz="12"/>
+              <w:right w:val="double" w:color="000000" w:themeColor="text1" w:sz="12"/>
+            </w:tcBorders>
+            <w:tcMar/>
+            <w:vAlign w:val="center"/>
+          </w:tcPr>
+          <w:p>
+            <w:pPr>
+              <w:spacing w:before="186"/>
+              <w:ind w:left="29"/>
+              <w:jc w:val="left"/>
+              <w:rPr>
+                <w:rFonts w:ascii="Arial" w:hAnsi="Arial" w:eastAsia="Arial" w:cs="Arial"/>
+                <w:b w:val="0"/>
+                <w:bCs w:val="0"/>
+                <w:i w:val="0"/>
+                <w:iCs w:val="0"/>
+                <w:caps w:val="0"/>
+                <w:smallCaps w:val="0"/>
+                <w:color w:val="000000" w:themeColor="text1" w:themeTint="FF" w:themeShade="FF"/>
+                <w:sz w:val="24"/>
+                <w:szCs w:val="24"/>
+              </w:rPr>
+            </w:pPr>
+            <w:r>
+              <w:rPr>
+                <w:rFonts w:ascii="Arial" w:hAnsi="Arial" w:eastAsia="Arial" w:cs="Arial"/>
+                <w:b w:val="0"/>
+                <w:bCs w:val="0"/>
+                <w:i w:val="0"/>
+                <w:iCs w:val="0"/>
+                <w:caps w:val="0"/>
+                <w:smallCaps w:val="0"/>
+                <w:color w:val="000000" w:themeColor="text1" w:themeTint="FF" w:themeShade="FF"/>
+                <w:sz w:val="24"/>
+                <w:szCs w:val="24"/>
+                <w:lang w:val="pt-PT"/>
+              </w:rPr>
+              <w:t>Usabilidade</w:t>
+            </w:r>
+          </w:p>
+        </w:tc>
+        <w:tc>
+          <w:tcPr>
+            <w:tcW w:w="6030" w:type="dxa"/>
+            <w:tcBorders>
+              <w:top w:val="double" w:color="000000" w:themeColor="text1" w:sz="12"/>
+              <w:left w:val="double" w:color="000000" w:themeColor="text1" w:sz="12"/>
+              <w:bottom w:val="double" w:color="000000" w:themeColor="text1" w:sz="12"/>
+              <w:right w:val="double" w:color="000000" w:themeColor="text1" w:sz="12"/>
+            </w:tcBorders>
+            <w:tcMar/>
+            <w:vAlign w:val="center"/>
+          </w:tcPr>
+          <w:p>
+            <w:pPr>
+              <w:spacing w:before="16" w:line="278" w:lineRule="auto"/>
+              <w:ind w:left="29"/>
+              <w:jc w:val="left"/>
+              <w:rPr>
+                <w:rFonts w:ascii="Arial" w:hAnsi="Arial" w:eastAsia="Arial" w:cs="Arial"/>
+                <w:b w:val="0"/>
+                <w:bCs w:val="0"/>
+                <w:i w:val="0"/>
+                <w:iCs w:val="0"/>
+                <w:caps w:val="0"/>
+                <w:smallCaps w:val="0"/>
+                <w:color w:val="000000" w:themeColor="text1" w:themeTint="FF" w:themeShade="FF"/>
+                <w:sz w:val="24"/>
+                <w:szCs w:val="24"/>
+              </w:rPr>
+            </w:pPr>
+            <w:r>
+              <w:rPr>
+                <w:rFonts w:ascii="Arial" w:hAnsi="Arial" w:eastAsia="Arial" w:cs="Arial"/>
+                <w:b w:val="0"/>
+                <w:bCs w:val="0"/>
+                <w:i w:val="0"/>
+                <w:iCs w:val="0"/>
+                <w:caps w:val="0"/>
+                <w:smallCaps w:val="0"/>
+                <w:color w:val="000000" w:themeColor="text1" w:themeTint="FF" w:themeShade="FF"/>
+                <w:sz w:val="24"/>
+                <w:szCs w:val="24"/>
+                <w:lang w:val="pt-PT"/>
+              </w:rPr>
+              <w:t>O sistema deve ser simples e intuitivo, permitindo o uso por pessoas com pouco conhecimento em tecnologia.</w:t>
+            </w:r>
+          </w:p>
+        </w:tc>
+      </w:tr>
+      <w:tr>
+        <w:trPr>
+          <w:trHeight w:val="870"/>
+        </w:trPr>
+        <w:tc>
+          <w:tcPr>
+            <w:tcW w:w="960" w:type="dxa"/>
+            <w:tcBorders>
+              <w:top w:val="double" w:color="000000" w:themeColor="text1" w:sz="12"/>
+              <w:left w:val="double" w:color="000000" w:themeColor="text1" w:sz="12"/>
+              <w:bottom w:val="double" w:color="000000" w:themeColor="text1" w:sz="12"/>
+              <w:right w:val="double" w:color="000000" w:themeColor="text1" w:sz="12"/>
+            </w:tcBorders>
+            <w:tcMar/>
+            <w:vAlign w:val="center"/>
+          </w:tcPr>
+          <w:p>
+            <w:pPr>
+              <w:spacing w:before="186"/>
+              <w:ind w:left="22"/>
+              <w:jc w:val="left"/>
+              <w:rPr>
+                <w:rFonts w:ascii="Arial" w:hAnsi="Arial" w:eastAsia="Arial" w:cs="Arial"/>
+                <w:b w:val="0"/>
+                <w:bCs w:val="0"/>
+                <w:i w:val="0"/>
+                <w:iCs w:val="0"/>
+                <w:caps w:val="0"/>
+                <w:smallCaps w:val="0"/>
+                <w:color w:val="000000" w:themeColor="text1" w:themeTint="FF" w:themeShade="FF"/>
+                <w:sz w:val="20"/>
+                <w:szCs w:val="20"/>
+              </w:rPr>
+            </w:pPr>
+            <w:r>
+              <w:rPr>
+                <w:rFonts w:ascii="Arial" w:hAnsi="Arial" w:eastAsia="Arial" w:cs="Arial"/>
+                <w:b w:val="0"/>
+                <w:bCs w:val="0"/>
+                <w:i w:val="0"/>
+                <w:iCs w:val="0"/>
+                <w:caps w:val="0"/>
+                <w:smallCaps w:val="0"/>
+                <w:color w:val="000000" w:themeColor="text1" w:themeTint="FF" w:themeShade="FF"/>
+                <w:sz w:val="20"/>
+                <w:szCs w:val="20"/>
+                <w:lang w:val="pt-PT"/>
+              </w:rPr>
+              <w:t>RNF02</w:t>
+            </w:r>
+          </w:p>
+        </w:tc>
+        <w:tc>
+          <w:tcPr>
+            <w:tcW w:w="2160" w:type="dxa"/>
+            <w:tcBorders>
+              <w:top w:val="double" w:color="000000" w:themeColor="text1" w:sz="12"/>
+              <w:left w:val="double" w:color="000000" w:themeColor="text1" w:sz="12"/>
+              <w:bottom w:val="double" w:color="000000" w:themeColor="text1" w:sz="12"/>
+              <w:right w:val="double" w:color="000000" w:themeColor="text1" w:sz="12"/>
+            </w:tcBorders>
+            <w:tcMar/>
+            <w:vAlign w:val="center"/>
+          </w:tcPr>
+          <w:p>
+            <w:pPr>
+              <w:spacing w:before="186"/>
+              <w:ind w:left="29"/>
+              <w:jc w:val="left"/>
+              <w:rPr>
+                <w:rFonts w:ascii="Arial" w:hAnsi="Arial" w:eastAsia="Arial" w:cs="Arial"/>
+                <w:b w:val="0"/>
+                <w:bCs w:val="0"/>
+                <w:i w:val="0"/>
+                <w:iCs w:val="0"/>
+                <w:caps w:val="0"/>
+                <w:smallCaps w:val="0"/>
+                <w:color w:val="000000" w:themeColor="text1" w:themeTint="FF" w:themeShade="FF"/>
+                <w:sz w:val="24"/>
+                <w:szCs w:val="24"/>
+              </w:rPr>
+            </w:pPr>
+            <w:r>
+              <w:rPr>
+                <w:rFonts w:ascii="Arial" w:hAnsi="Arial" w:eastAsia="Arial" w:cs="Arial"/>
+                <w:b w:val="0"/>
+                <w:bCs w:val="0"/>
+                <w:i w:val="0"/>
+                <w:iCs w:val="0"/>
+                <w:caps w:val="0"/>
+                <w:smallCaps w:val="0"/>
+                <w:color w:val="000000" w:themeColor="text1" w:themeTint="FF" w:themeShade="FF"/>
+                <w:sz w:val="24"/>
+                <w:szCs w:val="24"/>
+                <w:lang w:val="pt-PT"/>
+              </w:rPr>
+              <w:t>Disponibilidade</w:t>
+            </w:r>
+          </w:p>
+        </w:tc>
+        <w:tc>
+          <w:tcPr>
+            <w:tcW w:w="6030" w:type="dxa"/>
+            <w:tcBorders>
+              <w:top w:val="double" w:color="000000" w:themeColor="text1" w:sz="12"/>
+              <w:left w:val="double" w:color="000000" w:themeColor="text1" w:sz="12"/>
+              <w:bottom w:val="double" w:color="000000" w:themeColor="text1" w:sz="12"/>
+              <w:right w:val="double" w:color="000000" w:themeColor="text1" w:sz="12"/>
+            </w:tcBorders>
+            <w:tcMar/>
+            <w:vAlign w:val="center"/>
+          </w:tcPr>
+          <w:p>
+            <w:pPr>
+              <w:spacing w:before="16" w:line="278" w:lineRule="auto"/>
+              <w:ind w:left="29" w:right="24"/>
+              <w:jc w:val="left"/>
+              <w:rPr>
+                <w:rFonts w:ascii="Arial" w:hAnsi="Arial" w:eastAsia="Arial" w:cs="Arial"/>
+                <w:b w:val="0"/>
+                <w:bCs w:val="0"/>
+                <w:i w:val="0"/>
+                <w:iCs w:val="0"/>
+                <w:caps w:val="0"/>
+                <w:smallCaps w:val="0"/>
+                <w:color w:val="000000" w:themeColor="text1" w:themeTint="FF" w:themeShade="FF"/>
+                <w:sz w:val="24"/>
+                <w:szCs w:val="24"/>
+              </w:rPr>
+            </w:pPr>
+            <w:r>
+              <w:rPr>
+                <w:rFonts w:ascii="Arial" w:hAnsi="Arial" w:eastAsia="Arial" w:cs="Arial"/>
+                <w:b w:val="0"/>
+                <w:bCs w:val="0"/>
+                <w:i w:val="0"/>
+                <w:iCs w:val="0"/>
+                <w:caps w:val="0"/>
+                <w:smallCaps w:val="0"/>
+                <w:color w:val="000000" w:themeColor="text1" w:themeTint="FF" w:themeShade="FF"/>
+                <w:sz w:val="24"/>
+                <w:szCs w:val="24"/>
+                <w:lang w:val="pt-PT"/>
+              </w:rPr>
+              <w:t>O sistema deve funcionar de forma contínua, 24 horas por dia, 7 dias por semana.</w:t>
+            </w:r>
+          </w:p>
+        </w:tc>
+      </w:tr>
+      <w:tr>
+        <w:trPr>
+          <w:trHeight w:val="870"/>
+        </w:trPr>
+        <w:tc>
+          <w:tcPr>
+            <w:tcW w:w="960" w:type="dxa"/>
+            <w:tcBorders>
+              <w:top w:val="double" w:color="000000" w:themeColor="text1" w:sz="12"/>
+              <w:left w:val="double" w:color="000000" w:themeColor="text1" w:sz="12"/>
+              <w:bottom w:val="double" w:color="000000" w:themeColor="text1" w:sz="12"/>
+              <w:right w:val="double" w:color="000000" w:themeColor="text1" w:sz="12"/>
+            </w:tcBorders>
+            <w:tcMar/>
+            <w:vAlign w:val="center"/>
+          </w:tcPr>
+          <w:p>
+            <w:pPr>
+              <w:spacing w:before="186"/>
+              <w:ind w:left="22"/>
+              <w:jc w:val="left"/>
+              <w:rPr>
+                <w:rFonts w:ascii="Arial" w:hAnsi="Arial" w:eastAsia="Arial" w:cs="Arial"/>
+                <w:b w:val="0"/>
+                <w:bCs w:val="0"/>
+                <w:i w:val="0"/>
+                <w:iCs w:val="0"/>
+                <w:caps w:val="0"/>
+                <w:smallCaps w:val="0"/>
+                <w:color w:val="000000" w:themeColor="text1" w:themeTint="FF" w:themeShade="FF"/>
+                <w:sz w:val="20"/>
+                <w:szCs w:val="20"/>
+              </w:rPr>
+            </w:pPr>
+            <w:r>
+              <w:rPr>
+                <w:rFonts w:ascii="Arial" w:hAnsi="Arial" w:eastAsia="Arial" w:cs="Arial"/>
+                <w:b w:val="0"/>
+                <w:bCs w:val="0"/>
+                <w:i w:val="0"/>
+                <w:iCs w:val="0"/>
+                <w:caps w:val="0"/>
+                <w:smallCaps w:val="0"/>
+                <w:color w:val="000000" w:themeColor="text1" w:themeTint="FF" w:themeShade="FF"/>
+                <w:sz w:val="20"/>
+                <w:szCs w:val="20"/>
+                <w:lang w:val="pt-PT"/>
+              </w:rPr>
+              <w:t>RNF03</w:t>
+            </w:r>
+          </w:p>
+        </w:tc>
+        <w:tc>
+          <w:tcPr>
+            <w:tcW w:w="2160" w:type="dxa"/>
+            <w:tcBorders>
+              <w:top w:val="double" w:color="000000" w:themeColor="text1" w:sz="12"/>
+              <w:left w:val="double" w:color="000000" w:themeColor="text1" w:sz="12"/>
+              <w:bottom w:val="double" w:color="000000" w:themeColor="text1" w:sz="12"/>
+              <w:right w:val="double" w:color="000000" w:themeColor="text1" w:sz="12"/>
+            </w:tcBorders>
+            <w:tcMar/>
+            <w:vAlign w:val="center"/>
+          </w:tcPr>
+          <w:p>
+            <w:pPr>
+              <w:spacing w:before="186"/>
+              <w:ind w:left="29"/>
+              <w:jc w:val="left"/>
+              <w:rPr>
+                <w:rFonts w:ascii="Arial" w:hAnsi="Arial" w:eastAsia="Arial" w:cs="Arial"/>
+                <w:b w:val="0"/>
+                <w:bCs w:val="0"/>
+                <w:i w:val="0"/>
+                <w:iCs w:val="0"/>
+                <w:caps w:val="0"/>
+                <w:smallCaps w:val="0"/>
+                <w:color w:val="000000" w:themeColor="text1" w:themeTint="FF" w:themeShade="FF"/>
+                <w:sz w:val="24"/>
+                <w:szCs w:val="24"/>
+              </w:rPr>
+            </w:pPr>
+            <w:r>
+              <w:rPr>
+                <w:rFonts w:ascii="Arial" w:hAnsi="Arial" w:eastAsia="Arial" w:cs="Arial"/>
+                <w:b w:val="0"/>
+                <w:bCs w:val="0"/>
+                <w:i w:val="0"/>
+                <w:iCs w:val="0"/>
+                <w:caps w:val="0"/>
+                <w:smallCaps w:val="0"/>
+                <w:color w:val="000000" w:themeColor="text1" w:themeTint="FF" w:themeShade="FF"/>
+                <w:sz w:val="24"/>
+                <w:szCs w:val="24"/>
+                <w:lang w:val="pt-PT"/>
+              </w:rPr>
+              <w:t>Segurança</w:t>
+            </w:r>
+          </w:p>
+        </w:tc>
+        <w:tc>
+          <w:tcPr>
+            <w:tcW w:w="6030" w:type="dxa"/>
+            <w:tcBorders>
+              <w:top w:val="double" w:color="000000" w:themeColor="text1" w:sz="12"/>
+              <w:left w:val="double" w:color="000000" w:themeColor="text1" w:sz="12"/>
+              <w:bottom w:val="double" w:color="000000" w:themeColor="text1" w:sz="12"/>
+              <w:right w:val="double" w:color="000000" w:themeColor="text1" w:sz="12"/>
+            </w:tcBorders>
+            <w:tcMar/>
+            <w:vAlign w:val="center"/>
+          </w:tcPr>
+          <w:p>
+            <w:pPr>
+              <w:spacing w:before="16" w:line="278" w:lineRule="auto"/>
+              <w:ind w:left="29" w:right="90"/>
+              <w:jc w:val="left"/>
+              <w:rPr>
+                <w:rFonts w:ascii="Arial" w:hAnsi="Arial" w:eastAsia="Arial" w:cs="Arial"/>
+                <w:b w:val="0"/>
+                <w:bCs w:val="0"/>
+                <w:i w:val="0"/>
+                <w:iCs w:val="0"/>
+                <w:caps w:val="0"/>
+                <w:smallCaps w:val="0"/>
+                <w:color w:val="000000" w:themeColor="text1" w:themeTint="FF" w:themeShade="FF"/>
+                <w:sz w:val="24"/>
+                <w:szCs w:val="24"/>
+              </w:rPr>
+            </w:pPr>
+            <w:r>
+              <w:rPr>
+                <w:rFonts w:ascii="Arial" w:hAnsi="Arial" w:eastAsia="Arial" w:cs="Arial"/>
+                <w:b w:val="0"/>
+                <w:bCs w:val="0"/>
+                <w:i w:val="0"/>
+                <w:iCs w:val="0"/>
+                <w:caps w:val="0"/>
+                <w:smallCaps w:val="0"/>
+                <w:color w:val="000000" w:themeColor="text1" w:themeTint="FF" w:themeShade="FF"/>
+                <w:sz w:val="24"/>
+                <w:szCs w:val="24"/>
+                <w:lang w:val="pt-PT"/>
+              </w:rPr>
+              <w:t>O sistema deve permitir acesso apenas a usuários autorizados e funcionar somente na rede interna do hospital.</w:t>
+            </w:r>
+          </w:p>
+        </w:tc>
+      </w:tr>
+      <w:tr>
+        <w:trPr>
+          <w:trHeight w:val="870"/>
+        </w:trPr>
+        <w:tc>
+          <w:tcPr>
+            <w:tcW w:w="960" w:type="dxa"/>
+            <w:tcBorders>
+              <w:top w:val="double" w:color="000000" w:themeColor="text1" w:sz="12"/>
+              <w:left w:val="double" w:color="000000" w:themeColor="text1" w:sz="12"/>
+              <w:bottom w:val="double" w:color="000000" w:themeColor="text1" w:sz="12"/>
+              <w:right w:val="double" w:color="000000" w:themeColor="text1" w:sz="12"/>
+            </w:tcBorders>
+            <w:tcMar/>
+            <w:vAlign w:val="center"/>
+          </w:tcPr>
+          <w:p>
+            <w:pPr>
+              <w:spacing w:before="186"/>
+              <w:ind w:left="22"/>
+              <w:jc w:val="left"/>
+              <w:rPr>
+                <w:rFonts w:ascii="Arial" w:hAnsi="Arial" w:eastAsia="Arial" w:cs="Arial"/>
+                <w:b w:val="0"/>
+                <w:bCs w:val="0"/>
+                <w:i w:val="0"/>
+                <w:iCs w:val="0"/>
+                <w:caps w:val="0"/>
+                <w:smallCaps w:val="0"/>
+                <w:color w:val="000000" w:themeColor="text1" w:themeTint="FF" w:themeShade="FF"/>
+                <w:sz w:val="20"/>
+                <w:szCs w:val="20"/>
+              </w:rPr>
+            </w:pPr>
+            <w:r>
+              <w:rPr>
+                <w:rFonts w:ascii="Arial" w:hAnsi="Arial" w:eastAsia="Arial" w:cs="Arial"/>
+                <w:b w:val="0"/>
+                <w:bCs w:val="0"/>
+                <w:i w:val="0"/>
+                <w:iCs w:val="0"/>
+                <w:caps w:val="0"/>
+                <w:smallCaps w:val="0"/>
+                <w:color w:val="000000" w:themeColor="text1" w:themeTint="FF" w:themeShade="FF"/>
+                <w:sz w:val="20"/>
+                <w:szCs w:val="20"/>
+                <w:lang w:val="pt-PT"/>
+              </w:rPr>
+              <w:t>RNF04</w:t>
+            </w:r>
+          </w:p>
+        </w:tc>
+        <w:tc>
+          <w:tcPr>
+            <w:tcW w:w="2160" w:type="dxa"/>
+            <w:tcBorders>
+              <w:top w:val="double" w:color="000000" w:themeColor="text1" w:sz="12"/>
+              <w:left w:val="double" w:color="000000" w:themeColor="text1" w:sz="12"/>
+              <w:bottom w:val="double" w:color="000000" w:themeColor="text1" w:sz="12"/>
+              <w:right w:val="double" w:color="000000" w:themeColor="text1" w:sz="12"/>
+            </w:tcBorders>
+            <w:tcMar/>
+            <w:vAlign w:val="center"/>
+          </w:tcPr>
+          <w:p>
+            <w:pPr>
+              <w:spacing w:before="186"/>
+              <w:ind w:left="29"/>
+              <w:jc w:val="left"/>
+              <w:rPr>
+                <w:rFonts w:ascii="Arial" w:hAnsi="Arial" w:eastAsia="Arial" w:cs="Arial"/>
+                <w:b w:val="0"/>
+                <w:bCs w:val="0"/>
+                <w:i w:val="0"/>
+                <w:iCs w:val="0"/>
+                <w:caps w:val="0"/>
+                <w:smallCaps w:val="0"/>
+                <w:color w:val="000000" w:themeColor="text1" w:themeTint="FF" w:themeShade="FF"/>
+                <w:sz w:val="24"/>
+                <w:szCs w:val="24"/>
+              </w:rPr>
+            </w:pPr>
+            <w:r>
+              <w:rPr>
+                <w:rFonts w:ascii="Arial" w:hAnsi="Arial" w:eastAsia="Arial" w:cs="Arial"/>
+                <w:b w:val="0"/>
+                <w:bCs w:val="0"/>
+                <w:i w:val="0"/>
+                <w:iCs w:val="0"/>
+                <w:caps w:val="0"/>
+                <w:smallCaps w:val="0"/>
+                <w:color w:val="000000" w:themeColor="text1" w:themeTint="FF" w:themeShade="FF"/>
+                <w:sz w:val="24"/>
+                <w:szCs w:val="24"/>
+                <w:lang w:val="pt-PT"/>
+              </w:rPr>
+              <w:t>Interface</w:t>
+            </w:r>
+          </w:p>
+        </w:tc>
+        <w:tc>
+          <w:tcPr>
+            <w:tcW w:w="6030" w:type="dxa"/>
+            <w:tcBorders>
+              <w:top w:val="double" w:color="000000" w:themeColor="text1" w:sz="12"/>
+              <w:left w:val="double" w:color="000000" w:themeColor="text1" w:sz="12"/>
+              <w:bottom w:val="double" w:color="000000" w:themeColor="text1" w:sz="12"/>
+              <w:right w:val="double" w:color="000000" w:themeColor="text1" w:sz="12"/>
+            </w:tcBorders>
+            <w:tcMar/>
+            <w:vAlign w:val="center"/>
+          </w:tcPr>
+          <w:p>
+            <w:pPr>
+              <w:spacing w:before="16" w:line="278" w:lineRule="auto"/>
+              <w:ind w:left="29"/>
+              <w:jc w:val="left"/>
+              <w:rPr>
+                <w:rFonts w:ascii="Arial" w:hAnsi="Arial" w:eastAsia="Arial" w:cs="Arial"/>
+                <w:b w:val="0"/>
+                <w:bCs w:val="0"/>
+                <w:i w:val="0"/>
+                <w:iCs w:val="0"/>
+                <w:caps w:val="0"/>
+                <w:smallCaps w:val="0"/>
+                <w:color w:val="000000" w:themeColor="text1" w:themeTint="FF" w:themeShade="FF"/>
+                <w:sz w:val="24"/>
+                <w:szCs w:val="24"/>
+              </w:rPr>
+            </w:pPr>
+            <w:r>
+              <w:rPr>
+                <w:rFonts w:ascii="Arial" w:hAnsi="Arial" w:eastAsia="Arial" w:cs="Arial"/>
+                <w:b w:val="0"/>
+                <w:bCs w:val="0"/>
+                <w:i w:val="0"/>
+                <w:iCs w:val="0"/>
+                <w:caps w:val="0"/>
+                <w:smallCaps w:val="0"/>
+                <w:color w:val="000000" w:themeColor="text1" w:themeTint="FF" w:themeShade="FF"/>
+                <w:sz w:val="24"/>
+                <w:szCs w:val="24"/>
+                <w:lang w:val="pt-PT"/>
+              </w:rPr>
+              <w:t>O sistema deve possuir interface com cores predominantes branco, vermelho e azul, facilitando a visualização de alertas.</w:t>
+            </w:r>
+          </w:p>
+        </w:tc>
+      </w:tr>
+      <w:tr>
+        <w:trPr>
+          <w:trHeight w:val="855"/>
+        </w:trPr>
+        <w:tc>
+          <w:tcPr>
+            <w:tcW w:w="960" w:type="dxa"/>
+            <w:tcBorders>
+              <w:top w:val="double" w:color="000000" w:themeColor="text1" w:sz="12"/>
+              <w:left w:val="double" w:color="000000" w:themeColor="text1" w:sz="12"/>
+              <w:bottom w:val="double" w:color="000000" w:themeColor="text1" w:sz="12"/>
+              <w:right w:val="double" w:color="000000" w:themeColor="text1" w:sz="12"/>
+            </w:tcBorders>
+            <w:tcMar/>
+            <w:vAlign w:val="center"/>
+          </w:tcPr>
+          <w:p>
+            <w:pPr>
+              <w:spacing w:before="187"/>
+              <w:ind w:left="22"/>
+              <w:jc w:val="left"/>
+              <w:rPr>
+                <w:rFonts w:ascii="Arial" w:hAnsi="Arial" w:eastAsia="Arial" w:cs="Arial"/>
+                <w:b w:val="0"/>
+                <w:bCs w:val="0"/>
+                <w:i w:val="0"/>
+                <w:iCs w:val="0"/>
+                <w:caps w:val="0"/>
+                <w:smallCaps w:val="0"/>
+                <w:color w:val="000000" w:themeColor="text1" w:themeTint="FF" w:themeShade="FF"/>
+                <w:sz w:val="20"/>
+                <w:szCs w:val="20"/>
+              </w:rPr>
+            </w:pPr>
+            <w:r>
+              <w:rPr>
+                <w:rFonts w:ascii="Arial" w:hAnsi="Arial" w:eastAsia="Arial" w:cs="Arial"/>
+                <w:b w:val="0"/>
+                <w:bCs w:val="0"/>
+                <w:i w:val="0"/>
+                <w:iCs w:val="0"/>
+                <w:caps w:val="0"/>
+                <w:smallCaps w:val="0"/>
+                <w:color w:val="000000" w:themeColor="text1" w:themeTint="FF" w:themeShade="FF"/>
+                <w:sz w:val="20"/>
+                <w:szCs w:val="20"/>
+                <w:lang w:val="pt-PT"/>
+              </w:rPr>
+              <w:t>RNF05</w:t>
+            </w:r>
+          </w:p>
+        </w:tc>
+        <w:tc>
+          <w:tcPr>
+            <w:tcW w:w="2160" w:type="dxa"/>
+            <w:tcBorders>
+              <w:top w:val="double" w:color="000000" w:themeColor="text1" w:sz="12"/>
+              <w:left w:val="double" w:color="000000" w:themeColor="text1" w:sz="12"/>
+              <w:bottom w:val="double" w:color="000000" w:themeColor="text1" w:sz="12"/>
+              <w:right w:val="double" w:color="000000" w:themeColor="text1" w:sz="12"/>
+            </w:tcBorders>
+            <w:tcMar/>
+            <w:vAlign w:val="center"/>
+          </w:tcPr>
+          <w:p>
+            <w:pPr>
+              <w:spacing w:before="16" w:line="278" w:lineRule="auto"/>
+              <w:ind w:left="29" w:right="359"/>
+              <w:jc w:val="left"/>
+              <w:rPr>
+                <w:rFonts w:ascii="Arial" w:hAnsi="Arial" w:eastAsia="Arial" w:cs="Arial"/>
+                <w:b w:val="0"/>
+                <w:bCs w:val="0"/>
+                <w:i w:val="0"/>
+                <w:iCs w:val="0"/>
+                <w:caps w:val="0"/>
+                <w:smallCaps w:val="0"/>
+                <w:color w:val="000000" w:themeColor="text1" w:themeTint="FF" w:themeShade="FF"/>
+                <w:sz w:val="24"/>
+                <w:szCs w:val="24"/>
+              </w:rPr>
+            </w:pPr>
+            <w:r>
+              <w:rPr>
+                <w:rFonts w:ascii="Arial" w:hAnsi="Arial" w:eastAsia="Arial" w:cs="Arial"/>
+                <w:b w:val="0"/>
+                <w:bCs w:val="0"/>
+                <w:i w:val="0"/>
+                <w:iCs w:val="0"/>
+                <w:caps w:val="0"/>
+                <w:smallCaps w:val="0"/>
+                <w:color w:val="000000" w:themeColor="text1" w:themeTint="FF" w:themeShade="FF"/>
+                <w:sz w:val="24"/>
+                <w:szCs w:val="24"/>
+                <w:lang w:val="pt-PT"/>
+              </w:rPr>
+              <w:t>Capacidade de acesso</w:t>
+            </w:r>
+          </w:p>
+        </w:tc>
+        <w:tc>
+          <w:tcPr>
+            <w:tcW w:w="6030" w:type="dxa"/>
+            <w:tcBorders>
+              <w:top w:val="double" w:color="000000" w:themeColor="text1" w:sz="12"/>
+              <w:left w:val="double" w:color="000000" w:themeColor="text1" w:sz="12"/>
+              <w:bottom w:val="double" w:color="000000" w:themeColor="text1" w:sz="12"/>
+              <w:right w:val="double" w:color="000000" w:themeColor="text1" w:sz="12"/>
+            </w:tcBorders>
+            <w:tcMar/>
+            <w:vAlign w:val="center"/>
+          </w:tcPr>
+          <w:p>
+            <w:pPr>
+              <w:spacing w:before="16" w:line="278" w:lineRule="auto"/>
+              <w:ind w:left="29"/>
+              <w:jc w:val="left"/>
+              <w:rPr>
+                <w:rFonts w:ascii="Arial" w:hAnsi="Arial" w:eastAsia="Arial" w:cs="Arial"/>
+                <w:b w:val="0"/>
+                <w:bCs w:val="0"/>
+                <w:i w:val="0"/>
+                <w:iCs w:val="0"/>
+                <w:caps w:val="0"/>
+                <w:smallCaps w:val="0"/>
+                <w:color w:val="000000" w:themeColor="text1" w:themeTint="FF" w:themeShade="FF"/>
+                <w:sz w:val="24"/>
+                <w:szCs w:val="24"/>
+              </w:rPr>
+            </w:pPr>
+            <w:r>
+              <w:rPr>
+                <w:rFonts w:ascii="Arial" w:hAnsi="Arial" w:eastAsia="Arial" w:cs="Arial"/>
+                <w:b w:val="0"/>
+                <w:bCs w:val="0"/>
+                <w:i w:val="0"/>
+                <w:iCs w:val="0"/>
+                <w:caps w:val="0"/>
+                <w:smallCaps w:val="0"/>
+                <w:color w:val="000000" w:themeColor="text1" w:themeTint="FF" w:themeShade="FF"/>
+                <w:sz w:val="24"/>
+                <w:szCs w:val="24"/>
+                <w:lang w:val="pt-PT"/>
+              </w:rPr>
+              <w:t>O sistema deve suportar até 30 acessos simultâneos por dispositivo e cerca de 90 usuários cadastrados.</w:t>
+            </w:r>
+          </w:p>
+        </w:tc>
+      </w:tr>
+      <w:tr>
+        <w:trPr>
+          <w:trHeight w:val="855"/>
+        </w:trPr>
+        <w:tc>
+          <w:tcPr>
+            <w:tcW w:w="960" w:type="dxa"/>
+            <w:tcBorders>
+              <w:top w:val="double" w:color="000000" w:themeColor="text1" w:sz="12"/>
+              <w:left w:val="double" w:color="000000" w:themeColor="text1" w:sz="12"/>
+              <w:bottom w:val="double" w:color="000000" w:themeColor="text1" w:sz="12"/>
+              <w:right w:val="double" w:color="000000" w:themeColor="text1" w:sz="12"/>
+            </w:tcBorders>
+            <w:tcMar/>
+            <w:vAlign w:val="center"/>
+          </w:tcPr>
+          <w:p>
+            <w:pPr>
+              <w:pStyle w:val="Normal"/>
+              <w:bidi w:val="0"/>
+              <w:jc w:val="left"/>
+              <w:rPr>
+                <w:rFonts w:ascii="Arial" w:hAnsi="Arial" w:eastAsia="Arial" w:cs="Arial"/>
+                <w:b w:val="0"/>
+                <w:bCs w:val="0"/>
+                <w:i w:val="0"/>
+                <w:iCs w:val="0"/>
+                <w:caps w:val="0"/>
+                <w:smallCaps w:val="0"/>
+                <w:color w:val="000000" w:themeColor="text1" w:themeTint="FF" w:themeShade="FF"/>
+                <w:sz w:val="20"/>
+                <w:szCs w:val="20"/>
+                <w:lang w:val="pt-PT"/>
+              </w:rPr>
+            </w:pPr>
+            <w:r>
+              <w:rPr>
+                <w:rFonts w:ascii="Arial" w:hAnsi="Arial" w:eastAsia="Arial" w:cs="Arial"/>
+                <w:b w:val="0"/>
+                <w:bCs w:val="0"/>
+                <w:i w:val="0"/>
+                <w:iCs w:val="0"/>
+                <w:caps w:val="0"/>
+                <w:smallCaps w:val="0"/>
+                <w:color w:val="000000" w:themeColor="text1" w:themeTint="FF" w:themeShade="FF"/>
+                <w:sz w:val="20"/>
+                <w:szCs w:val="20"/>
+                <w:lang w:val="pt-PT"/>
+              </w:rPr>
+              <w:t>RNF06</w:t>
+            </w:r>
+          </w:p>
+        </w:tc>
+        <w:tc>
+          <w:tcPr>
+            <w:tcW w:w="2160" w:type="dxa"/>
+            <w:tcBorders>
+              <w:top w:val="double" w:color="000000" w:themeColor="text1" w:sz="12"/>
+              <w:left w:val="double" w:color="000000" w:themeColor="text1" w:sz="12"/>
+              <w:bottom w:val="double" w:color="000000" w:themeColor="text1" w:sz="12"/>
+              <w:right w:val="double" w:color="000000" w:themeColor="text1" w:sz="12"/>
+            </w:tcBorders>
+            <w:tcMar/>
+            <w:vAlign w:val="center"/>
+          </w:tcPr>
+          <w:p>
+            <w:pPr>
+              <w:bidi w:val="0"/>
+              <w:spacing w:before="187"/>
+              <w:ind w:left="29"/>
+              <w:jc w:val="left"/>
+              <w:rPr>
+                <w:rFonts w:ascii="Arial" w:hAnsi="Arial" w:eastAsia="Arial" w:cs="Arial"/>
+                <w:b w:val="0"/>
+                <w:bCs w:val="0"/>
+                <w:i w:val="0"/>
+                <w:iCs w:val="0"/>
+                <w:caps w:val="0"/>
+                <w:smallCaps w:val="0"/>
+                <w:noProof w:val="0"/>
+                <w:color w:val="000000" w:themeColor="text1" w:themeTint="FF" w:themeShade="FF"/>
+                <w:sz w:val="24"/>
+                <w:szCs w:val="24"/>
+                <w:lang w:val="pt-PT"/>
+              </w:rPr>
+            </w:pPr>
+            <w:r>
+              <w:rPr>
+                <w:rFonts w:ascii="Arial" w:hAnsi="Arial" w:eastAsia="Arial" w:cs="Arial"/>
+                <w:b w:val="0"/>
+                <w:bCs w:val="0"/>
+                <w:i w:val="0"/>
+                <w:iCs w:val="0"/>
+                <w:caps w:val="0"/>
+                <w:smallCaps w:val="0"/>
+                <w:noProof w:val="0"/>
+                <w:color w:val="000000" w:themeColor="text1" w:themeTint="FF" w:themeShade="FF"/>
+                <w:sz w:val="24"/>
+                <w:szCs w:val="24"/>
+                <w:lang w:val="pt-PT"/>
+              </w:rPr>
+              <w:t>Confiabilidade</w:t>
+            </w:r>
+          </w:p>
+        </w:tc>
+        <w:tc>
+          <w:tcPr>
+            <w:tcW w:w="6030" w:type="dxa"/>
+            <w:tcBorders>
+              <w:top w:val="double" w:color="000000" w:themeColor="text1" w:sz="12"/>
+              <w:left w:val="double" w:color="000000" w:themeColor="text1" w:sz="12"/>
+              <w:bottom w:val="double" w:color="000000" w:themeColor="text1" w:sz="12"/>
+              <w:right w:val="double" w:color="000000" w:themeColor="text1" w:sz="12"/>
+            </w:tcBorders>
+            <w:tcMar/>
+            <w:vAlign w:val="center"/>
+          </w:tcPr>
+          <w:p>
+            <w:pPr>
+              <w:bidi w:val="0"/>
+              <w:spacing w:before="16" w:line="278" w:lineRule="auto"/>
+              <w:ind w:left="29"/>
+              <w:jc w:val="left"/>
+              <w:rPr>
+                <w:rFonts w:ascii="Arial" w:hAnsi="Arial" w:eastAsia="Arial" w:cs="Arial"/>
+                <w:b w:val="0"/>
+                <w:bCs w:val="0"/>
+                <w:i w:val="0"/>
+                <w:iCs w:val="0"/>
+                <w:caps w:val="0"/>
+                <w:smallCaps w:val="0"/>
+                <w:noProof w:val="0"/>
+                <w:color w:val="000000" w:themeColor="text1" w:themeTint="FF" w:themeShade="FF"/>
+                <w:sz w:val="24"/>
+                <w:szCs w:val="24"/>
+                <w:lang w:val="pt-PT"/>
+              </w:rPr>
+            </w:pPr>
+            <w:r>
+              <w:rPr>
+                <w:rFonts w:ascii="Arial" w:hAnsi="Arial" w:eastAsia="Arial" w:cs="Arial"/>
+                <w:b w:val="0"/>
+                <w:bCs w:val="0"/>
+                <w:i w:val="0"/>
+                <w:iCs w:val="0"/>
+                <w:caps w:val="0"/>
+                <w:smallCaps w:val="0"/>
+                <w:noProof w:val="0"/>
+                <w:color w:val="000000" w:themeColor="text1" w:themeTint="FF" w:themeShade="FF"/>
+                <w:sz w:val="24"/>
+                <w:szCs w:val="24"/>
+                <w:lang w:val="pt-PT"/>
+              </w:rPr>
+              <w:t xml:space="preserve">Garantir que os dados de temperatura sejam </w:t>
+            </w:r>
+            <w:r>
+              <w:rPr>
+                <w:rFonts w:ascii="Arial" w:hAnsi="Arial" w:eastAsia="Arial" w:cs="Arial"/>
+                <w:b w:val="0"/>
+                <w:bCs w:val="0"/>
+                <w:i w:val="0"/>
+                <w:iCs w:val="0"/>
+                <w:caps w:val="0"/>
+                <w:smallCaps w:val="0"/>
+                <w:noProof w:val="0"/>
+                <w:color w:val="000000" w:themeColor="text1" w:themeTint="FF" w:themeShade="FF"/>
+                <w:sz w:val="24"/>
+                <w:szCs w:val="24"/>
+                <w:lang w:val="pt-PT"/>
+              </w:rPr>
+              <w:t>registrados</w:t>
+            </w:r>
+            <w:r>
+              <w:rPr>
+                <w:rFonts w:ascii="Arial" w:hAnsi="Arial" w:eastAsia="Arial" w:cs="Arial"/>
+                <w:b w:val="0"/>
+                <w:bCs w:val="0"/>
+                <w:i w:val="0"/>
+                <w:iCs w:val="0"/>
+                <w:caps w:val="0"/>
+                <w:smallCaps w:val="0"/>
+                <w:noProof w:val="0"/>
+                <w:color w:val="000000" w:themeColor="text1" w:themeTint="FF" w:themeShade="FF"/>
+                <w:sz w:val="24"/>
+                <w:szCs w:val="24"/>
+                <w:lang w:val="pt-PT"/>
+              </w:rPr>
+              <w:t xml:space="preserve"> corretamente e sem alterações indevidas.</w:t>
+            </w:r>
+          </w:p>
+        </w:tc>
+      </w:tr>
+    </w:tbl>
+    <w:p>
+      <w:pPr>
+        <w:rPr>
+          <w:rFonts w:ascii="Arial" w:hAnsi="Arial" w:cs="Arial"/>
+          <w:b w:val="1"/>
+          <w:bCs w:val="1"/>
+        </w:rPr>
+      </w:pPr>
+    </w:p>
+    <w:p>
+      <w:pPr>
+        <w:pStyle w:val="Normal"/>
+        <w:rPr>
+          <w:rFonts w:ascii="Arial" w:hAnsi="Arial" w:cs="Arial"/>
+          <w:b w:val="1"/>
+          <w:bCs w:val="1"/>
+        </w:rPr>
+      </w:pPr>
+      <w:proofErr w:type="spellStart"/>
+      <w:r>
+        <w:rPr>
+          <w:rFonts w:ascii="Arial" w:hAnsi="Arial" w:cs="Arial"/>
+          <w:b w:val="1"/>
+          <w:bCs w:val="1"/>
+        </w:rPr>
+        <w:t>Limites</w:t>
+      </w:r>
+      <w:r>
+        <w:rPr>
+          <w:rFonts w:ascii="Arial" w:hAnsi="Arial" w:cs="Arial"/>
+          <w:b w:val="1"/>
+          <w:bCs w:val="1"/>
+        </w:rPr>
+        <w:t> e </w:t>
+      </w:r>
+      <w:r>
+        <w:rPr>
+          <w:rFonts w:ascii="Arial" w:hAnsi="Arial" w:cs="Arial"/>
+          <w:b w:val="1"/>
+          <w:bCs w:val="1"/>
+        </w:rPr>
+        <w:t>exclusões</w:t>
       </w:r>
       <w:proofErr w:type="spellEnd"/>
-      <w:r>
-        <w:rPr>
-          <w:rFonts w:ascii="Arial" w:hAnsi="Arial" w:cs="Arial"/>
-          <w:b/>
-          <w:bCs/>
-        </w:rPr>
-        <w:t> </w:t>
-      </w:r>
       <w:proofErr w:type="spellStart"/>
-      <w:r>
-        <w:rPr>
-          <w:rFonts w:ascii="Arial" w:hAnsi="Arial" w:cs="Arial"/>
-          <w:b/>
-          <w:bCs/>
-        </w:rPr>
-        <w:t>Funcionais</w:t>
-      </w:r>
-      <w:proofErr w:type="spellEnd"/>
-      <w:r>
-        <w:rPr>
-          <w:rFonts w:ascii="Arial" w:hAnsi="Arial" w:cs="Arial"/>
-          <w:b/>
-          <w:bCs/>
-        </w:rPr>
-        <w:t>]</w:t>
-      </w:r>
-    </w:p>
-    <w:p>
-      <w:pPr>
-        <w:rPr>
-          <w:rFonts w:ascii="Arial" w:hAnsi="Arial" w:cs="Arial"/>
-          <w:b/>
-          <w:bCs/>
-        </w:rPr>
-      </w:pPr>
-    </w:p>
-    <w:p>
-      <w:pPr>
-        <w:rPr>
-          <w:rFonts w:ascii="Arial" w:hAnsi="Arial" w:cs="Arial"/>
-          <w:b/>
-          <w:bCs/>
-        </w:rPr>
-      </w:pPr>
-      <w:r>
-        <w:rPr>
-          <w:rFonts w:ascii="Arial" w:hAnsi="Arial" w:cs="Arial"/>
-          <w:b/>
-          <w:bCs/>
-        </w:rPr>
-        <w:br w:type="page"/>
-      </w:r>
-    </w:p>
-    <w:p>
-      <w:pPr>
-        <w:rPr>
-          <w:rFonts w:ascii="Arial" w:hAnsi="Arial" w:cs="Arial"/>
-          <w:b/>
-          <w:bCs/>
-        </w:rPr>
-      </w:pPr>
-      <w:proofErr w:type="spellStart"/>
-      <w:r>
-        <w:rPr>
-          <w:rFonts w:ascii="Arial" w:hAnsi="Arial" w:cs="Arial"/>
-          <w:b/>
-          <w:bCs/>
-        </w:rPr>
-        <w:t>Limites</w:t>
-      </w:r>
-      <w:proofErr w:type="spellEnd"/>
-      <w:r>
-        <w:rPr>
-          <w:rFonts w:ascii="Arial" w:hAnsi="Arial" w:cs="Arial"/>
-          <w:b/>
-          <w:bCs/>
-        </w:rPr>
-        <w:t> e </w:t>
-      </w:r>
-      <w:proofErr w:type="spellStart"/>
-      <w:r>
-        <w:rPr>
-          <w:rFonts w:ascii="Arial" w:hAnsi="Arial" w:cs="Arial"/>
-          <w:b/>
-          <w:bCs/>
-        </w:rPr>
-        <w:t>exclusões</w:t>
-      </w:r>
       <w:proofErr w:type="spellEnd"/>
     </w:p>
     <w:p>
@@ -2545,807 +6206,1184 @@
       <w:pPr>
         <w:rPr>
           <w:rFonts w:ascii="Arial" w:hAnsi="Arial" w:cs="Arial"/>
-          <w:b/>
-          <w:bCs/>
+          <w:b w:val="1"/>
+          <w:bCs w:val="1"/>
           <w:lang w:val="pt-PT"/>
         </w:rPr>
       </w:pPr>
       <w:r>
         <w:rPr>
           <w:rFonts w:ascii="Arial" w:hAnsi="Arial" w:cs="Arial"/>
-          <w:b/>
-          <w:bCs/>
+          <w:b w:val="1"/>
+          <w:bCs w:val="1"/>
           <w:lang w:val="pt-PT"/>
         </w:rPr>
-        <w:t>Duração total de 20 dias úteis</w:t>
-      </w:r>
-    </w:p>
-    <w:p>
-      <w:pPr>
-        <w:jc w:val="both"/>
-        <w:rPr>
-          <w:rFonts w:ascii="Arial" w:hAnsi="Arial" w:cs="Arial"/>
-          <w:b/>
-          <w:bCs/>
+        <w:t>Duração total</w:t>
+      </w:r>
+      <w:r>
+        <w:rPr>
+          <w:rFonts w:ascii="Arial" w:hAnsi="Arial" w:cs="Arial"/>
+          <w:b w:val="1"/>
+          <w:bCs w:val="1"/>
           <w:lang w:val="pt-PT"/>
         </w:rPr>
-      </w:pPr>
-      <w:r>
-        <w:rPr>
-          <w:rFonts w:ascii="Arial" w:hAnsi="Arial" w:cs="Arial"/>
-          <w:b/>
-          <w:bCs/>
+        <w:t xml:space="preserve"> 5 meses</w:t>
+      </w:r>
+    </w:p>
+    <w:p>
+      <w:pPr>
+        <w:pStyle w:val="Normal"/>
+        <w:rPr>
+          <w:rFonts w:ascii="Arial" w:hAnsi="Arial" w:cs="Arial"/>
+          <w:b w:val="1"/>
+          <w:bCs w:val="1"/>
+        </w:rPr>
+      </w:pPr>
+    </w:p>
+    <w:p>
+      <w:pPr>
+        <w:pStyle w:val="Normal"/>
+        <w:rPr>
+          <w:rFonts w:ascii="Arial" w:hAnsi="Arial" w:cs="Arial"/>
+          <w:b w:val="1"/>
+          <w:bCs w:val="1"/>
+        </w:rPr>
+      </w:pPr>
+      <w:r>
+        <w:rPr>
+          <w:rFonts w:ascii="Arial" w:hAnsi="Arial" w:cs="Arial"/>
+          <w:b w:val="1"/>
+          <w:bCs w:val="1"/>
+        </w:rPr>
+        <w:t xml:space="preserve">Sprint 1 - Estruturação </w:t>
+      </w:r>
+      <w:r>
+        <w:rPr>
+          <w:rFonts w:ascii="Arial" w:hAnsi="Arial" w:cs="Arial"/>
+          <w:b w:val="1"/>
+          <w:bCs w:val="1"/>
+        </w:rPr>
+        <w:t>inicial e Coleta de Dados</w:t>
+      </w:r>
+      <w:r>
+        <w:rPr>
+          <w:rFonts w:ascii="Arial" w:hAnsi="Arial" w:cs="Arial"/>
+          <w:b w:val="1"/>
+          <w:bCs w:val="1"/>
+        </w:rPr>
+        <w:t xml:space="preserve"> - </w:t>
+      </w:r>
+      <w:r>
+        <w:rPr>
+          <w:rFonts w:ascii="Arial" w:hAnsi="Arial" w:cs="Arial"/>
+          <w:b w:val="1"/>
+          <w:bCs w:val="1"/>
+        </w:rPr>
+        <w:t>Duração</w:t>
+      </w:r>
+      <w:r>
+        <w:rPr>
+          <w:rFonts w:ascii="Arial" w:hAnsi="Arial" w:cs="Arial"/>
+          <w:b w:val="1"/>
+          <w:bCs w:val="1"/>
+        </w:rPr>
+        <w:t xml:space="preserve">: 45 </w:t>
+      </w:r>
+      <w:r>
+        <w:rPr>
+          <w:rFonts w:ascii="Arial" w:hAnsi="Arial" w:cs="Arial"/>
+          <w:b w:val="1"/>
+          <w:bCs w:val="1"/>
+        </w:rPr>
+        <w:t>dias</w:t>
+      </w:r>
+    </w:p>
+    <w:p>
+      <w:pPr>
+        <w:pStyle w:val="Normal"/>
+        <w:rPr>
+          <w:rFonts w:ascii="Arial" w:hAnsi="Arial" w:cs="Arial"/>
+          <w:b w:val="1"/>
+          <w:bCs w:val="1"/>
+        </w:rPr>
+      </w:pPr>
+    </w:p>
+    <w:p>
+      <w:pPr>
+        <w:pStyle w:val="ListParagraph"/>
+        <w:numPr>
+          <w:ilvl w:val="0"/>
+          <w:numId w:val="48"/>
+        </w:numPr>
+        <w:rPr>
+          <w:rFonts w:ascii="Arial" w:hAnsi="Arial" w:cs="Arial"/>
+          <w:b w:val="0"/>
+          <w:bCs w:val="0"/>
+        </w:rPr>
+      </w:pPr>
+      <w:r>
+        <w:rPr>
+          <w:rFonts w:ascii="Arial" w:hAnsi="Arial" w:cs="Arial"/>
+          <w:b w:val="0"/>
+          <w:bCs w:val="0"/>
+        </w:rPr>
+        <w:t>Levantamento de requisitos</w:t>
+      </w:r>
+    </w:p>
+    <w:p>
+      <w:pPr>
+        <w:pStyle w:val="ListParagraph"/>
+        <w:numPr>
+          <w:ilvl w:val="0"/>
+          <w:numId w:val="48"/>
+        </w:numPr>
+        <w:rPr>
+          <w:rFonts w:ascii="Arial" w:hAnsi="Arial" w:cs="Arial"/>
+          <w:b w:val="0"/>
+          <w:bCs w:val="0"/>
+        </w:rPr>
+      </w:pPr>
+      <w:r>
+        <w:rPr>
+          <w:rFonts w:ascii="Arial" w:hAnsi="Arial" w:cs="Arial"/>
+          <w:b w:val="0"/>
+          <w:bCs w:val="0"/>
+        </w:rPr>
+        <w:t>Definição</w:t>
+      </w:r>
+      <w:r>
+        <w:rPr>
+          <w:rFonts w:ascii="Arial" w:hAnsi="Arial" w:cs="Arial"/>
+          <w:b w:val="0"/>
+          <w:bCs w:val="0"/>
+        </w:rPr>
+        <w:t xml:space="preserve"> da </w:t>
+      </w:r>
+      <w:r>
+        <w:rPr>
+          <w:rFonts w:ascii="Arial" w:hAnsi="Arial" w:cs="Arial"/>
+          <w:b w:val="0"/>
+          <w:bCs w:val="0"/>
+        </w:rPr>
+        <w:t>proposta</w:t>
+      </w:r>
+      <w:r>
+        <w:rPr>
+          <w:rFonts w:ascii="Arial" w:hAnsi="Arial" w:cs="Arial"/>
+          <w:b w:val="0"/>
+          <w:bCs w:val="0"/>
+        </w:rPr>
+        <w:t xml:space="preserve"> de </w:t>
+      </w:r>
+      <w:r>
+        <w:rPr>
+          <w:rFonts w:ascii="Arial" w:hAnsi="Arial" w:cs="Arial"/>
+          <w:b w:val="0"/>
+          <w:bCs w:val="0"/>
+        </w:rPr>
+        <w:t>solução</w:t>
+      </w:r>
+    </w:p>
+    <w:p>
+      <w:pPr>
+        <w:pStyle w:val="ListParagraph"/>
+        <w:numPr>
+          <w:ilvl w:val="0"/>
+          <w:numId w:val="48"/>
+        </w:numPr>
+        <w:rPr>
+          <w:rFonts w:ascii="Arial" w:hAnsi="Arial" w:cs="Arial"/>
+          <w:b w:val="0"/>
+          <w:bCs w:val="0"/>
+        </w:rPr>
+      </w:pPr>
+      <w:r>
+        <w:rPr>
+          <w:rFonts w:ascii="Arial" w:hAnsi="Arial" w:cs="Arial"/>
+          <w:b w:val="0"/>
+          <w:bCs w:val="0"/>
+        </w:rPr>
+        <w:t>Criação da identidade visual</w:t>
+      </w:r>
+    </w:p>
+    <w:p>
+      <w:pPr>
+        <w:pStyle w:val="ListParagraph"/>
+        <w:numPr>
+          <w:ilvl w:val="0"/>
+          <w:numId w:val="48"/>
+        </w:numPr>
+        <w:rPr>
+          <w:rFonts w:ascii="Arial" w:hAnsi="Arial" w:cs="Arial"/>
+          <w:b w:val="0"/>
+          <w:bCs w:val="0"/>
+        </w:rPr>
+      </w:pPr>
+      <w:r>
+        <w:rPr>
+          <w:rFonts w:ascii="Arial" w:hAnsi="Arial" w:cs="Arial"/>
+          <w:b w:val="0"/>
+          <w:bCs w:val="0"/>
+        </w:rPr>
+        <w:t>Desenvolvimento</w:t>
+      </w:r>
+      <w:r>
+        <w:rPr>
+          <w:rFonts w:ascii="Arial" w:hAnsi="Arial" w:cs="Arial"/>
+          <w:b w:val="0"/>
+          <w:bCs w:val="0"/>
+        </w:rPr>
+        <w:t xml:space="preserve"> </w:t>
+      </w:r>
+      <w:r>
+        <w:rPr>
+          <w:rFonts w:ascii="Arial" w:hAnsi="Arial" w:cs="Arial"/>
+          <w:b w:val="0"/>
+          <w:bCs w:val="0"/>
+        </w:rPr>
+        <w:t>inicial</w:t>
+      </w:r>
+      <w:r>
+        <w:rPr>
+          <w:rFonts w:ascii="Arial" w:hAnsi="Arial" w:cs="Arial"/>
+          <w:b w:val="0"/>
+          <w:bCs w:val="0"/>
+        </w:rPr>
+        <w:t xml:space="preserve"> do site institucional</w:t>
+      </w:r>
+    </w:p>
+    <w:p>
+      <w:pPr>
+        <w:pStyle w:val="ListParagraph"/>
+        <w:numPr>
+          <w:ilvl w:val="0"/>
+          <w:numId w:val="48"/>
+        </w:numPr>
+        <w:rPr>
+          <w:rFonts w:ascii="Arial" w:hAnsi="Arial" w:cs="Arial"/>
+          <w:b w:val="0"/>
+          <w:bCs w:val="0"/>
+        </w:rPr>
+      </w:pPr>
+      <w:r>
+        <w:rPr>
+          <w:rFonts w:ascii="Arial" w:hAnsi="Arial" w:cs="Arial"/>
+          <w:b w:val="0"/>
+          <w:bCs w:val="0"/>
+        </w:rPr>
+        <w:t>Modelagem</w:t>
+      </w:r>
+      <w:r>
+        <w:rPr>
+          <w:rFonts w:ascii="Arial" w:hAnsi="Arial" w:cs="Arial"/>
+          <w:b w:val="0"/>
+          <w:bCs w:val="0"/>
+        </w:rPr>
+        <w:t xml:space="preserve"> </w:t>
+      </w:r>
+      <w:r>
+        <w:rPr>
+          <w:rFonts w:ascii="Arial" w:hAnsi="Arial" w:cs="Arial"/>
+          <w:b w:val="0"/>
+          <w:bCs w:val="0"/>
+        </w:rPr>
+        <w:t>inicial</w:t>
+      </w:r>
+      <w:r>
+        <w:rPr>
+          <w:rFonts w:ascii="Arial" w:hAnsi="Arial" w:cs="Arial"/>
+          <w:b w:val="0"/>
+          <w:bCs w:val="0"/>
+        </w:rPr>
+        <w:t xml:space="preserve"> do banco de dados</w:t>
+      </w:r>
+    </w:p>
+    <w:p>
+      <w:pPr>
+        <w:pStyle w:val="ListParagraph"/>
+        <w:numPr>
+          <w:ilvl w:val="0"/>
+          <w:numId w:val="48"/>
+        </w:numPr>
+        <w:rPr>
+          <w:rFonts w:ascii="Arial" w:hAnsi="Arial" w:cs="Arial"/>
+          <w:b w:val="0"/>
+          <w:bCs w:val="0"/>
+        </w:rPr>
+      </w:pPr>
+      <w:r>
+        <w:rPr>
+          <w:rFonts w:ascii="Arial" w:hAnsi="Arial" w:cs="Arial"/>
+          <w:b w:val="0"/>
+          <w:bCs w:val="0"/>
+        </w:rPr>
+        <w:t>Configuração</w:t>
+      </w:r>
+      <w:r>
+        <w:rPr>
+          <w:rFonts w:ascii="Arial" w:hAnsi="Arial" w:cs="Arial"/>
+          <w:b w:val="0"/>
+          <w:bCs w:val="0"/>
+        </w:rPr>
+        <w:t xml:space="preserve"> do </w:t>
+      </w:r>
+      <w:r>
+        <w:rPr>
+          <w:rFonts w:ascii="Arial" w:hAnsi="Arial" w:cs="Arial"/>
+          <w:b w:val="0"/>
+          <w:bCs w:val="0"/>
+        </w:rPr>
+        <w:t>ambiente</w:t>
+      </w:r>
+      <w:r>
+        <w:rPr>
+          <w:rFonts w:ascii="Arial" w:hAnsi="Arial" w:cs="Arial"/>
+          <w:b w:val="0"/>
+          <w:bCs w:val="0"/>
+        </w:rPr>
+        <w:t xml:space="preserve"> de </w:t>
+      </w:r>
+      <w:r>
+        <w:rPr>
+          <w:rFonts w:ascii="Arial" w:hAnsi="Arial" w:cs="Arial"/>
+          <w:b w:val="0"/>
+          <w:bCs w:val="0"/>
+        </w:rPr>
+        <w:t>desenvolvimento</w:t>
+      </w:r>
+    </w:p>
+    <w:p>
+      <w:pPr>
+        <w:pStyle w:val="ListParagraph"/>
+        <w:numPr>
+          <w:ilvl w:val="0"/>
+          <w:numId w:val="48"/>
+        </w:numPr>
+        <w:rPr>
+          <w:rFonts w:ascii="Arial" w:hAnsi="Arial" w:cs="Arial"/>
+          <w:b w:val="0"/>
+          <w:bCs w:val="0"/>
+        </w:rPr>
+      </w:pPr>
+      <w:r>
+        <w:rPr>
+          <w:rFonts w:ascii="Arial" w:hAnsi="Arial" w:cs="Arial"/>
+          <w:b w:val="0"/>
+          <w:bCs w:val="0"/>
+        </w:rPr>
+        <w:t>Criação</w:t>
+      </w:r>
+      <w:r>
+        <w:rPr>
+          <w:rFonts w:ascii="Arial" w:hAnsi="Arial" w:cs="Arial"/>
+          <w:b w:val="0"/>
+          <w:bCs w:val="0"/>
+        </w:rPr>
+        <w:t xml:space="preserve"> do </w:t>
+      </w:r>
+      <w:r>
+        <w:rPr>
+          <w:rFonts w:ascii="Arial" w:hAnsi="Arial" w:cs="Arial"/>
+          <w:b w:val="0"/>
+          <w:bCs w:val="0"/>
+        </w:rPr>
+        <w:t>primeiro</w:t>
+      </w:r>
+      <w:r>
+        <w:rPr>
+          <w:rFonts w:ascii="Arial" w:hAnsi="Arial" w:cs="Arial"/>
+          <w:b w:val="0"/>
+          <w:bCs w:val="0"/>
+        </w:rPr>
+        <w:t xml:space="preserve"> script MySQL</w:t>
+      </w:r>
+    </w:p>
+    <w:p>
+      <w:pPr>
+        <w:pStyle w:val="ListParagraph"/>
+        <w:numPr>
+          <w:ilvl w:val="0"/>
+          <w:numId w:val="48"/>
+        </w:numPr>
+        <w:rPr>
+          <w:rFonts w:ascii="Arial" w:hAnsi="Arial" w:cs="Arial"/>
+          <w:b w:val="0"/>
+          <w:bCs w:val="0"/>
+        </w:rPr>
+      </w:pPr>
+      <w:r>
+        <w:rPr>
+          <w:rFonts w:ascii="Arial" w:hAnsi="Arial" w:cs="Arial"/>
+          <w:b w:val="0"/>
+          <w:bCs w:val="0"/>
+        </w:rPr>
+        <w:t>Configuração</w:t>
+      </w:r>
+      <w:r>
+        <w:rPr>
+          <w:rFonts w:ascii="Arial" w:hAnsi="Arial" w:cs="Arial"/>
+          <w:b w:val="0"/>
+          <w:bCs w:val="0"/>
+        </w:rPr>
+        <w:t xml:space="preserve"> Arduino e </w:t>
+      </w:r>
+      <w:r>
+        <w:rPr>
+          <w:rFonts w:ascii="Arial" w:hAnsi="Arial" w:cs="Arial"/>
+          <w:b w:val="0"/>
+          <w:bCs w:val="0"/>
+        </w:rPr>
+        <w:t>montagem</w:t>
+      </w:r>
+      <w:r>
+        <w:rPr>
+          <w:rFonts w:ascii="Arial" w:hAnsi="Arial" w:cs="Arial"/>
+          <w:b w:val="0"/>
+          <w:bCs w:val="0"/>
+        </w:rPr>
+        <w:t xml:space="preserve"> sensor LM35</w:t>
+      </w:r>
+    </w:p>
+    <w:p>
+      <w:pPr>
+        <w:pStyle w:val="ListParagraph"/>
+        <w:numPr>
+          <w:ilvl w:val="0"/>
+          <w:numId w:val="48"/>
+        </w:numPr>
+        <w:rPr>
+          <w:rFonts w:ascii="Arial" w:hAnsi="Arial" w:cs="Arial"/>
+          <w:b w:val="0"/>
+          <w:bCs w:val="0"/>
+        </w:rPr>
+      </w:pPr>
+      <w:r>
+        <w:rPr>
+          <w:rFonts w:ascii="Arial" w:hAnsi="Arial" w:cs="Arial"/>
+          <w:b w:val="0"/>
+          <w:bCs w:val="0"/>
+        </w:rPr>
+        <w:t>Utilização da DATAQUINO para inserção das leituras do LM35 no Banco de Dados</w:t>
+      </w:r>
+    </w:p>
+    <w:p>
+      <w:pPr>
+        <w:pStyle w:val="Normal"/>
+        <w:rPr>
+          <w:rFonts w:ascii="Arial" w:hAnsi="Arial" w:cs="Arial"/>
+          <w:b w:val="0"/>
+          <w:bCs w:val="0"/>
+        </w:rPr>
+      </w:pPr>
+    </w:p>
+    <w:p>
+      <w:pPr>
+        <w:pStyle w:val="Normal"/>
+        <w:rPr>
+          <w:rFonts w:ascii="Arial" w:hAnsi="Arial" w:cs="Arial"/>
+          <w:b w:val="1"/>
+          <w:bCs w:val="1"/>
+          <w:lang w:val="pt-BR"/>
+        </w:rPr>
+      </w:pPr>
+      <w:r>
+        <w:rPr>
+          <w:rFonts w:ascii="Arial" w:hAnsi="Arial" w:cs="Arial"/>
+          <w:b w:val="1"/>
+          <w:bCs w:val="1"/>
+          <w:lang w:val="pt-BR"/>
+        </w:rPr>
+        <w:t>Sprint 2 – Desenvolvimento</w:t>
+      </w:r>
+      <w:r>
+        <w:rPr>
+          <w:rFonts w:ascii="Arial" w:hAnsi="Arial" w:cs="Arial"/>
+          <w:b w:val="1"/>
+          <w:bCs w:val="1"/>
+          <w:lang w:val="pt-BR"/>
+        </w:rPr>
+        <w:t xml:space="preserve"> Web</w:t>
+      </w:r>
+      <w:r>
+        <w:rPr>
+          <w:rFonts w:ascii="Arial" w:hAnsi="Arial" w:cs="Arial"/>
+          <w:b w:val="1"/>
+          <w:bCs w:val="1"/>
+          <w:lang w:val="pt-BR"/>
+        </w:rPr>
+        <w:t xml:space="preserve"> </w:t>
+      </w:r>
+      <w:r>
+        <w:rPr>
+          <w:rFonts w:ascii="Arial" w:hAnsi="Arial" w:cs="Arial"/>
+          <w:b w:val="1"/>
+          <w:bCs w:val="1"/>
+          <w:lang w:val="pt-BR"/>
+        </w:rPr>
+        <w:t xml:space="preserve">- </w:t>
+      </w:r>
+      <w:r>
+        <w:rPr>
+          <w:rFonts w:ascii="Arial" w:hAnsi="Arial" w:cs="Arial"/>
+          <w:b w:val="1"/>
+          <w:bCs w:val="1"/>
+          <w:lang w:val="pt-BR"/>
+        </w:rPr>
+        <w:t>Duração: 45 dias</w:t>
+      </w:r>
+    </w:p>
+    <w:p>
+      <w:pPr>
+        <w:pStyle w:val="Normal"/>
+        <w:rPr>
+          <w:rFonts w:ascii="Arial" w:hAnsi="Arial" w:cs="Arial"/>
+          <w:b w:val="0"/>
+          <w:bCs w:val="0"/>
+        </w:rPr>
+      </w:pPr>
+    </w:p>
+    <w:p>
+      <w:pPr>
+        <w:pStyle w:val="ListParagraph"/>
+        <w:numPr>
+          <w:ilvl w:val="0"/>
+          <w:numId w:val="49"/>
+        </w:numPr>
+        <w:rPr>
+          <w:rFonts w:ascii="Arial" w:hAnsi="Arial" w:cs="Arial"/>
+          <w:b w:val="0"/>
+          <w:bCs w:val="0"/>
+        </w:rPr>
+      </w:pPr>
+      <w:r>
+        <w:rPr>
+          <w:rFonts w:ascii="Arial" w:hAnsi="Arial" w:cs="Arial"/>
+          <w:b w:val="0"/>
+          <w:bCs w:val="0"/>
+        </w:rPr>
+        <w:t>Desenvolvimento</w:t>
+      </w:r>
+      <w:r>
+        <w:rPr>
+          <w:rFonts w:ascii="Arial" w:hAnsi="Arial" w:cs="Arial"/>
+          <w:b w:val="0"/>
+          <w:bCs w:val="0"/>
+        </w:rPr>
+        <w:t xml:space="preserve"> </w:t>
+      </w:r>
+      <w:r>
+        <w:rPr>
+          <w:rFonts w:ascii="Arial" w:hAnsi="Arial" w:cs="Arial"/>
+          <w:b w:val="0"/>
+          <w:bCs w:val="0"/>
+        </w:rPr>
+        <w:t>mais</w:t>
+      </w:r>
+      <w:r>
+        <w:rPr>
+          <w:rFonts w:ascii="Arial" w:hAnsi="Arial" w:cs="Arial"/>
+          <w:b w:val="0"/>
+          <w:bCs w:val="0"/>
+        </w:rPr>
+        <w:t xml:space="preserve"> aprofundado do site</w:t>
+      </w:r>
+    </w:p>
+    <w:p>
+      <w:pPr>
+        <w:pStyle w:val="ListParagraph"/>
+        <w:numPr>
+          <w:ilvl w:val="0"/>
+          <w:numId w:val="49"/>
+        </w:numPr>
+        <w:rPr>
+          <w:rFonts w:ascii="Arial" w:hAnsi="Arial" w:cs="Arial"/>
+          <w:b w:val="0"/>
+          <w:bCs w:val="0"/>
+        </w:rPr>
+      </w:pPr>
+      <w:r>
+        <w:rPr>
+          <w:rFonts w:ascii="Arial" w:hAnsi="Arial" w:cs="Arial"/>
+          <w:b w:val="0"/>
+          <w:bCs w:val="0"/>
+        </w:rPr>
+        <w:t>Criação de telas de login e cadastro</w:t>
+      </w:r>
+    </w:p>
+    <w:p>
+      <w:pPr>
+        <w:pStyle w:val="ListParagraph"/>
+        <w:numPr>
+          <w:ilvl w:val="0"/>
+          <w:numId w:val="49"/>
+        </w:numPr>
+        <w:rPr>
+          <w:rFonts w:ascii="Arial" w:hAnsi="Arial" w:cs="Arial"/>
+          <w:b w:val="0"/>
+          <w:bCs w:val="0"/>
+        </w:rPr>
+      </w:pPr>
+      <w:r>
+        <w:rPr>
+          <w:rFonts w:ascii="Arial" w:hAnsi="Arial" w:cs="Arial"/>
+          <w:b w:val="0"/>
+          <w:bCs w:val="0"/>
+        </w:rPr>
+        <w:t>Desenvolvimento</w:t>
+      </w:r>
+      <w:r>
+        <w:rPr>
+          <w:rFonts w:ascii="Arial" w:hAnsi="Arial" w:cs="Arial"/>
+          <w:b w:val="0"/>
+          <w:bCs w:val="0"/>
+        </w:rPr>
+        <w:t xml:space="preserve"> das dashboards</w:t>
+      </w:r>
+    </w:p>
+    <w:p>
+      <w:pPr>
+        <w:pStyle w:val="ListParagraph"/>
+        <w:numPr>
+          <w:ilvl w:val="0"/>
+          <w:numId w:val="49"/>
+        </w:numPr>
+        <w:rPr>
+          <w:rFonts w:ascii="Arial" w:hAnsi="Arial" w:cs="Arial"/>
+          <w:b w:val="0"/>
+          <w:bCs w:val="0"/>
+        </w:rPr>
+      </w:pPr>
+      <w:r>
+        <w:rPr>
+          <w:rFonts w:ascii="Arial" w:hAnsi="Arial" w:cs="Arial"/>
+          <w:b w:val="0"/>
+          <w:bCs w:val="0"/>
+        </w:rPr>
+        <w:t>Implementação</w:t>
+      </w:r>
+      <w:r>
+        <w:rPr>
+          <w:rFonts w:ascii="Arial" w:hAnsi="Arial" w:cs="Arial"/>
+          <w:b w:val="0"/>
+          <w:bCs w:val="0"/>
+        </w:rPr>
+        <w:t xml:space="preserve"> das KPI’s e gráficos</w:t>
+      </w:r>
+    </w:p>
+    <w:p>
+      <w:pPr>
+        <w:pStyle w:val="ListParagraph"/>
+        <w:numPr>
+          <w:ilvl w:val="0"/>
+          <w:numId w:val="49"/>
+        </w:numPr>
+        <w:rPr>
+          <w:rFonts w:ascii="Arial" w:hAnsi="Arial" w:cs="Arial"/>
+          <w:b w:val="0"/>
+          <w:bCs w:val="0"/>
+        </w:rPr>
+      </w:pPr>
+      <w:r>
+        <w:rPr>
+          <w:rFonts w:ascii="Arial" w:hAnsi="Arial" w:cs="Arial"/>
+          <w:b w:val="0"/>
+          <w:bCs w:val="0"/>
+        </w:rPr>
+        <w:t>Criação</w:t>
+      </w:r>
+      <w:r>
+        <w:rPr>
+          <w:rFonts w:ascii="Arial" w:hAnsi="Arial" w:cs="Arial"/>
+          <w:b w:val="0"/>
+          <w:bCs w:val="0"/>
+        </w:rPr>
+        <w:t xml:space="preserve"> das </w:t>
+      </w:r>
+      <w:r>
+        <w:rPr>
+          <w:rFonts w:ascii="Arial" w:hAnsi="Arial" w:cs="Arial"/>
+          <w:b w:val="0"/>
+          <w:bCs w:val="0"/>
+        </w:rPr>
+        <w:t>rotas</w:t>
+      </w:r>
+      <w:r>
+        <w:rPr>
+          <w:rFonts w:ascii="Arial" w:hAnsi="Arial" w:cs="Arial"/>
+          <w:b w:val="0"/>
+          <w:bCs w:val="0"/>
+        </w:rPr>
+        <w:t xml:space="preserve"> de </w:t>
+      </w:r>
+      <w:r>
+        <w:rPr>
+          <w:rFonts w:ascii="Arial" w:hAnsi="Arial" w:cs="Arial"/>
+          <w:b w:val="0"/>
+          <w:bCs w:val="0"/>
+        </w:rPr>
+        <w:t>comunicação</w:t>
+      </w:r>
+      <w:r>
+        <w:rPr>
+          <w:rFonts w:ascii="Arial" w:hAnsi="Arial" w:cs="Arial"/>
+          <w:b w:val="0"/>
+          <w:bCs w:val="0"/>
+        </w:rPr>
+        <w:t xml:space="preserve"> entre o site e o banco de dados</w:t>
+      </w:r>
+    </w:p>
+    <w:p>
+      <w:pPr>
+        <w:pStyle w:val="Normal"/>
+        <w:ind w:left="0"/>
+        <w:rPr>
+          <w:rFonts w:ascii="Arial" w:hAnsi="Arial" w:cs="Arial"/>
+          <w:b w:val="0"/>
+          <w:bCs w:val="0"/>
+        </w:rPr>
+      </w:pPr>
+    </w:p>
+    <w:p>
+      <w:pPr>
+        <w:pStyle w:val="Normal"/>
+        <w:rPr>
+          <w:rFonts w:ascii="Arial" w:hAnsi="Arial" w:cs="Arial"/>
+          <w:b w:val="1"/>
+          <w:bCs w:val="1"/>
+          <w:lang w:val="pt-BR"/>
+        </w:rPr>
+      </w:pPr>
+      <w:r>
+        <w:rPr>
+          <w:rFonts w:ascii="Arial" w:hAnsi="Arial" w:cs="Arial"/>
+          <w:b w:val="1"/>
+          <w:bCs w:val="1"/>
+          <w:lang w:val="pt-BR"/>
+        </w:rPr>
+        <w:t xml:space="preserve">Sprint 3 – Integração Final e Refinamento do </w:t>
+      </w:r>
+      <w:r>
+        <w:rPr>
+          <w:rFonts w:ascii="Arial" w:hAnsi="Arial" w:cs="Arial"/>
+          <w:b w:val="1"/>
+          <w:bCs w:val="1"/>
+          <w:lang w:val="pt-BR"/>
+        </w:rPr>
+        <w:t>sistema -</w:t>
+      </w:r>
+      <w:r>
+        <w:rPr>
+          <w:rFonts w:ascii="Arial" w:hAnsi="Arial" w:cs="Arial"/>
+          <w:b w:val="1"/>
+          <w:bCs w:val="1"/>
+          <w:lang w:val="pt-BR"/>
+        </w:rPr>
+        <w:t xml:space="preserve"> Duração: 45 dias</w:t>
+      </w:r>
+    </w:p>
+    <w:p>
+      <w:pPr>
+        <w:pStyle w:val="Normal"/>
+        <w:ind w:left="0"/>
+        <w:rPr>
+          <w:rFonts w:ascii="Arial" w:hAnsi="Arial" w:cs="Arial"/>
+          <w:b w:val="0"/>
+          <w:bCs w:val="0"/>
+        </w:rPr>
+      </w:pPr>
+    </w:p>
+    <w:p>
+      <w:pPr>
+        <w:pStyle w:val="ListParagraph"/>
+        <w:numPr>
+          <w:ilvl w:val="0"/>
+          <w:numId w:val="50"/>
+        </w:numPr>
+        <w:rPr>
+          <w:rFonts w:ascii="Arial" w:hAnsi="Arial" w:cs="Arial"/>
+          <w:b w:val="0"/>
+          <w:bCs w:val="0"/>
+        </w:rPr>
+      </w:pPr>
+      <w:r>
+        <w:rPr>
+          <w:rFonts w:ascii="Arial" w:hAnsi="Arial" w:cs="Arial"/>
+          <w:b w:val="0"/>
+          <w:bCs w:val="0"/>
+        </w:rPr>
+        <w:t>Desenvolvimento</w:t>
+      </w:r>
+      <w:r>
+        <w:rPr>
+          <w:rFonts w:ascii="Arial" w:hAnsi="Arial" w:cs="Arial"/>
+          <w:b w:val="0"/>
+          <w:bCs w:val="0"/>
+        </w:rPr>
+        <w:t xml:space="preserve"> e </w:t>
+      </w:r>
+      <w:r>
+        <w:rPr>
+          <w:rFonts w:ascii="Arial" w:hAnsi="Arial" w:cs="Arial"/>
+          <w:b w:val="0"/>
+          <w:bCs w:val="0"/>
+        </w:rPr>
+        <w:t>utilização</w:t>
+      </w:r>
+      <w:r>
+        <w:rPr>
+          <w:rFonts w:ascii="Arial" w:hAnsi="Arial" w:cs="Arial"/>
+          <w:b w:val="0"/>
+          <w:bCs w:val="0"/>
+        </w:rPr>
+        <w:t xml:space="preserve"> da Web-Data-Viz</w:t>
+      </w:r>
+    </w:p>
+    <w:p>
+      <w:pPr>
+        <w:pStyle w:val="ListParagraph"/>
+        <w:numPr>
+          <w:ilvl w:val="0"/>
+          <w:numId w:val="50"/>
+        </w:numPr>
+        <w:rPr>
+          <w:rFonts w:ascii="Arial" w:hAnsi="Arial" w:cs="Arial"/>
+          <w:b w:val="0"/>
+          <w:bCs w:val="0"/>
+        </w:rPr>
+      </w:pPr>
+      <w:r>
+        <w:rPr>
+          <w:rFonts w:ascii="Arial" w:hAnsi="Arial" w:cs="Arial"/>
+          <w:b w:val="0"/>
+          <w:bCs w:val="0"/>
+        </w:rPr>
+        <w:t>Implementação das funcionalidades de gerenciamento de pacientes e pulseiras</w:t>
+      </w:r>
+    </w:p>
+    <w:p>
+      <w:pPr>
+        <w:pStyle w:val="ListParagraph"/>
+        <w:numPr>
+          <w:ilvl w:val="0"/>
+          <w:numId w:val="50"/>
+        </w:numPr>
+        <w:rPr>
+          <w:rFonts w:ascii="Arial" w:hAnsi="Arial" w:cs="Arial"/>
+          <w:b w:val="0"/>
+          <w:bCs w:val="0"/>
+        </w:rPr>
+      </w:pPr>
+      <w:r>
+        <w:rPr>
+          <w:rFonts w:ascii="Arial" w:hAnsi="Arial" w:cs="Arial"/>
+          <w:b w:val="0"/>
+          <w:bCs w:val="0"/>
+        </w:rPr>
+        <w:t>Atualização</w:t>
+      </w:r>
+      <w:r>
+        <w:rPr>
+          <w:rFonts w:ascii="Arial" w:hAnsi="Arial" w:cs="Arial"/>
+          <w:b w:val="0"/>
+          <w:bCs w:val="0"/>
+        </w:rPr>
+        <w:t xml:space="preserve"> </w:t>
+      </w:r>
+      <w:r>
+        <w:rPr>
+          <w:rFonts w:ascii="Arial" w:hAnsi="Arial" w:cs="Arial"/>
+          <w:b w:val="0"/>
+          <w:bCs w:val="0"/>
+        </w:rPr>
+        <w:t>automática</w:t>
+      </w:r>
+      <w:r>
+        <w:rPr>
+          <w:rFonts w:ascii="Arial" w:hAnsi="Arial" w:cs="Arial"/>
+          <w:b w:val="0"/>
+          <w:bCs w:val="0"/>
+        </w:rPr>
+        <w:t xml:space="preserve"> das dashboards em tempo real</w:t>
+      </w:r>
+    </w:p>
+    <w:p>
+      <w:pPr>
+        <w:pStyle w:val="ListParagraph"/>
+        <w:numPr>
+          <w:ilvl w:val="0"/>
+          <w:numId w:val="50"/>
+        </w:numPr>
+        <w:rPr>
+          <w:rFonts w:ascii="Arial" w:hAnsi="Arial" w:cs="Arial"/>
+          <w:b w:val="0"/>
+          <w:bCs w:val="0"/>
+        </w:rPr>
+      </w:pPr>
+      <w:r>
+        <w:rPr>
+          <w:rFonts w:ascii="Arial" w:hAnsi="Arial" w:cs="Arial"/>
+          <w:b w:val="0"/>
+          <w:bCs w:val="0"/>
+        </w:rPr>
+        <w:t>Implementação</w:t>
+      </w:r>
+      <w:r>
+        <w:rPr>
+          <w:rFonts w:ascii="Arial" w:hAnsi="Arial" w:cs="Arial"/>
+          <w:b w:val="0"/>
+          <w:bCs w:val="0"/>
+        </w:rPr>
+        <w:t xml:space="preserve"> do </w:t>
+      </w:r>
+      <w:r>
+        <w:rPr>
+          <w:rFonts w:ascii="Arial" w:hAnsi="Arial" w:cs="Arial"/>
+          <w:b w:val="0"/>
+          <w:bCs w:val="0"/>
+        </w:rPr>
+        <w:t>sistema</w:t>
+      </w:r>
+      <w:r>
+        <w:rPr>
+          <w:rFonts w:ascii="Arial" w:hAnsi="Arial" w:cs="Arial"/>
+          <w:b w:val="0"/>
+          <w:bCs w:val="0"/>
+        </w:rPr>
+        <w:t xml:space="preserve"> </w:t>
+      </w:r>
+      <w:r>
+        <w:rPr>
+          <w:rFonts w:ascii="Arial" w:hAnsi="Arial" w:cs="Arial"/>
+          <w:b w:val="0"/>
+          <w:bCs w:val="0"/>
+        </w:rPr>
+        <w:t>automático</w:t>
+      </w:r>
+      <w:r>
+        <w:rPr>
+          <w:rFonts w:ascii="Arial" w:hAnsi="Arial" w:cs="Arial"/>
+          <w:b w:val="0"/>
+          <w:bCs w:val="0"/>
+        </w:rPr>
+        <w:t xml:space="preserve"> de alertas</w:t>
+      </w:r>
+    </w:p>
+    <w:p>
+      <w:pPr>
+        <w:pStyle w:val="ListParagraph"/>
+        <w:numPr>
+          <w:ilvl w:val="0"/>
+          <w:numId w:val="50"/>
+        </w:numPr>
+        <w:rPr>
+          <w:rFonts w:ascii="Arial" w:hAnsi="Arial" w:cs="Arial"/>
+          <w:b w:val="0"/>
+          <w:bCs w:val="0"/>
+        </w:rPr>
+      </w:pPr>
+      <w:r>
+        <w:rPr>
+          <w:rFonts w:ascii="Arial" w:hAnsi="Arial" w:cs="Arial"/>
+          <w:b w:val="0"/>
+          <w:bCs w:val="0"/>
+        </w:rPr>
+        <w:t>Refinamento</w:t>
+      </w:r>
+      <w:r>
+        <w:rPr>
+          <w:rFonts w:ascii="Arial" w:hAnsi="Arial" w:cs="Arial"/>
+          <w:b w:val="0"/>
+          <w:bCs w:val="0"/>
+        </w:rPr>
+        <w:t xml:space="preserve"> visual e otimização das interfaces</w:t>
+      </w:r>
+    </w:p>
+    <w:p>
+      <w:pPr>
+        <w:pStyle w:val="ListParagraph"/>
+        <w:numPr>
+          <w:ilvl w:val="0"/>
+          <w:numId w:val="50"/>
+        </w:numPr>
+        <w:rPr>
+          <w:rFonts w:ascii="Arial" w:hAnsi="Arial" w:cs="Arial"/>
+          <w:b w:val="0"/>
+          <w:bCs w:val="0"/>
+        </w:rPr>
+      </w:pPr>
+      <w:r>
+        <w:rPr>
+          <w:rFonts w:ascii="Arial" w:hAnsi="Arial" w:cs="Arial"/>
+          <w:b w:val="0"/>
+          <w:bCs w:val="0"/>
+        </w:rPr>
+        <w:t>Implementação</w:t>
+      </w:r>
+      <w:r>
+        <w:rPr>
+          <w:rFonts w:ascii="Arial" w:hAnsi="Arial" w:cs="Arial"/>
+          <w:b w:val="0"/>
+          <w:bCs w:val="0"/>
+        </w:rPr>
+        <w:t xml:space="preserve"> de </w:t>
+      </w:r>
+      <w:r>
+        <w:rPr>
+          <w:rFonts w:ascii="Arial" w:hAnsi="Arial" w:cs="Arial"/>
+          <w:b w:val="0"/>
+          <w:bCs w:val="0"/>
+        </w:rPr>
+        <w:t>novas</w:t>
+      </w:r>
+      <w:r>
+        <w:rPr>
+          <w:rFonts w:ascii="Arial" w:hAnsi="Arial" w:cs="Arial"/>
+          <w:b w:val="0"/>
+          <w:bCs w:val="0"/>
+        </w:rPr>
+        <w:t xml:space="preserve"> funcionalidades</w:t>
+      </w:r>
+    </w:p>
+    <w:p>
+      <w:pPr>
+        <w:pStyle w:val="ListParagraph"/>
+        <w:numPr>
+          <w:ilvl w:val="0"/>
+          <w:numId w:val="50"/>
+        </w:numPr>
+        <w:rPr>
+          <w:rFonts w:ascii="Arial" w:hAnsi="Arial" w:cs="Arial"/>
+          <w:b w:val="0"/>
+          <w:bCs w:val="0"/>
+        </w:rPr>
+      </w:pPr>
+      <w:r>
+        <w:rPr>
+          <w:rFonts w:ascii="Arial" w:hAnsi="Arial" w:cs="Arial"/>
+          <w:b w:val="0"/>
+          <w:bCs w:val="0"/>
+        </w:rPr>
+        <w:t xml:space="preserve">Testes </w:t>
+      </w:r>
+      <w:r>
+        <w:rPr>
+          <w:rFonts w:ascii="Arial" w:hAnsi="Arial" w:cs="Arial"/>
+          <w:b w:val="0"/>
+          <w:bCs w:val="0"/>
+        </w:rPr>
+        <w:t>finais</w:t>
+      </w:r>
+      <w:r>
+        <w:rPr>
+          <w:rFonts w:ascii="Arial" w:hAnsi="Arial" w:cs="Arial"/>
+          <w:b w:val="0"/>
+          <w:bCs w:val="0"/>
+        </w:rPr>
+        <w:t xml:space="preserve"> de funcionamento</w:t>
+      </w:r>
+    </w:p>
+    <w:p>
+      <w:pPr>
+        <w:pStyle w:val="ListParagraph"/>
+        <w:numPr>
+          <w:ilvl w:val="0"/>
+          <w:numId w:val="50"/>
+        </w:numPr>
+        <w:rPr>
+          <w:rFonts w:ascii="Arial" w:hAnsi="Arial" w:cs="Arial"/>
+          <w:b w:val="0"/>
+          <w:bCs w:val="0"/>
+        </w:rPr>
+      </w:pPr>
+      <w:r>
+        <w:rPr>
+          <w:rFonts w:ascii="Arial" w:hAnsi="Arial" w:cs="Arial"/>
+          <w:b w:val="0"/>
+          <w:bCs w:val="0"/>
+        </w:rPr>
+        <w:t>Ajustes</w:t>
+      </w:r>
+      <w:r>
+        <w:rPr>
+          <w:rFonts w:ascii="Arial" w:hAnsi="Arial" w:cs="Arial"/>
+          <w:b w:val="0"/>
+          <w:bCs w:val="0"/>
+        </w:rPr>
+        <w:t xml:space="preserve"> </w:t>
+      </w:r>
+      <w:r>
+        <w:rPr>
+          <w:rFonts w:ascii="Arial" w:hAnsi="Arial" w:cs="Arial"/>
+          <w:b w:val="0"/>
+          <w:bCs w:val="0"/>
+        </w:rPr>
+        <w:t>gerais</w:t>
+      </w:r>
+      <w:r>
+        <w:rPr>
+          <w:rFonts w:ascii="Arial" w:hAnsi="Arial" w:cs="Arial"/>
+          <w:b w:val="0"/>
+          <w:bCs w:val="0"/>
+        </w:rPr>
+        <w:t xml:space="preserve"> e </w:t>
+      </w:r>
+      <w:r>
+        <w:rPr>
+          <w:rFonts w:ascii="Arial" w:hAnsi="Arial" w:cs="Arial"/>
+          <w:b w:val="0"/>
+          <w:bCs w:val="0"/>
+        </w:rPr>
+        <w:t>finalização</w:t>
+      </w:r>
+      <w:r>
+        <w:rPr>
+          <w:rFonts w:ascii="Arial" w:hAnsi="Arial" w:cs="Arial"/>
+          <w:b w:val="0"/>
+          <w:bCs w:val="0"/>
+        </w:rPr>
+        <w:t xml:space="preserve"> do projeto</w:t>
+      </w:r>
+    </w:p>
+    <w:p>
+      <w:pPr>
+        <w:rPr>
+          <w:rFonts w:ascii="Arial" w:hAnsi="Arial" w:cs="Arial"/>
+          <w:b w:val="1"/>
+          <w:bCs w:val="1"/>
+        </w:rPr>
+      </w:pPr>
+    </w:p>
+    <w:p>
+      <w:pPr>
+        <w:rPr>
+          <w:rFonts w:ascii="Arial" w:hAnsi="Arial" w:cs="Arial"/>
           <w:lang w:val="pt-PT"/>
         </w:rPr>
-        <w:t>Entrega.................................................................................................................Duração</w:t>
-      </w:r>
-      <w:r>
-        <w:rPr>
-          <w:rFonts w:ascii="Arial" w:hAnsi="Arial" w:cs="Arial"/>
-          <w:lang w:val="pt-PT"/>
-        </w:rPr>
-        <w:t xml:space="preserve"> </w:t>
-      </w:r>
-    </w:p>
-    <w:p>
-      <w:pPr>
-        <w:jc w:val="both"/>
-        <w:rPr>
-          <w:rFonts w:ascii="Arial" w:hAnsi="Arial" w:cs="Arial"/>
-          <w:lang w:val="pt-PT"/>
-        </w:rPr>
-      </w:pPr>
-      <w:r>
-        <w:rPr>
-          <w:rFonts w:ascii="Arial" w:hAnsi="Arial" w:cs="Arial"/>
-          <w:lang w:val="pt-PT"/>
-        </w:rPr>
-        <w:t>Documentação</w:t>
-      </w:r>
-      <w:r>
-        <w:rPr>
-          <w:rFonts w:ascii="Arial" w:hAnsi="Arial" w:cs="Arial"/>
-          <w:lang w:val="pt-PT"/>
-        </w:rPr>
-        <w:tab/>
-      </w:r>
-      <w:r>
-        <w:rPr>
-          <w:rFonts w:ascii="Arial" w:hAnsi="Arial" w:cs="Arial"/>
-          <w:lang w:val="pt-PT"/>
-        </w:rPr>
-        <w:tab/>
-      </w:r>
-      <w:r>
-        <w:rPr>
-          <w:rFonts w:ascii="Arial" w:hAnsi="Arial" w:cs="Arial"/>
-          <w:lang w:val="pt-PT"/>
-        </w:rPr>
-        <w:tab/>
-      </w:r>
-      <w:r>
-        <w:rPr>
-          <w:rFonts w:ascii="Arial" w:hAnsi="Arial" w:cs="Arial"/>
-          <w:lang w:val="pt-PT"/>
-        </w:rPr>
-        <w:tab/>
-      </w:r>
-      <w:r>
-        <w:rPr>
-          <w:rFonts w:ascii="Arial" w:hAnsi="Arial" w:cs="Arial"/>
-          <w:lang w:val="pt-PT"/>
-        </w:rPr>
-        <w:tab/>
-      </w:r>
-      <w:r>
-        <w:rPr>
-          <w:rFonts w:ascii="Arial" w:hAnsi="Arial" w:cs="Arial"/>
-          <w:lang w:val="pt-PT"/>
-        </w:rPr>
-        <w:tab/>
-      </w:r>
-      <w:r>
-        <w:rPr>
-          <w:rFonts w:ascii="Arial" w:hAnsi="Arial" w:cs="Arial"/>
-          <w:lang w:val="pt-PT"/>
-        </w:rPr>
-        <w:tab/>
-      </w:r>
-      <w:r>
-        <w:rPr>
-          <w:rFonts w:ascii="Arial" w:hAnsi="Arial" w:cs="Arial"/>
-          <w:lang w:val="pt-PT"/>
-        </w:rPr>
-        <w:tab/>
-      </w:r>
-      <w:r>
-        <w:rPr>
-          <w:rFonts w:ascii="Arial" w:hAnsi="Arial" w:cs="Arial"/>
-          <w:lang w:val="pt-PT"/>
-        </w:rPr>
-        <w:tab/>
-      </w:r>
-      <w:r>
-        <w:rPr>
-          <w:rFonts w:ascii="Arial" w:hAnsi="Arial" w:cs="Arial"/>
-          <w:lang w:val="pt-PT"/>
-        </w:rPr>
-        <w:t xml:space="preserve">    3 dias úteis</w:t>
-      </w:r>
-    </w:p>
-    <w:p>
-      <w:pPr>
-        <w:jc w:val="both"/>
-        <w:rPr>
-          <w:rFonts w:ascii="Arial" w:hAnsi="Arial" w:cs="Arial"/>
-          <w:lang w:val="pt-PT"/>
-        </w:rPr>
-      </w:pPr>
-      <w:r>
-        <w:rPr>
-          <w:rFonts w:ascii="Arial" w:hAnsi="Arial" w:cs="Arial"/>
-          <w:lang w:val="pt-PT"/>
-        </w:rPr>
-        <w:t xml:space="preserve">Diagrama de Visão de Negócios </w:t>
-      </w:r>
-      <w:r>
-        <w:rPr>
-          <w:rFonts w:ascii="Arial" w:hAnsi="Arial" w:cs="Arial"/>
-          <w:lang w:val="pt-PT"/>
-        </w:rPr>
-        <w:tab/>
-      </w:r>
-      <w:r>
-        <w:rPr>
-          <w:rFonts w:ascii="Arial" w:hAnsi="Arial" w:cs="Arial"/>
-          <w:lang w:val="pt-PT"/>
-        </w:rPr>
-        <w:tab/>
-      </w:r>
-      <w:r>
-        <w:rPr>
-          <w:rFonts w:ascii="Arial" w:hAnsi="Arial" w:cs="Arial"/>
-          <w:lang w:val="pt-PT"/>
-        </w:rPr>
-        <w:tab/>
-      </w:r>
-      <w:r>
-        <w:rPr>
-          <w:rFonts w:ascii="Arial" w:hAnsi="Arial" w:cs="Arial"/>
-          <w:lang w:val="pt-PT"/>
-        </w:rPr>
-        <w:tab/>
-      </w:r>
-      <w:r>
-        <w:rPr>
-          <w:rFonts w:ascii="Arial" w:hAnsi="Arial" w:cs="Arial"/>
-          <w:lang w:val="pt-PT"/>
-        </w:rPr>
-        <w:tab/>
-      </w:r>
-      <w:r>
-        <w:rPr>
-          <w:rFonts w:ascii="Arial" w:hAnsi="Arial" w:cs="Arial"/>
-          <w:lang w:val="pt-PT"/>
-        </w:rPr>
-        <w:tab/>
-      </w:r>
-      <w:r>
-        <w:rPr>
-          <w:rFonts w:ascii="Arial" w:hAnsi="Arial" w:cs="Arial"/>
-          <w:lang w:val="pt-PT"/>
-        </w:rPr>
-        <w:tab/>
-      </w:r>
-      <w:r>
-        <w:rPr>
-          <w:rFonts w:ascii="Arial" w:hAnsi="Arial" w:cs="Arial"/>
-          <w:lang w:val="pt-PT"/>
-        </w:rPr>
-        <w:t xml:space="preserve">    1 dias úteis</w:t>
-      </w:r>
-    </w:p>
-    <w:p>
-      <w:pPr>
-        <w:jc w:val="both"/>
-        <w:rPr>
-          <w:rFonts w:ascii="Arial" w:hAnsi="Arial" w:cs="Arial"/>
-          <w:lang w:val="pt-PT"/>
-        </w:rPr>
-      </w:pPr>
-      <w:r>
-        <w:rPr>
-          <w:rFonts w:ascii="Arial" w:hAnsi="Arial" w:cs="Arial"/>
-          <w:lang w:val="pt-PT"/>
-        </w:rPr>
-        <w:t xml:space="preserve">Protótipo </w:t>
-      </w:r>
-      <w:r>
-        <w:rPr>
-          <w:rFonts w:ascii="Arial" w:hAnsi="Arial" w:cs="Arial"/>
-          <w:lang w:val="pt-PT"/>
-        </w:rPr>
-        <w:tab/>
-      </w:r>
-      <w:r>
-        <w:rPr>
-          <w:rFonts w:ascii="Arial" w:hAnsi="Arial" w:cs="Arial"/>
-          <w:lang w:val="pt-PT"/>
-        </w:rPr>
-        <w:tab/>
-      </w:r>
-      <w:r>
-        <w:rPr>
-          <w:rFonts w:ascii="Arial" w:hAnsi="Arial" w:cs="Arial"/>
-          <w:lang w:val="pt-PT"/>
-        </w:rPr>
-        <w:tab/>
-      </w:r>
-      <w:r>
-        <w:rPr>
-          <w:rFonts w:ascii="Arial" w:hAnsi="Arial" w:cs="Arial"/>
-          <w:lang w:val="pt-PT"/>
-        </w:rPr>
-        <w:tab/>
-      </w:r>
-      <w:r>
-        <w:rPr>
-          <w:rFonts w:ascii="Arial" w:hAnsi="Arial" w:cs="Arial"/>
-          <w:lang w:val="pt-PT"/>
-        </w:rPr>
-        <w:tab/>
-      </w:r>
-      <w:r>
-        <w:rPr>
-          <w:rFonts w:ascii="Arial" w:hAnsi="Arial" w:cs="Arial"/>
-          <w:lang w:val="pt-PT"/>
-        </w:rPr>
-        <w:tab/>
-      </w:r>
-      <w:r>
-        <w:rPr>
-          <w:rFonts w:ascii="Arial" w:hAnsi="Arial" w:cs="Arial"/>
-          <w:lang w:val="pt-PT"/>
-        </w:rPr>
-        <w:tab/>
-      </w:r>
-      <w:r>
-        <w:rPr>
-          <w:rFonts w:ascii="Arial" w:hAnsi="Arial" w:cs="Arial"/>
-          <w:lang w:val="pt-PT"/>
-        </w:rPr>
-        <w:tab/>
-      </w:r>
-      <w:r>
-        <w:rPr>
-          <w:rFonts w:ascii="Arial" w:hAnsi="Arial" w:cs="Arial"/>
-          <w:lang w:val="pt-PT"/>
-        </w:rPr>
-        <w:tab/>
-      </w:r>
-      <w:r>
-        <w:rPr>
-          <w:rFonts w:ascii="Arial" w:hAnsi="Arial" w:cs="Arial"/>
-          <w:lang w:val="pt-PT"/>
-        </w:rPr>
-        <w:tab/>
-      </w:r>
-      <w:r>
-        <w:rPr>
-          <w:rFonts w:ascii="Arial" w:hAnsi="Arial" w:cs="Arial"/>
-          <w:lang w:val="pt-PT"/>
-        </w:rPr>
-        <w:t xml:space="preserve">    3 dias úteis</w:t>
-      </w:r>
-    </w:p>
-    <w:p>
-      <w:pPr>
-        <w:jc w:val="both"/>
-        <w:rPr>
-          <w:rFonts w:ascii="Arial" w:hAnsi="Arial" w:cs="Arial"/>
-          <w:lang w:val="pt-PT"/>
-        </w:rPr>
-      </w:pPr>
-      <w:r>
-        <w:rPr>
-          <w:rFonts w:ascii="Arial" w:hAnsi="Arial" w:cs="Arial"/>
-          <w:lang w:val="pt-PT"/>
-        </w:rPr>
-        <w:t xml:space="preserve">Github </w:t>
-      </w:r>
-      <w:r>
-        <w:rPr>
-          <w:rFonts w:ascii="Arial" w:hAnsi="Arial" w:cs="Arial"/>
-          <w:lang w:val="pt-PT"/>
-        </w:rPr>
-        <w:tab/>
-      </w:r>
-      <w:r>
-        <w:rPr>
-          <w:rFonts w:ascii="Arial" w:hAnsi="Arial" w:cs="Arial"/>
-          <w:lang w:val="pt-PT"/>
-        </w:rPr>
-        <w:tab/>
-      </w:r>
-      <w:r>
-        <w:rPr>
-          <w:rFonts w:ascii="Arial" w:hAnsi="Arial" w:cs="Arial"/>
-          <w:lang w:val="pt-PT"/>
-        </w:rPr>
-        <w:tab/>
-      </w:r>
-      <w:r>
-        <w:rPr>
-          <w:rFonts w:ascii="Arial" w:hAnsi="Arial" w:cs="Arial"/>
-          <w:lang w:val="pt-PT"/>
-        </w:rPr>
-        <w:tab/>
-      </w:r>
-      <w:r>
-        <w:rPr>
-          <w:rFonts w:ascii="Arial" w:hAnsi="Arial" w:cs="Arial"/>
-          <w:lang w:val="pt-PT"/>
-        </w:rPr>
-        <w:tab/>
-      </w:r>
-      <w:r>
-        <w:rPr>
-          <w:rFonts w:ascii="Arial" w:hAnsi="Arial" w:cs="Arial"/>
-          <w:lang w:val="pt-PT"/>
-        </w:rPr>
-        <w:tab/>
-      </w:r>
-      <w:r>
-        <w:rPr>
-          <w:rFonts w:ascii="Arial" w:hAnsi="Arial" w:cs="Arial"/>
-          <w:lang w:val="pt-PT"/>
-        </w:rPr>
-        <w:tab/>
-      </w:r>
-      <w:r>
-        <w:rPr>
-          <w:rFonts w:ascii="Arial" w:hAnsi="Arial" w:cs="Arial"/>
-          <w:lang w:val="pt-PT"/>
-        </w:rPr>
-        <w:tab/>
-      </w:r>
-      <w:r>
-        <w:rPr>
-          <w:rFonts w:ascii="Arial" w:hAnsi="Arial" w:cs="Arial"/>
-          <w:lang w:val="pt-PT"/>
-        </w:rPr>
-        <w:tab/>
-      </w:r>
-      <w:r>
-        <w:rPr>
-          <w:rFonts w:ascii="Arial" w:hAnsi="Arial" w:cs="Arial"/>
-          <w:lang w:val="pt-PT"/>
-        </w:rPr>
-        <w:tab/>
-      </w:r>
-      <w:r>
-        <w:rPr>
-          <w:rFonts w:ascii="Arial" w:hAnsi="Arial" w:cs="Arial"/>
-          <w:lang w:val="pt-PT"/>
-        </w:rPr>
-        <w:t xml:space="preserve">    1 dias úteis</w:t>
-      </w:r>
-    </w:p>
-    <w:p>
-      <w:pPr>
-        <w:jc w:val="both"/>
-        <w:rPr>
-          <w:rFonts w:ascii="Arial" w:hAnsi="Arial" w:cs="Arial"/>
-          <w:lang w:val="pt-PT"/>
-        </w:rPr>
-      </w:pPr>
-      <w:r>
-        <w:rPr>
-          <w:rFonts w:ascii="Arial" w:hAnsi="Arial" w:cs="Arial"/>
-          <w:lang w:val="pt-PT"/>
-        </w:rPr>
-        <w:t xml:space="preserve">Levantamento de Requisitos </w:t>
-      </w:r>
-      <w:r>
-        <w:rPr>
-          <w:rFonts w:ascii="Arial" w:hAnsi="Arial" w:cs="Arial"/>
-          <w:lang w:val="pt-PT"/>
-        </w:rPr>
-        <w:tab/>
-      </w:r>
-      <w:r>
-        <w:rPr>
-          <w:rFonts w:ascii="Arial" w:hAnsi="Arial" w:cs="Arial"/>
-          <w:lang w:val="pt-PT"/>
-        </w:rPr>
-        <w:tab/>
-      </w:r>
-      <w:r>
-        <w:rPr>
-          <w:rFonts w:ascii="Arial" w:hAnsi="Arial" w:cs="Arial"/>
-          <w:lang w:val="pt-PT"/>
-        </w:rPr>
-        <w:tab/>
-      </w:r>
-      <w:r>
-        <w:rPr>
-          <w:rFonts w:ascii="Arial" w:hAnsi="Arial" w:cs="Arial"/>
-          <w:lang w:val="pt-PT"/>
-        </w:rPr>
-        <w:tab/>
-      </w:r>
-      <w:r>
-        <w:rPr>
-          <w:rFonts w:ascii="Arial" w:hAnsi="Arial" w:cs="Arial"/>
-          <w:lang w:val="pt-PT"/>
-        </w:rPr>
-        <w:tab/>
-      </w:r>
-      <w:r>
-        <w:rPr>
-          <w:rFonts w:ascii="Arial" w:hAnsi="Arial" w:cs="Arial"/>
-          <w:lang w:val="pt-PT"/>
-        </w:rPr>
-        <w:tab/>
-      </w:r>
-      <w:r>
-        <w:rPr>
-          <w:rFonts w:ascii="Arial" w:hAnsi="Arial" w:cs="Arial"/>
-          <w:lang w:val="pt-PT"/>
-        </w:rPr>
-        <w:tab/>
-      </w:r>
-      <w:r>
-        <w:rPr>
-          <w:rFonts w:ascii="Arial" w:hAnsi="Arial" w:cs="Arial"/>
-          <w:lang w:val="pt-PT"/>
-        </w:rPr>
-        <w:t xml:space="preserve">    2 dias úteis</w:t>
-      </w:r>
-    </w:p>
-    <w:p>
-      <w:pPr>
-        <w:jc w:val="both"/>
-        <w:rPr>
-          <w:rFonts w:ascii="Arial" w:hAnsi="Arial" w:cs="Arial"/>
-          <w:lang w:val="pt-PT"/>
-        </w:rPr>
-      </w:pPr>
-      <w:r>
-        <w:rPr>
-          <w:rFonts w:ascii="Arial" w:hAnsi="Arial" w:cs="Arial"/>
-          <w:lang w:val="pt-PT"/>
-        </w:rPr>
-        <w:t xml:space="preserve">Ferramenta de Gestão </w:t>
-      </w:r>
-      <w:r>
-        <w:rPr>
-          <w:rFonts w:ascii="Arial" w:hAnsi="Arial" w:cs="Arial"/>
-          <w:lang w:val="pt-PT"/>
-        </w:rPr>
-        <w:tab/>
-      </w:r>
-      <w:r>
-        <w:rPr>
-          <w:rFonts w:ascii="Arial" w:hAnsi="Arial" w:cs="Arial"/>
-          <w:lang w:val="pt-PT"/>
-        </w:rPr>
-        <w:tab/>
-      </w:r>
-      <w:r>
-        <w:rPr>
-          <w:rFonts w:ascii="Arial" w:hAnsi="Arial" w:cs="Arial"/>
-          <w:lang w:val="pt-PT"/>
-        </w:rPr>
-        <w:tab/>
-      </w:r>
-      <w:r>
-        <w:rPr>
-          <w:rFonts w:ascii="Arial" w:hAnsi="Arial" w:cs="Arial"/>
-          <w:lang w:val="pt-PT"/>
-        </w:rPr>
-        <w:tab/>
-      </w:r>
-      <w:r>
-        <w:rPr>
-          <w:rFonts w:ascii="Arial" w:hAnsi="Arial" w:cs="Arial"/>
-          <w:lang w:val="pt-PT"/>
-        </w:rPr>
-        <w:tab/>
-      </w:r>
-      <w:r>
-        <w:rPr>
-          <w:rFonts w:ascii="Arial" w:hAnsi="Arial" w:cs="Arial"/>
-          <w:lang w:val="pt-PT"/>
-        </w:rPr>
-        <w:tab/>
-      </w:r>
-      <w:r>
-        <w:rPr>
-          <w:rFonts w:ascii="Arial" w:hAnsi="Arial" w:cs="Arial"/>
-          <w:lang w:val="pt-PT"/>
-        </w:rPr>
-        <w:tab/>
-      </w:r>
-      <w:r>
-        <w:rPr>
-          <w:rFonts w:ascii="Arial" w:hAnsi="Arial" w:cs="Arial"/>
-          <w:lang w:val="pt-PT"/>
-        </w:rPr>
-        <w:tab/>
-      </w:r>
-      <w:r>
-        <w:rPr>
-          <w:rFonts w:ascii="Arial" w:hAnsi="Arial" w:cs="Arial"/>
-          <w:lang w:val="pt-PT"/>
-        </w:rPr>
-        <w:t xml:space="preserve">    1 dias úteis</w:t>
-      </w:r>
-    </w:p>
-    <w:p>
-      <w:pPr>
-        <w:jc w:val="both"/>
-        <w:rPr>
-          <w:rFonts w:ascii="Arial" w:hAnsi="Arial" w:cs="Arial"/>
-          <w:lang w:val="pt-PT"/>
-        </w:rPr>
-      </w:pPr>
-      <w:r>
-        <w:rPr>
-          <w:rFonts w:ascii="Arial" w:hAnsi="Arial" w:cs="Arial"/>
-          <w:lang w:val="pt-PT"/>
-        </w:rPr>
-        <w:t xml:space="preserve">Calculadora Financeira </w:t>
-      </w:r>
-      <w:r>
-        <w:rPr>
-          <w:rFonts w:ascii="Arial" w:hAnsi="Arial" w:cs="Arial"/>
-          <w:lang w:val="pt-PT"/>
-        </w:rPr>
-        <w:tab/>
-      </w:r>
-      <w:r>
-        <w:rPr>
-          <w:rFonts w:ascii="Arial" w:hAnsi="Arial" w:cs="Arial"/>
-          <w:lang w:val="pt-PT"/>
-        </w:rPr>
-        <w:tab/>
-      </w:r>
-      <w:r>
-        <w:rPr>
-          <w:rFonts w:ascii="Arial" w:hAnsi="Arial" w:cs="Arial"/>
-          <w:lang w:val="pt-PT"/>
-        </w:rPr>
-        <w:tab/>
-      </w:r>
-      <w:r>
-        <w:rPr>
-          <w:rFonts w:ascii="Arial" w:hAnsi="Arial" w:cs="Arial"/>
-          <w:lang w:val="pt-PT"/>
-        </w:rPr>
-        <w:tab/>
-      </w:r>
-      <w:r>
-        <w:rPr>
-          <w:rFonts w:ascii="Arial" w:hAnsi="Arial" w:cs="Arial"/>
-          <w:lang w:val="pt-PT"/>
-        </w:rPr>
-        <w:tab/>
-      </w:r>
-      <w:r>
-        <w:rPr>
-          <w:rFonts w:ascii="Arial" w:hAnsi="Arial" w:cs="Arial"/>
-          <w:lang w:val="pt-PT"/>
-        </w:rPr>
-        <w:tab/>
-      </w:r>
-      <w:r>
-        <w:rPr>
-          <w:rFonts w:ascii="Arial" w:hAnsi="Arial" w:cs="Arial"/>
-          <w:lang w:val="pt-PT"/>
-        </w:rPr>
-        <w:tab/>
-      </w:r>
-      <w:r>
-        <w:rPr>
-          <w:rFonts w:ascii="Arial" w:hAnsi="Arial" w:cs="Arial"/>
-          <w:lang w:val="pt-PT"/>
-        </w:rPr>
-        <w:t xml:space="preserve">               2 dias úteis</w:t>
-      </w:r>
-    </w:p>
-    <w:p>
-      <w:pPr>
-        <w:jc w:val="both"/>
-        <w:rPr>
-          <w:rFonts w:ascii="Arial" w:hAnsi="Arial" w:cs="Arial"/>
-          <w:lang w:val="pt-PT"/>
-        </w:rPr>
-      </w:pPr>
-      <w:r>
-        <w:rPr>
-          <w:rFonts w:ascii="Arial" w:hAnsi="Arial" w:cs="Arial"/>
-          <w:lang w:val="pt-PT"/>
-        </w:rPr>
-        <w:t xml:space="preserve">Banco de Dados </w:t>
-      </w:r>
-      <w:r>
-        <w:rPr>
-          <w:rFonts w:ascii="Arial" w:hAnsi="Arial" w:cs="Arial"/>
-          <w:lang w:val="pt-PT"/>
-        </w:rPr>
-        <w:tab/>
-      </w:r>
-      <w:r>
-        <w:rPr>
-          <w:rFonts w:ascii="Arial" w:hAnsi="Arial" w:cs="Arial"/>
-          <w:lang w:val="pt-PT"/>
-        </w:rPr>
-        <w:tab/>
-      </w:r>
-      <w:r>
-        <w:rPr>
-          <w:rFonts w:ascii="Arial" w:hAnsi="Arial" w:cs="Arial"/>
-          <w:lang w:val="pt-PT"/>
-        </w:rPr>
-        <w:tab/>
-      </w:r>
-      <w:r>
-        <w:rPr>
-          <w:rFonts w:ascii="Arial" w:hAnsi="Arial" w:cs="Arial"/>
-          <w:lang w:val="pt-PT"/>
-        </w:rPr>
-        <w:tab/>
-      </w:r>
-      <w:r>
-        <w:rPr>
-          <w:rFonts w:ascii="Arial" w:hAnsi="Arial" w:cs="Arial"/>
-          <w:lang w:val="pt-PT"/>
-        </w:rPr>
-        <w:tab/>
-      </w:r>
-      <w:r>
-        <w:rPr>
-          <w:rFonts w:ascii="Arial" w:hAnsi="Arial" w:cs="Arial"/>
-          <w:lang w:val="pt-PT"/>
-        </w:rPr>
-        <w:tab/>
-      </w:r>
-      <w:r>
-        <w:rPr>
-          <w:rFonts w:ascii="Arial" w:hAnsi="Arial" w:cs="Arial"/>
-          <w:lang w:val="pt-PT"/>
-        </w:rPr>
-        <w:tab/>
-      </w:r>
-      <w:r>
-        <w:rPr>
-          <w:rFonts w:ascii="Arial" w:hAnsi="Arial" w:cs="Arial"/>
-          <w:lang w:val="pt-PT"/>
-        </w:rPr>
-        <w:tab/>
-      </w:r>
-      <w:r>
-        <w:rPr>
-          <w:rFonts w:ascii="Arial" w:hAnsi="Arial" w:cs="Arial"/>
-          <w:lang w:val="pt-PT"/>
-        </w:rPr>
-        <w:tab/>
-      </w:r>
-      <w:r>
-        <w:rPr>
-          <w:rFonts w:ascii="Arial" w:hAnsi="Arial" w:cs="Arial"/>
-          <w:lang w:val="pt-PT"/>
-        </w:rPr>
-        <w:t xml:space="preserve">    2 dias úteis</w:t>
-      </w:r>
-    </w:p>
-    <w:p>
-      <w:pPr>
-        <w:rPr>
-          <w:rFonts w:ascii="Arial" w:hAnsi="Arial" w:cs="Arial"/>
-          <w:lang w:val="pt-PT"/>
-        </w:rPr>
-      </w:pPr>
-      <w:r>
-        <w:rPr>
-          <w:rFonts w:ascii="Arial" w:hAnsi="Arial" w:cs="Arial"/>
-          <w:lang w:val="pt-PT"/>
-        </w:rPr>
-        <w:t xml:space="preserve">Setup de Cliente de Virtualização </w:t>
-      </w:r>
-      <w:r>
-        <w:rPr>
-          <w:rFonts w:ascii="Arial" w:hAnsi="Arial" w:cs="Arial"/>
-          <w:lang w:val="pt-PT"/>
-        </w:rPr>
-        <w:tab/>
-      </w:r>
-      <w:r>
-        <w:rPr>
-          <w:rFonts w:ascii="Arial" w:hAnsi="Arial" w:cs="Arial"/>
-          <w:lang w:val="pt-PT"/>
-        </w:rPr>
-        <w:tab/>
-      </w:r>
-      <w:r>
-        <w:rPr>
-          <w:rFonts w:ascii="Arial" w:hAnsi="Arial" w:cs="Arial"/>
-          <w:lang w:val="pt-PT"/>
-        </w:rPr>
-        <w:tab/>
-      </w:r>
-      <w:r>
-        <w:rPr>
-          <w:rFonts w:ascii="Arial" w:hAnsi="Arial" w:cs="Arial"/>
-          <w:lang w:val="pt-PT"/>
-        </w:rPr>
-        <w:tab/>
-      </w:r>
-      <w:r>
-        <w:rPr>
-          <w:rFonts w:ascii="Arial" w:hAnsi="Arial" w:cs="Arial"/>
-          <w:lang w:val="pt-PT"/>
-        </w:rPr>
-        <w:tab/>
-      </w:r>
-      <w:r>
-        <w:rPr>
-          <w:rFonts w:ascii="Arial" w:hAnsi="Arial" w:cs="Arial"/>
-          <w:lang w:val="pt-PT"/>
-        </w:rPr>
-        <w:tab/>
-      </w:r>
-      <w:r>
-        <w:rPr>
-          <w:rFonts w:ascii="Arial" w:hAnsi="Arial" w:cs="Arial"/>
-          <w:lang w:val="pt-PT"/>
-        </w:rPr>
-        <w:t xml:space="preserve">    2 dias úteis</w:t>
-      </w:r>
-    </w:p>
-    <w:p>
-      <w:pPr>
-        <w:rPr>
-          <w:rFonts w:ascii="Arial" w:hAnsi="Arial" w:cs="Arial"/>
-          <w:lang w:val="pt-PT"/>
-        </w:rPr>
-      </w:pPr>
-      <w:r>
-        <w:rPr>
-          <w:rFonts w:ascii="Arial" w:hAnsi="Arial" w:cs="Arial"/>
-          <w:lang w:val="pt-PT"/>
-        </w:rPr>
-        <w:br w:type="page"/>
-      </w:r>
-      <w:proofErr w:type="spellStart"/>
-      <w:r>
-        <w:rPr>
-          <w:rFonts w:ascii="Arial" w:hAnsi="Arial" w:cs="Arial"/>
-          <w:b/>
-          <w:bCs/>
+      </w:pPr>
+      <w:r>
+        <w:rPr>
+          <w:rFonts w:ascii="Arial" w:hAnsi="Arial" w:cs="Arial"/>
+          <w:b w:val="1"/>
+          <w:bCs w:val="1"/>
         </w:rPr>
         <w:t>Recursos</w:t>
       </w:r>
-      <w:proofErr w:type="spellEnd"/>
-      <w:r>
-        <w:rPr>
-          <w:rFonts w:ascii="Arial" w:hAnsi="Arial" w:cs="Arial"/>
-          <w:b/>
-          <w:bCs/>
+      <w:r>
+        <w:rPr>
+          <w:rFonts w:ascii="Arial" w:hAnsi="Arial" w:cs="Arial"/>
+          <w:b w:val="1"/>
+          <w:bCs w:val="1"/>
         </w:rPr>
         <w:t> </w:t>
       </w:r>
-      <w:proofErr w:type="spellStart"/>
-      <w:r>
-        <w:rPr>
-          <w:rFonts w:ascii="Arial" w:hAnsi="Arial" w:cs="Arial"/>
-          <w:b/>
-          <w:bCs/>
+      <w:r>
+        <w:rPr>
+          <w:rFonts w:ascii="Arial" w:hAnsi="Arial" w:cs="Arial"/>
+          <w:b w:val="1"/>
+          <w:bCs w:val="1"/>
         </w:rPr>
         <w:t>Necessários</w:t>
       </w:r>
-      <w:proofErr w:type="spellEnd"/>
     </w:p>
     <w:p>
       <w:pPr>
@@ -3969,22 +8007,26 @@
       <w:pPr>
         <w:rPr>
           <w:rFonts w:ascii="Arial" w:hAnsi="Arial" w:eastAsia="Times New Roman" w:cs="Arial"/>
-          <w:b/>
-          <w:bCs/>
+          <w:b w:val="1"/>
+          <w:bCs w:val="1"/>
           <w:lang w:val="pt-PT"/>
         </w:rPr>
       </w:pPr>
-      <w:r>
-        <w:rPr>
-          <w:rFonts w:ascii="Arial" w:hAnsi="Arial" w:cs="Arial"/>
-        </w:rPr>
-        <w:br w:type="page"/>
-      </w:r>
-      <w:r>
+    </w:p>
+    <w:p>
+      <w:pPr>
         <w:rPr>
           <w:rFonts w:ascii="Arial" w:hAnsi="Arial" w:eastAsia="Times New Roman" w:cs="Arial"/>
-          <w:b/>
-          <w:bCs/>
+          <w:b w:val="1"/>
+          <w:bCs w:val="1"/>
+          <w:lang w:val="pt-PT"/>
+        </w:rPr>
+      </w:pPr>
+      <w:r>
+        <w:rPr>
+          <w:rFonts w:ascii="Arial" w:hAnsi="Arial" w:eastAsia="Times New Roman" w:cs="Arial"/>
+          <w:b w:val="1"/>
+          <w:bCs w:val="1"/>
           <w:lang w:val="pt-PT"/>
         </w:rPr>
         <w:t>Riscos</w:t>
@@ -4274,131 +8316,135 @@
       <w:pPr>
         <w:rPr>
           <w:rFonts w:ascii="Arial" w:hAnsi="Arial" w:eastAsia="Times New Roman" w:cs="Arial"/>
-          <w:kern w:val="0"/>
           <w:lang w:val="pt-BR"/>
-          <w14:ligatures w14:val="none"/>
-        </w:rPr>
-      </w:pPr>
-    </w:p>
-    <w:p>
-      <w:pPr>
-        <w:jc w:val="both"/>
-        <w:rPr>
-          <w:rFonts w:ascii="Arial" w:hAnsi="Arial" w:eastAsia="Times New Roman" w:cs="Arial"/>
-          <w:b/>
-          <w:bCs/>
-          <w:kern w:val="0"/>
-          <w14:ligatures w14:val="none"/>
-        </w:rPr>
-      </w:pPr>
-      <w:r>
-        <w:rPr>
-          <w:rFonts w:ascii="Arial" w:hAnsi="Arial" w:eastAsia="Times New Roman" w:cs="Arial"/>
-          <w:b/>
-          <w:bCs/>
-          <w:kern w:val="0"/>
-          <w14:ligatures w14:val="none"/>
-        </w:rPr>
-        <w:t xml:space="preserve">Partes </w:t>
-      </w:r>
-      <w:proofErr w:type="spellStart"/>
-      <w:r>
-        <w:rPr>
-          <w:rFonts w:ascii="Arial" w:hAnsi="Arial" w:eastAsia="Times New Roman" w:cs="Arial"/>
-          <w:b/>
-          <w:bCs/>
-          <w:kern w:val="0"/>
-          <w14:ligatures w14:val="none"/>
-        </w:rPr>
-        <w:t>Interessadas</w:t>
-      </w:r>
-      <w:proofErr w:type="spellEnd"/>
-      <w:r>
-        <w:rPr>
-          <w:rFonts w:ascii="Arial" w:hAnsi="Arial" w:eastAsia="Times New Roman" w:cs="Arial"/>
-          <w:b/>
-          <w:bCs/>
-          <w:kern w:val="0"/>
-          <w14:ligatures w14:val="none"/>
-        </w:rPr>
-        <w:t xml:space="preserve">              Papel no </w:t>
-      </w:r>
-      <w:proofErr w:type="spellStart"/>
-      <w:r>
-        <w:rPr>
-          <w:rFonts w:ascii="Arial" w:hAnsi="Arial" w:eastAsia="Times New Roman" w:cs="Arial"/>
-          <w:b/>
-          <w:bCs/>
-          <w:kern w:val="0"/>
-          <w14:ligatures w14:val="none"/>
-        </w:rPr>
-        <w:t>Projeto</w:t>
-      </w:r>
-      <w:proofErr w:type="spellEnd"/>
-      <w:r>
-        <w:rPr>
-          <w:rFonts w:ascii="Arial" w:hAnsi="Arial" w:eastAsia="Times New Roman" w:cs="Arial"/>
-          <w:b/>
-          <w:bCs/>
-          <w:kern w:val="0"/>
-          <w14:ligatures w14:val="none"/>
-        </w:rPr>
-        <w:t xml:space="preserve">                 </w:t>
-      </w:r>
-      <w:proofErr w:type="spellStart"/>
-      <w:r>
-        <w:rPr>
-          <w:rFonts w:ascii="Arial" w:hAnsi="Arial" w:eastAsia="Times New Roman" w:cs="Arial"/>
-          <w:b/>
-          <w:bCs/>
-          <w:kern w:val="0"/>
-          <w14:ligatures w14:val="none"/>
-        </w:rPr>
-        <w:t>Responsabilidade</w:t>
-      </w:r>
-      <w:proofErr w:type="spellEnd"/>
-      <w:r>
-        <w:rPr>
-          <w:rFonts w:ascii="Arial" w:hAnsi="Arial" w:eastAsia="Times New Roman" w:cs="Arial"/>
-          <w:b/>
-          <w:bCs/>
-          <w:kern w:val="0"/>
-          <w14:ligatures w14:val="none"/>
-        </w:rPr>
-        <w:t xml:space="preserve"> Principal</w:t>
-      </w:r>
+        </w:rPr>
+      </w:pPr>
     </w:p>
     <w:tbl>
       <w:tblPr>
         <w:tblStyle w:val="TableGrid"/>
         <w:tblW w:w="0" w:type="auto"/>
-        <w:tblLook w:val="04A0" w:firstRow="1" w:lastRow="0" w:firstColumn="1" w:lastColumn="0" w:noHBand="0" w:noVBand="1"/>
+        <w:tblBorders>
+          <w:top w:val="single" w:color="000000" w:themeColor="text1" w:sz="12"/>
+          <w:left w:val="single" w:color="000000" w:themeColor="text1" w:sz="12"/>
+          <w:bottom w:val="single" w:color="000000" w:themeColor="text1" w:sz="12"/>
+          <w:right w:val="single" w:color="000000" w:themeColor="text1" w:sz="12"/>
+          <w:insideH w:val="single" w:color="000000" w:themeColor="text1" w:sz="12"/>
+          <w:insideV w:val="single" w:color="000000" w:themeColor="text1" w:sz="12"/>
+        </w:tblBorders>
+        <w:tblLook w:val="06A0" w:firstRow="1" w:lastRow="0" w:firstColumn="1" w:lastColumn="0" w:noHBand="1" w:noVBand="1"/>
       </w:tblPr>
       <w:tblGrid>
-        <w:gridCol w:w="3131"/>
-        <w:gridCol w:w="3132"/>
-        <w:gridCol w:w="3132"/>
+        <w:gridCol w:w="3135"/>
+        <w:gridCol w:w="3135"/>
+        <w:gridCol w:w="3248"/>
       </w:tblGrid>
       <w:tr>
+        <w:trPr>
+          <w:trHeight w:val="300"/>
+        </w:trPr>
         <w:tc>
           <w:tcPr>
-            <w:tcW w:w="3131" w:type="dxa"/>
+            <w:tcW w:w="3135" w:type="dxa"/>
+            <w:tcMar/>
+            <w:vAlign w:val="center"/>
           </w:tcPr>
           <w:p>
             <w:pPr>
+              <w:pStyle w:val="Normal"/>
+              <w:jc w:val="center"/>
               <w:rPr>
                 <w:rFonts w:ascii="Arial" w:hAnsi="Arial" w:eastAsia="Times New Roman" w:cs="Arial"/>
-                <w:kern w:val="0"/>
+                <w:b w:val="1"/>
+                <w:bCs w:val="1"/>
                 <w:lang w:val="pt-BR"/>
-                <w14:ligatures w14:val="none"/>
               </w:rPr>
             </w:pPr>
             <w:r>
               <w:rPr>
                 <w:rFonts w:ascii="Arial" w:hAnsi="Arial" w:eastAsia="Times New Roman" w:cs="Arial"/>
-                <w:kern w:val="0"/>
+                <w:b w:val="1"/>
+                <w:bCs w:val="1"/>
                 <w:lang w:val="pt-BR"/>
-                <w14:ligatures w14:val="none"/>
+              </w:rPr>
+              <w:t xml:space="preserve">Parte Interessadas </w:t>
+            </w:r>
+          </w:p>
+        </w:tc>
+        <w:tc>
+          <w:tcPr>
+            <w:tcW w:w="3135" w:type="dxa"/>
+            <w:tcMar/>
+            <w:vAlign w:val="center"/>
+          </w:tcPr>
+          <w:p>
+            <w:pPr>
+              <w:pStyle w:val="Normal"/>
+              <w:jc w:val="center"/>
+              <w:rPr>
+                <w:rFonts w:ascii="Arial" w:hAnsi="Arial" w:eastAsia="Times New Roman" w:cs="Arial"/>
+                <w:b w:val="1"/>
+                <w:bCs w:val="1"/>
+              </w:rPr>
+            </w:pPr>
+            <w:r>
+              <w:rPr>
+                <w:rFonts w:ascii="Arial" w:hAnsi="Arial" w:eastAsia="Times New Roman" w:cs="Arial"/>
+                <w:b w:val="1"/>
+                <w:bCs w:val="1"/>
+              </w:rPr>
+              <w:t>Papel no Projeto</w:t>
+            </w:r>
+          </w:p>
+        </w:tc>
+        <w:tc>
+          <w:tcPr>
+            <w:tcW w:w="3248" w:type="dxa"/>
+            <w:tcMar/>
+            <w:vAlign w:val="center"/>
+          </w:tcPr>
+          <w:p>
+            <w:pPr>
+              <w:jc w:val="center"/>
+              <w:rPr>
+                <w:rFonts w:ascii="Arial" w:hAnsi="Arial" w:eastAsia="Times New Roman" w:cs="Arial"/>
+                <w:b w:val="1"/>
+                <w:bCs w:val="1"/>
+              </w:rPr>
+            </w:pPr>
+            <w:r>
+              <w:rPr>
+                <w:rFonts w:ascii="Arial" w:hAnsi="Arial" w:eastAsia="Times New Roman" w:cs="Arial"/>
+                <w:b w:val="1"/>
+                <w:bCs w:val="1"/>
+              </w:rPr>
+              <w:t>Responsabilidade</w:t>
+            </w:r>
+          </w:p>
+        </w:tc>
+      </w:tr>
+      <w:tr>
+        <w:trPr>
+          <w:trHeight w:val="300"/>
+        </w:trPr>
+        <w:tc>
+          <w:tcPr>
+            <w:tcW w:w="3135" w:type="dxa"/>
+            <w:tcMar/>
+            <w:vAlign w:val="center"/>
+          </w:tcPr>
+          <w:p>
+            <w:pPr>
+              <w:jc w:val="left"/>
+              <w:rPr>
+                <w:rFonts w:ascii="Arial" w:hAnsi="Arial" w:eastAsia="Times New Roman" w:cs="Arial"/>
+                <w:lang w:val="pt-BR"/>
+              </w:rPr>
+            </w:pPr>
+            <w:r>
+              <w:rPr>
+                <w:rFonts w:ascii="Arial" w:hAnsi="Arial" w:eastAsia="Times New Roman" w:cs="Arial"/>
+                <w:lang w:val="pt-BR"/>
               </w:rPr>
               <w:t>Analista de negócio</w:t>
             </w:r>
@@ -4406,23 +8452,22 @@
         </w:tc>
         <w:tc>
           <w:tcPr>
-            <w:tcW w:w="3132" w:type="dxa"/>
+            <w:tcW w:w="3135" w:type="dxa"/>
+            <w:tcMar/>
+            <w:vAlign w:val="center"/>
           </w:tcPr>
           <w:p>
             <w:pPr>
+              <w:jc w:val="left"/>
               <w:rPr>
                 <w:rFonts w:ascii="Arial" w:hAnsi="Arial" w:eastAsia="Times New Roman" w:cs="Arial"/>
-                <w:kern w:val="0"/>
                 <w:lang w:val="pt-BR"/>
-                <w14:ligatures w14:val="none"/>
               </w:rPr>
             </w:pPr>
             <w:r>
               <w:rPr>
                 <w:rFonts w:ascii="Arial" w:hAnsi="Arial" w:eastAsia="Times New Roman" w:cs="Arial"/>
-                <w:kern w:val="0"/>
                 <w:lang w:val="pt-BR"/>
-                <w14:ligatures w14:val="none"/>
               </w:rPr>
               <w:t>Interface com as áreas envolvidas</w:t>
             </w:r>
@@ -4430,23 +8475,22 @@
         </w:tc>
         <w:tc>
           <w:tcPr>
-            <w:tcW w:w="3132" w:type="dxa"/>
+            <w:tcW w:w="3248" w:type="dxa"/>
+            <w:tcMar/>
+            <w:vAlign w:val="center"/>
           </w:tcPr>
           <w:p>
             <w:pPr>
+              <w:jc w:val="left"/>
               <w:rPr>
                 <w:rFonts w:ascii="Arial" w:hAnsi="Arial" w:eastAsia="Times New Roman" w:cs="Arial"/>
-                <w:kern w:val="0"/>
                 <w:lang w:val="pt-BR"/>
-                <w14:ligatures w14:val="none"/>
               </w:rPr>
             </w:pPr>
             <w:r>
               <w:rPr>
                 <w:rFonts w:ascii="Arial" w:hAnsi="Arial" w:eastAsia="Times New Roman" w:cs="Arial"/>
-                <w:kern w:val="0"/>
                 <w:lang w:val="pt-BR"/>
-                <w14:ligatures w14:val="none"/>
               </w:rPr>
               <w:t>Levantamento de requisitos do cliente e validação</w:t>
             </w:r>
@@ -4454,25 +8498,27 @@
         </w:tc>
       </w:tr>
       <w:tr>
+        <w:trPr>
+          <w:trHeight w:val="300"/>
+        </w:trPr>
         <w:tc>
           <w:tcPr>
-            <w:tcW w:w="3131" w:type="dxa"/>
+            <w:tcW w:w="3135" w:type="dxa"/>
+            <w:tcMar/>
+            <w:vAlign w:val="center"/>
           </w:tcPr>
           <w:p>
             <w:pPr>
+              <w:jc w:val="left"/>
               <w:rPr>
                 <w:rFonts w:ascii="Arial" w:hAnsi="Arial" w:eastAsia="Times New Roman" w:cs="Arial"/>
-                <w:kern w:val="0"/>
                 <w:lang w:val="pt-BR"/>
-                <w14:ligatures w14:val="none"/>
               </w:rPr>
             </w:pPr>
             <w:r>
               <w:rPr>
                 <w:rFonts w:ascii="Arial" w:hAnsi="Arial" w:eastAsia="Times New Roman" w:cs="Arial"/>
-                <w:kern w:val="0"/>
                 <w:lang w:val="pt-BR"/>
-                <w14:ligatures w14:val="none"/>
               </w:rPr>
               <w:t>Desenvolvedor de software</w:t>
             </w:r>
@@ -4480,23 +8526,22 @@
         </w:tc>
         <w:tc>
           <w:tcPr>
-            <w:tcW w:w="3132" w:type="dxa"/>
+            <w:tcW w:w="3135" w:type="dxa"/>
+            <w:tcMar/>
+            <w:vAlign w:val="center"/>
           </w:tcPr>
           <w:p>
             <w:pPr>
+              <w:jc w:val="left"/>
               <w:rPr>
                 <w:rFonts w:ascii="Arial" w:hAnsi="Arial" w:eastAsia="Times New Roman" w:cs="Arial"/>
-                <w:kern w:val="0"/>
                 <w:lang w:val="pt-BR"/>
-                <w14:ligatures w14:val="none"/>
               </w:rPr>
             </w:pPr>
             <w:r>
               <w:rPr>
                 <w:rFonts w:ascii="Arial" w:hAnsi="Arial" w:eastAsia="Times New Roman" w:cs="Arial"/>
-                <w:kern w:val="0"/>
                 <w:lang w:val="pt-BR"/>
-                <w14:ligatures w14:val="none"/>
               </w:rPr>
               <w:t>Execução técnica</w:t>
             </w:r>
@@ -4504,23 +8549,22 @@
         </w:tc>
         <w:tc>
           <w:tcPr>
-            <w:tcW w:w="3132" w:type="dxa"/>
+            <w:tcW w:w="3248" w:type="dxa"/>
+            <w:tcMar/>
+            <w:vAlign w:val="center"/>
           </w:tcPr>
           <w:p>
             <w:pPr>
+              <w:jc w:val="left"/>
               <w:rPr>
                 <w:rFonts w:ascii="Arial" w:hAnsi="Arial" w:eastAsia="Times New Roman" w:cs="Arial"/>
-                <w:kern w:val="0"/>
                 <w:lang w:val="pt-BR"/>
-                <w14:ligatures w14:val="none"/>
               </w:rPr>
             </w:pPr>
             <w:r>
               <w:rPr>
                 <w:rFonts w:ascii="Arial" w:hAnsi="Arial" w:eastAsia="Times New Roman" w:cs="Arial"/>
-                <w:kern w:val="0"/>
                 <w:lang w:val="pt-BR"/>
-                <w14:ligatures w14:val="none"/>
               </w:rPr>
               <w:t>Desenvolvimento, testes e implementação</w:t>
             </w:r>
@@ -4528,25 +8572,27 @@
         </w:tc>
       </w:tr>
       <w:tr>
+        <w:trPr>
+          <w:trHeight w:val="300"/>
+        </w:trPr>
         <w:tc>
           <w:tcPr>
-            <w:tcW w:w="3131" w:type="dxa"/>
+            <w:tcW w:w="3135" w:type="dxa"/>
+            <w:tcMar/>
+            <w:vAlign w:val="center"/>
           </w:tcPr>
           <w:p>
             <w:pPr>
+              <w:jc w:val="left"/>
               <w:rPr>
                 <w:rFonts w:ascii="Arial" w:hAnsi="Arial" w:eastAsia="Times New Roman" w:cs="Arial"/>
-                <w:kern w:val="0"/>
                 <w:lang w:val="pt-BR"/>
-                <w14:ligatures w14:val="none"/>
               </w:rPr>
             </w:pPr>
             <w:r>
               <w:rPr>
                 <w:rFonts w:ascii="Arial" w:hAnsi="Arial" w:eastAsia="Times New Roman" w:cs="Arial"/>
-                <w:kern w:val="0"/>
                 <w:lang w:val="pt-BR"/>
-                <w14:ligatures w14:val="none"/>
               </w:rPr>
               <w:t>Técnico em eletrônica</w:t>
             </w:r>
@@ -4554,23 +8600,22 @@
         </w:tc>
         <w:tc>
           <w:tcPr>
-            <w:tcW w:w="3132" w:type="dxa"/>
+            <w:tcW w:w="3135" w:type="dxa"/>
+            <w:tcMar/>
+            <w:vAlign w:val="center"/>
           </w:tcPr>
           <w:p>
             <w:pPr>
+              <w:jc w:val="left"/>
               <w:rPr>
                 <w:rFonts w:ascii="Arial" w:hAnsi="Arial" w:eastAsia="Times New Roman" w:cs="Arial"/>
-                <w:kern w:val="0"/>
                 <w:lang w:val="pt-BR"/>
-                <w14:ligatures w14:val="none"/>
               </w:rPr>
             </w:pPr>
             <w:r>
               <w:rPr>
                 <w:rFonts w:ascii="Arial" w:hAnsi="Arial" w:eastAsia="Times New Roman" w:cs="Arial"/>
-                <w:kern w:val="0"/>
                 <w:lang w:val="pt-BR"/>
-                <w14:ligatures w14:val="none"/>
               </w:rPr>
               <w:t>Suporte técnico e infraestrutura</w:t>
             </w:r>
@@ -4578,23 +8623,22 @@
         </w:tc>
         <w:tc>
           <w:tcPr>
-            <w:tcW w:w="3132" w:type="dxa"/>
+            <w:tcW w:w="3248" w:type="dxa"/>
+            <w:tcMar/>
+            <w:vAlign w:val="center"/>
           </w:tcPr>
           <w:p>
             <w:pPr>
+              <w:jc w:val="left"/>
               <w:rPr>
                 <w:rFonts w:ascii="Arial" w:hAnsi="Arial" w:eastAsia="Times New Roman" w:cs="Arial"/>
-                <w:kern w:val="0"/>
                 <w:lang w:val="pt-BR"/>
-                <w14:ligatures w14:val="none"/>
               </w:rPr>
             </w:pPr>
             <w:r>
               <w:rPr>
                 <w:rFonts w:ascii="Arial" w:hAnsi="Arial" w:eastAsia="Times New Roman" w:cs="Arial"/>
-                <w:kern w:val="0"/>
                 <w:lang w:val="pt-BR"/>
-                <w14:ligatures w14:val="none"/>
               </w:rPr>
               <w:t>Apoio na implementação e acompanhamento de equipamentos</w:t>
             </w:r>
@@ -4602,91 +8646,93 @@
         </w:tc>
       </w:tr>
       <w:tr>
+        <w:trPr>
+          <w:trHeight w:val="300"/>
+        </w:trPr>
         <w:tc>
           <w:tcPr>
-            <w:tcW w:w="3131" w:type="dxa"/>
+            <w:tcW w:w="3135" w:type="dxa"/>
+            <w:tcMar/>
+            <w:vAlign w:val="center"/>
           </w:tcPr>
           <w:p>
             <w:pPr>
+              <w:jc w:val="left"/>
               <w:rPr>
                 <w:rFonts w:ascii="Arial" w:hAnsi="Arial" w:eastAsia="Times New Roman" w:cs="Arial"/>
-                <w:kern w:val="0"/>
                 <w:lang w:val="pt-BR"/>
-                <w14:ligatures w14:val="none"/>
               </w:rPr>
             </w:pPr>
             <w:r>
               <w:rPr>
                 <w:rFonts w:ascii="Arial" w:hAnsi="Arial" w:eastAsia="Times New Roman" w:cs="Arial"/>
-                <w:kern w:val="0"/>
                 <w:lang w:val="pt-BR"/>
-                <w14:ligatures w14:val="none"/>
               </w:rPr>
               <w:t>Designer de produto</w:t>
             </w:r>
+          </w:p>
+          <w:p>
+            <w:pPr>
+              <w:pStyle w:val="Normal"/>
+              <w:jc w:val="left"/>
+              <w:rPr>
+                <w:rFonts w:ascii="Arial" w:hAnsi="Arial" w:eastAsia="Times New Roman" w:cs="Arial"/>
+                <w:lang w:val="pt-BR"/>
+              </w:rPr>
+            </w:pPr>
           </w:p>
         </w:tc>
         <w:tc>
           <w:tcPr>
-            <w:tcW w:w="3132" w:type="dxa"/>
+            <w:tcW w:w="3135" w:type="dxa"/>
+            <w:tcMar/>
+            <w:vAlign w:val="center"/>
           </w:tcPr>
           <w:p>
             <w:pPr>
+              <w:jc w:val="left"/>
               <w:rPr>
                 <w:rFonts w:ascii="Arial" w:hAnsi="Arial" w:eastAsia="Times New Roman" w:cs="Arial"/>
-                <w:kern w:val="0"/>
                 <w:lang w:val="pt-BR"/>
-                <w14:ligatures w14:val="none"/>
               </w:rPr>
             </w:pPr>
             <w:r>
               <w:rPr>
                 <w:rFonts w:ascii="Arial" w:hAnsi="Arial" w:eastAsia="Times New Roman" w:cs="Arial"/>
-                <w:kern w:val="0"/>
                 <w:lang w:val="pt-BR"/>
-                <w14:ligatures w14:val="none"/>
-              </w:rPr>
-              <w:t xml:space="preserve">Execução </w:t>
+              </w:rPr>
+              <w:t>Execução técnica</w:t>
             </w:r>
-            <w:r>
+          </w:p>
+          <w:p>
+            <w:pPr>
+              <w:pStyle w:val="Normal"/>
+              <w:jc w:val="left"/>
               <w:rPr>
                 <w:rFonts w:ascii="Arial" w:hAnsi="Arial" w:eastAsia="Times New Roman" w:cs="Arial"/>
-                <w:kern w:val="0"/>
                 <w:lang w:val="pt-BR"/>
-                <w14:ligatures w14:val="none"/>
-              </w:rPr>
-              <w:t>t</w:t>
-            </w:r>
-            <w:r>
-              <w:rPr>
-                <w:rFonts w:ascii="Arial" w:hAnsi="Arial" w:eastAsia="Times New Roman" w:cs="Arial"/>
-                <w:kern w:val="0"/>
-                <w:lang w:val="pt-BR"/>
-                <w14:ligatures w14:val="none"/>
-              </w:rPr>
-              <w:t>écnica</w:t>
-            </w:r>
+              </w:rPr>
+            </w:pPr>
           </w:p>
         </w:tc>
         <w:tc>
           <w:tcPr>
-            <w:tcW w:w="3132" w:type="dxa"/>
+            <w:tcW w:w="3248" w:type="dxa"/>
+            <w:tcMar/>
+            <w:vAlign w:val="center"/>
           </w:tcPr>
           <w:p>
             <w:pPr>
+              <w:jc w:val="left"/>
               <w:rPr>
                 <w:rFonts w:ascii="Arial" w:hAnsi="Arial" w:eastAsia="Times New Roman" w:cs="Arial"/>
-                <w:kern w:val="0"/>
                 <w:lang w:val="pt-BR"/>
-                <w14:ligatures w14:val="none"/>
               </w:rPr>
             </w:pPr>
             <w:r>
               <w:rPr>
                 <w:rFonts w:ascii="Arial" w:hAnsi="Arial" w:eastAsia="Times New Roman" w:cs="Arial"/>
-                <w:kern w:val="0"/>
                 <w:lang w:val="pt-BR"/>
-                <w14:ligatures w14:val="none"/>
               </w:rPr>
               <w:t>Planejamento e idealização do produto</w:t>
             </w:r>
@@ -4694,25 +8740,27 @@
         </w:tc>
       </w:tr>
       <w:tr>
+        <w:trPr>
+          <w:trHeight w:val="300"/>
+        </w:trPr>
         <w:tc>
           <w:tcPr>
-            <w:tcW w:w="3131" w:type="dxa"/>
+            <w:tcW w:w="3135" w:type="dxa"/>
+            <w:tcMar/>
+            <w:vAlign w:val="center"/>
           </w:tcPr>
           <w:p>
             <w:pPr>
+              <w:jc w:val="left"/>
               <w:rPr>
                 <w:rFonts w:ascii="Arial" w:hAnsi="Arial" w:eastAsia="Times New Roman" w:cs="Arial"/>
-                <w:kern w:val="0"/>
                 <w:lang w:val="pt-BR"/>
-                <w14:ligatures w14:val="none"/>
               </w:rPr>
             </w:pPr>
             <w:r>
               <w:rPr>
                 <w:rFonts w:ascii="Arial" w:hAnsi="Arial" w:eastAsia="Times New Roman" w:cs="Arial"/>
-                <w:kern w:val="0"/>
                 <w:lang w:val="pt-BR"/>
-                <w14:ligatures w14:val="none"/>
               </w:rPr>
               <w:t>Hospital</w:t>
             </w:r>
@@ -4720,23 +8768,22 @@
         </w:tc>
         <w:tc>
           <w:tcPr>
-            <w:tcW w:w="3132" w:type="dxa"/>
+            <w:tcW w:w="3135" w:type="dxa"/>
+            <w:tcMar/>
+            <w:vAlign w:val="center"/>
           </w:tcPr>
           <w:p>
             <w:pPr>
+              <w:jc w:val="left"/>
               <w:rPr>
                 <w:rFonts w:ascii="Arial" w:hAnsi="Arial" w:eastAsia="Times New Roman" w:cs="Arial"/>
-                <w:kern w:val="0"/>
                 <w:lang w:val="pt-BR"/>
-                <w14:ligatures w14:val="none"/>
               </w:rPr>
             </w:pPr>
             <w:r>
               <w:rPr>
                 <w:rFonts w:ascii="Arial" w:hAnsi="Arial" w:eastAsia="Times New Roman" w:cs="Arial"/>
-                <w:kern w:val="0"/>
                 <w:lang w:val="pt-BR"/>
-                <w14:ligatures w14:val="none"/>
               </w:rPr>
               <w:t>Cliente principal e ambiente de homologação</w:t>
             </w:r>
@@ -4744,23 +8791,22 @@
         </w:tc>
         <w:tc>
           <w:tcPr>
-            <w:tcW w:w="3132" w:type="dxa"/>
+            <w:tcW w:w="3248" w:type="dxa"/>
+            <w:tcMar/>
+            <w:vAlign w:val="center"/>
           </w:tcPr>
           <w:p>
             <w:pPr>
+              <w:jc w:val="left"/>
               <w:rPr>
                 <w:rFonts w:ascii="Arial" w:hAnsi="Arial" w:eastAsia="Times New Roman" w:cs="Arial"/>
-                <w:kern w:val="0"/>
                 <w:lang w:val="pt-BR"/>
-                <w14:ligatures w14:val="none"/>
               </w:rPr>
             </w:pPr>
             <w:r>
               <w:rPr>
                 <w:rFonts w:ascii="Arial" w:hAnsi="Arial" w:eastAsia="Times New Roman" w:cs="Arial"/>
-                <w:kern w:val="0"/>
                 <w:lang w:val="pt-BR"/>
-                <w14:ligatures w14:val="none"/>
               </w:rPr>
               <w:t>Validar a aderência da solução e fornecer a infraestrutura</w:t>
             </w:r>
@@ -4770,6 +8816,7 @@
     </w:tbl>
     <w:p>
       <w:pPr>
+        <w:pStyle w:val="Normal"/>
         <w:rPr>
           <w:rFonts w:ascii="Arial" w:hAnsi="Arial" w:eastAsia="Times New Roman" w:cs="Arial"/>
           <w:kern w:val="0"/>
@@ -4780,6 +8827,7 @@
     </w:p>
     <w:p>
       <w:pPr>
+        <w:pStyle w:val="Normal"/>
         <w:rPr>
           <w:rFonts w:ascii="Arial" w:hAnsi="Arial" w:eastAsia="Times New Roman" w:cs="Arial"/>
           <w:kern w:val="0"/>
@@ -4789,25 +8837,8 @@
       <w:r>
         <w:rPr>
           <w:rFonts w:ascii="Arial" w:hAnsi="Arial" w:eastAsia="Times New Roman" w:cs="Arial"/>
-          <w:kern w:val="0"/>
-          <w14:ligatures w14:val="none"/>
-        </w:rPr>
-        <w:br w:type="page"/>
-      </w:r>
-    </w:p>
-    <w:p>
-      <w:pPr>
-        <w:rPr>
-          <w:rFonts w:ascii="Arial" w:hAnsi="Arial" w:eastAsia="Times New Roman" w:cs="Arial"/>
-          <w:kern w:val="0"/>
-          <w14:ligatures w14:val="none"/>
-        </w:rPr>
-      </w:pPr>
-      <w:r>
-        <w:rPr>
-          <w:rFonts w:ascii="Arial" w:hAnsi="Arial" w:eastAsia="Times New Roman" w:cs="Arial"/>
-          <w:b/>
-          <w:bCs/>
+          <w:b w:val="1"/>
+          <w:bCs w:val="1"/>
           <w:kern w:val="0"/>
           <w:lang w:val="pt-PT"/>
           <w14:ligatures w14:val="none"/>
@@ -5273,40 +9304,17 @@
     </w:p>
     <w:p>
       <w:pPr>
+        <w:pStyle w:val="ListParagraph"/>
+        <w:ind w:left="720"/>
+        <w:jc w:val="both"/>
         <w:rPr>
           <w:rFonts w:ascii="Arial" w:hAnsi="Arial" w:eastAsia="Times New Roman" w:cs="Arial"/>
-          <w:kern w:val="0"/>
-          <w14:ligatures w14:val="none"/>
-        </w:rPr>
-      </w:pPr>
-      <w:r>
-        <w:rPr>
-          <w:rFonts w:ascii="Arial" w:hAnsi="Arial" w:eastAsia="Times New Roman" w:cs="Arial"/>
-          <w:kern w:val="0"/>
-          <w14:ligatures w14:val="none"/>
-        </w:rPr>
-        <w:br w:type="page"/>
-      </w:r>
-    </w:p>
-    <w:p>
-      <w:pPr>
-        <w:rPr>
-          <w:rFonts w:ascii="Arial" w:hAnsi="Arial" w:eastAsia="Times New Roman" w:cs="Arial"/>
-          <w:kern w:val="0"/>
-          <w14:ligatures w14:val="none"/>
-        </w:rPr>
-      </w:pPr>
-      <w:r>
-        <w:rPr>
-          <w:rFonts w:ascii="Arial" w:hAnsi="Arial" w:eastAsia="Times New Roman" w:cs="Arial"/>
-          <w:kern w:val="0"/>
-          <w14:ligatures w14:val="none"/>
-        </w:rPr>
-        <w:t> </w:t>
-      </w:r>
-    </w:p>
-    <w:p>
-      <w:pPr>
+        </w:rPr>
+      </w:pPr>
+    </w:p>
+    <w:p>
+      <w:pPr>
+        <w:pStyle w:val="Normal"/>
         <w:rPr>
           <w:rFonts w:ascii="Arial" w:hAnsi="Arial" w:eastAsia="Times New Roman" w:cs="Arial"/>
           <w:kern w:val="0"/>
@@ -5317,8 +9325,8 @@
       <w:r>
         <w:rPr>
           <w:rFonts w:ascii="Arial" w:hAnsi="Arial" w:eastAsia="Times New Roman" w:cs="Arial"/>
-          <w:b/>
-          <w:bCs/>
+          <w:b w:val="1"/>
+          <w:bCs w:val="1"/>
           <w:kern w:val="0"/>
           <w:lang w:val="pt-PT"/>
           <w14:ligatures w14:val="none"/>
@@ -5350,7 +9358,25 @@
           <w:lang w:val="pt-PT"/>
           <w14:ligatures w14:val="none"/>
         </w:rPr>
-        <w:t>Projeto restrito ao ambiente de Unidades de Terapia Intensiva (UTI), não abrange unidades de urgência/emergência, centros cirúrgicos, ambientes extra- hospitalares e áreas de cuidados não-críticos.</w:t>
+        <w:t>Projeto restrito ao ambiente de Unidades de Terapia Intensiva (UTI), não abrange unidades de urgência/emergência, centros cirúrgicos, ambientes </w:t>
+      </w:r>
+      <w:r>
+        <w:rPr>
+          <w:rFonts w:ascii="Arial" w:hAnsi="Arial" w:eastAsia="Times New Roman" w:cs="Arial"/>
+          <w:kern w:val="0"/>
+          <w:lang w:val="pt-PT"/>
+          <w14:ligatures w14:val="none"/>
+        </w:rPr>
+        <w:t>extra- hospitalares</w:t>
+      </w:r>
+      <w:r>
+        <w:rPr>
+          <w:rFonts w:ascii="Arial" w:hAnsi="Arial" w:eastAsia="Times New Roman" w:cs="Arial"/>
+          <w:kern w:val="0"/>
+          <w:lang w:val="pt-PT"/>
+          <w14:ligatures w14:val="none"/>
+        </w:rPr>
+        <w:t> e áreas de cuidados não-críticos.</w:t>
       </w:r>
       <w:r>
         <w:rPr>
@@ -5625,6 +9651,342 @@
 
 <file path=word/numbering.xml><?xml version="1.0" encoding="utf-8"?>
 <w:numbering xmlns:wpc="http://schemas.microsoft.com/office/word/2010/wordprocessingCanvas" xmlns:cx="http://schemas.microsoft.com/office/drawing/2014/chartex" xmlns:cx1="http://schemas.microsoft.com/office/drawing/2015/9/8/chartex" xmlns:cx2="http://schemas.microsoft.com/office/drawing/2015/10/21/chartex" xmlns:cx3="http://schemas.microsoft.com/office/drawing/2016/5/9/chartex" xmlns:cx4="http://schemas.microsoft.com/office/drawing/2016/5/10/chartex" xmlns:cx5="http://schemas.microsoft.com/office/drawing/2016/5/11/chartex" xmlns:cx6="http://schemas.microsoft.com/office/drawing/2016/5/12/chartex" xmlns:cx7="http://schemas.microsoft.com/office/drawing/2016/5/13/chartex" xmlns:cx8="http://schemas.microsoft.com/office/drawing/2016/5/14/chartex" xmlns:mc="http://schemas.openxmlformats.org/markup-compatibility/2006" xmlns:aink="http://schemas.microsoft.com/office/drawing/2016/ink" xmlns:am3d="http://schemas.microsoft.com/office/drawing/2017/model3d" xmlns:o="urn:schemas-microsoft-com:office:office" xmlns:oel="http://schemas.microsoft.com/office/2019/extlst" xmlns:r="http://schemas.openxmlformats.org/officeDocument/2006/relationships" xmlns:m="http://schemas.openxmlformats.org/officeDocument/2006/math" xmlns:v="urn:schemas-microsoft-com:vml" xmlns:wp14="http://schemas.microsoft.com/office/word/2010/wordprocessingDrawing" xmlns:wp="http://schemas.openxmlformats.org/drawingml/2006/wordprocessingDrawing" xmlns:w10="urn:schemas-microsoft-com:office:word" xmlns:w="http://schemas.openxmlformats.org/wordprocessingml/2006/main" xmlns:w14="http://schemas.microsoft.com/office/word/2010/wordml" xmlns:w15="http://schemas.microsoft.com/office/word/2012/wordml" xmlns:w16cex="http://schemas.microsoft.com/office/word/2018/wordml/cex" xmlns:w16cid="http://schemas.microsoft.com/office/word/2016/wordml/cid" xmlns:w16="http://schemas.microsoft.com/office/word/2018/wordml" xmlns:w16du="http://schemas.microsoft.com/office/word/2023/wordml/word16du" xmlns:w16sdtdh="http://schemas.microsoft.com/office/word/2020/wordml/sdtdatahash" xmlns:w16sdtfl="http://schemas.microsoft.com/office/word/2024/wordml/sdtformatlock" xmlns:w16se="http://schemas.microsoft.com/office/word/2015/wordml/symex" xmlns:wpg="http://schemas.microsoft.com/office/word/2010/wordprocessingGroup" xmlns:wpi="http://schemas.microsoft.com/office/word/2010/wordprocessingInk" xmlns:wne="http://schemas.microsoft.com/office/word/2006/wordml" xmlns:wps="http://schemas.microsoft.com/office/word/2010/wordprocessingShape" mc:Ignorable="w14 w15 w16se w16cid w16 w16cex w16sdtdh w16sdtfl w16du wp14">
+  <w:abstractNum xmlns:w="http://schemas.openxmlformats.org/wordprocessingml/2006/main" w:abstractNumId="49">
+    <w:nsid w:val="5aaf8ada"/>
+    <w:multiLevelType xmlns:w="http://schemas.openxmlformats.org/wordprocessingml/2006/main" w:val="hybridMultilevel"/>
+    <w:lvl xmlns:w="http://schemas.openxmlformats.org/wordprocessingml/2006/main" w:ilvl="0">
+      <w:start w:val="1"/>
+      <w:numFmt w:val="bullet"/>
+      <w:lvlText w:val="-"/>
+      <w:lvlJc w:val="left"/>
+      <w:pPr>
+        <w:ind w:left="720" w:hanging="360"/>
+      </w:pPr>
+      <w:rPr>
+        <w:rFonts w:hint="default" w:ascii="Aptos" w:hAnsi="Aptos"/>
+      </w:rPr>
+    </w:lvl>
+    <w:lvl xmlns:w="http://schemas.openxmlformats.org/wordprocessingml/2006/main" w:ilvl="1">
+      <w:start w:val="1"/>
+      <w:numFmt w:val="bullet"/>
+      <w:lvlText w:val="o"/>
+      <w:lvlJc w:val="left"/>
+      <w:pPr>
+        <w:ind w:left="1440" w:hanging="360"/>
+      </w:pPr>
+      <w:rPr>
+        <w:rFonts w:hint="default" w:ascii="Courier New" w:hAnsi="Courier New"/>
+      </w:rPr>
+    </w:lvl>
+    <w:lvl xmlns:w="http://schemas.openxmlformats.org/wordprocessingml/2006/main" w:ilvl="2">
+      <w:start w:val="1"/>
+      <w:numFmt w:val="bullet"/>
+      <w:lvlText w:val=""/>
+      <w:lvlJc w:val="left"/>
+      <w:pPr>
+        <w:ind w:left="2160" w:hanging="360"/>
+      </w:pPr>
+      <w:rPr>
+        <w:rFonts w:hint="default" w:ascii="Wingdings" w:hAnsi="Wingdings"/>
+      </w:rPr>
+    </w:lvl>
+    <w:lvl xmlns:w="http://schemas.openxmlformats.org/wordprocessingml/2006/main" w:ilvl="3">
+      <w:start w:val="1"/>
+      <w:numFmt w:val="bullet"/>
+      <w:lvlText w:val=""/>
+      <w:lvlJc w:val="left"/>
+      <w:pPr>
+        <w:ind w:left="2880" w:hanging="360"/>
+      </w:pPr>
+      <w:rPr>
+        <w:rFonts w:hint="default" w:ascii="Symbol" w:hAnsi="Symbol"/>
+      </w:rPr>
+    </w:lvl>
+    <w:lvl xmlns:w="http://schemas.openxmlformats.org/wordprocessingml/2006/main" w:ilvl="4">
+      <w:start w:val="1"/>
+      <w:numFmt w:val="bullet"/>
+      <w:lvlText w:val="o"/>
+      <w:lvlJc w:val="left"/>
+      <w:pPr>
+        <w:ind w:left="3600" w:hanging="360"/>
+      </w:pPr>
+      <w:rPr>
+        <w:rFonts w:hint="default" w:ascii="Courier New" w:hAnsi="Courier New"/>
+      </w:rPr>
+    </w:lvl>
+    <w:lvl xmlns:w="http://schemas.openxmlformats.org/wordprocessingml/2006/main" w:ilvl="5">
+      <w:start w:val="1"/>
+      <w:numFmt w:val="bullet"/>
+      <w:lvlText w:val=""/>
+      <w:lvlJc w:val="left"/>
+      <w:pPr>
+        <w:ind w:left="4320" w:hanging="360"/>
+      </w:pPr>
+      <w:rPr>
+        <w:rFonts w:hint="default" w:ascii="Wingdings" w:hAnsi="Wingdings"/>
+      </w:rPr>
+    </w:lvl>
+    <w:lvl xmlns:w="http://schemas.openxmlformats.org/wordprocessingml/2006/main" w:ilvl="6">
+      <w:start w:val="1"/>
+      <w:numFmt w:val="bullet"/>
+      <w:lvlText w:val=""/>
+      <w:lvlJc w:val="left"/>
+      <w:pPr>
+        <w:ind w:left="5040" w:hanging="360"/>
+      </w:pPr>
+      <w:rPr>
+        <w:rFonts w:hint="default" w:ascii="Symbol" w:hAnsi="Symbol"/>
+      </w:rPr>
+    </w:lvl>
+    <w:lvl xmlns:w="http://schemas.openxmlformats.org/wordprocessingml/2006/main" w:ilvl="7">
+      <w:start w:val="1"/>
+      <w:numFmt w:val="bullet"/>
+      <w:lvlText w:val="o"/>
+      <w:lvlJc w:val="left"/>
+      <w:pPr>
+        <w:ind w:left="5760" w:hanging="360"/>
+      </w:pPr>
+      <w:rPr>
+        <w:rFonts w:hint="default" w:ascii="Courier New" w:hAnsi="Courier New"/>
+      </w:rPr>
+    </w:lvl>
+    <w:lvl xmlns:w="http://schemas.openxmlformats.org/wordprocessingml/2006/main" w:ilvl="8">
+      <w:start w:val="1"/>
+      <w:numFmt w:val="bullet"/>
+      <w:lvlText w:val=""/>
+      <w:lvlJc w:val="left"/>
+      <w:pPr>
+        <w:ind w:left="6480" w:hanging="360"/>
+      </w:pPr>
+      <w:rPr>
+        <w:rFonts w:hint="default" w:ascii="Wingdings" w:hAnsi="Wingdings"/>
+      </w:rPr>
+    </w:lvl>
+  </w:abstractNum>
+  <w:abstractNum xmlns:w="http://schemas.openxmlformats.org/wordprocessingml/2006/main" w:abstractNumId="48">
+    <w:nsid w:val="51a82b65"/>
+    <w:multiLevelType xmlns:w="http://schemas.openxmlformats.org/wordprocessingml/2006/main" w:val="hybridMultilevel"/>
+    <w:lvl xmlns:w="http://schemas.openxmlformats.org/wordprocessingml/2006/main" w:ilvl="0">
+      <w:start w:val="1"/>
+      <w:numFmt w:val="bullet"/>
+      <w:lvlText w:val="-"/>
+      <w:lvlJc w:val="left"/>
+      <w:pPr>
+        <w:ind w:left="720" w:hanging="360"/>
+      </w:pPr>
+      <w:rPr>
+        <w:rFonts w:hint="default" w:ascii="Aptos" w:hAnsi="Aptos"/>
+      </w:rPr>
+    </w:lvl>
+    <w:lvl xmlns:w="http://schemas.openxmlformats.org/wordprocessingml/2006/main" w:ilvl="1">
+      <w:start w:val="1"/>
+      <w:numFmt w:val="bullet"/>
+      <w:lvlText w:val="o"/>
+      <w:lvlJc w:val="left"/>
+      <w:pPr>
+        <w:ind w:left="1440" w:hanging="360"/>
+      </w:pPr>
+      <w:rPr>
+        <w:rFonts w:hint="default" w:ascii="Courier New" w:hAnsi="Courier New"/>
+      </w:rPr>
+    </w:lvl>
+    <w:lvl xmlns:w="http://schemas.openxmlformats.org/wordprocessingml/2006/main" w:ilvl="2">
+      <w:start w:val="1"/>
+      <w:numFmt w:val="bullet"/>
+      <w:lvlText w:val=""/>
+      <w:lvlJc w:val="left"/>
+      <w:pPr>
+        <w:ind w:left="2160" w:hanging="360"/>
+      </w:pPr>
+      <w:rPr>
+        <w:rFonts w:hint="default" w:ascii="Wingdings" w:hAnsi="Wingdings"/>
+      </w:rPr>
+    </w:lvl>
+    <w:lvl xmlns:w="http://schemas.openxmlformats.org/wordprocessingml/2006/main" w:ilvl="3">
+      <w:start w:val="1"/>
+      <w:numFmt w:val="bullet"/>
+      <w:lvlText w:val=""/>
+      <w:lvlJc w:val="left"/>
+      <w:pPr>
+        <w:ind w:left="2880" w:hanging="360"/>
+      </w:pPr>
+      <w:rPr>
+        <w:rFonts w:hint="default" w:ascii="Symbol" w:hAnsi="Symbol"/>
+      </w:rPr>
+    </w:lvl>
+    <w:lvl xmlns:w="http://schemas.openxmlformats.org/wordprocessingml/2006/main" w:ilvl="4">
+      <w:start w:val="1"/>
+      <w:numFmt w:val="bullet"/>
+      <w:lvlText w:val="o"/>
+      <w:lvlJc w:val="left"/>
+      <w:pPr>
+        <w:ind w:left="3600" w:hanging="360"/>
+      </w:pPr>
+      <w:rPr>
+        <w:rFonts w:hint="default" w:ascii="Courier New" w:hAnsi="Courier New"/>
+      </w:rPr>
+    </w:lvl>
+    <w:lvl xmlns:w="http://schemas.openxmlformats.org/wordprocessingml/2006/main" w:ilvl="5">
+      <w:start w:val="1"/>
+      <w:numFmt w:val="bullet"/>
+      <w:lvlText w:val=""/>
+      <w:lvlJc w:val="left"/>
+      <w:pPr>
+        <w:ind w:left="4320" w:hanging="360"/>
+      </w:pPr>
+      <w:rPr>
+        <w:rFonts w:hint="default" w:ascii="Wingdings" w:hAnsi="Wingdings"/>
+      </w:rPr>
+    </w:lvl>
+    <w:lvl xmlns:w="http://schemas.openxmlformats.org/wordprocessingml/2006/main" w:ilvl="6">
+      <w:start w:val="1"/>
+      <w:numFmt w:val="bullet"/>
+      <w:lvlText w:val=""/>
+      <w:lvlJc w:val="left"/>
+      <w:pPr>
+        <w:ind w:left="5040" w:hanging="360"/>
+      </w:pPr>
+      <w:rPr>
+        <w:rFonts w:hint="default" w:ascii="Symbol" w:hAnsi="Symbol"/>
+      </w:rPr>
+    </w:lvl>
+    <w:lvl xmlns:w="http://schemas.openxmlformats.org/wordprocessingml/2006/main" w:ilvl="7">
+      <w:start w:val="1"/>
+      <w:numFmt w:val="bullet"/>
+      <w:lvlText w:val="o"/>
+      <w:lvlJc w:val="left"/>
+      <w:pPr>
+        <w:ind w:left="5760" w:hanging="360"/>
+      </w:pPr>
+      <w:rPr>
+        <w:rFonts w:hint="default" w:ascii="Courier New" w:hAnsi="Courier New"/>
+      </w:rPr>
+    </w:lvl>
+    <w:lvl xmlns:w="http://schemas.openxmlformats.org/wordprocessingml/2006/main" w:ilvl="8">
+      <w:start w:val="1"/>
+      <w:numFmt w:val="bullet"/>
+      <w:lvlText w:val=""/>
+      <w:lvlJc w:val="left"/>
+      <w:pPr>
+        <w:ind w:left="6480" w:hanging="360"/>
+      </w:pPr>
+      <w:rPr>
+        <w:rFonts w:hint="default" w:ascii="Wingdings" w:hAnsi="Wingdings"/>
+      </w:rPr>
+    </w:lvl>
+  </w:abstractNum>
+  <w:abstractNum xmlns:w="http://schemas.openxmlformats.org/wordprocessingml/2006/main" w:abstractNumId="47">
+    <w:nsid w:val="4037cfcb"/>
+    <w:multiLevelType xmlns:w="http://schemas.openxmlformats.org/wordprocessingml/2006/main" w:val="hybridMultilevel"/>
+    <w:lvl xmlns:w="http://schemas.openxmlformats.org/wordprocessingml/2006/main" w:ilvl="0">
+      <w:start w:val="1"/>
+      <w:numFmt w:val="bullet"/>
+      <w:lvlText w:val="-"/>
+      <w:lvlJc w:val="left"/>
+      <w:pPr>
+        <w:ind w:left="720" w:hanging="360"/>
+      </w:pPr>
+      <w:rPr>
+        <w:rFonts w:hint="default" w:ascii="Aptos" w:hAnsi="Aptos"/>
+      </w:rPr>
+    </w:lvl>
+    <w:lvl xmlns:w="http://schemas.openxmlformats.org/wordprocessingml/2006/main" w:ilvl="1">
+      <w:start w:val="1"/>
+      <w:numFmt w:val="bullet"/>
+      <w:lvlText w:val="o"/>
+      <w:lvlJc w:val="left"/>
+      <w:pPr>
+        <w:ind w:left="1440" w:hanging="360"/>
+      </w:pPr>
+      <w:rPr>
+        <w:rFonts w:hint="default" w:ascii="Courier New" w:hAnsi="Courier New"/>
+      </w:rPr>
+    </w:lvl>
+    <w:lvl xmlns:w="http://schemas.openxmlformats.org/wordprocessingml/2006/main" w:ilvl="2">
+      <w:start w:val="1"/>
+      <w:numFmt w:val="bullet"/>
+      <w:lvlText w:val=""/>
+      <w:lvlJc w:val="left"/>
+      <w:pPr>
+        <w:ind w:left="2160" w:hanging="360"/>
+      </w:pPr>
+      <w:rPr>
+        <w:rFonts w:hint="default" w:ascii="Wingdings" w:hAnsi="Wingdings"/>
+      </w:rPr>
+    </w:lvl>
+    <w:lvl xmlns:w="http://schemas.openxmlformats.org/wordprocessingml/2006/main" w:ilvl="3">
+      <w:start w:val="1"/>
+      <w:numFmt w:val="bullet"/>
+      <w:lvlText w:val=""/>
+      <w:lvlJc w:val="left"/>
+      <w:pPr>
+        <w:ind w:left="2880" w:hanging="360"/>
+      </w:pPr>
+      <w:rPr>
+        <w:rFonts w:hint="default" w:ascii="Symbol" w:hAnsi="Symbol"/>
+      </w:rPr>
+    </w:lvl>
+    <w:lvl xmlns:w="http://schemas.openxmlformats.org/wordprocessingml/2006/main" w:ilvl="4">
+      <w:start w:val="1"/>
+      <w:numFmt w:val="bullet"/>
+      <w:lvlText w:val="o"/>
+      <w:lvlJc w:val="left"/>
+      <w:pPr>
+        <w:ind w:left="3600" w:hanging="360"/>
+      </w:pPr>
+      <w:rPr>
+        <w:rFonts w:hint="default" w:ascii="Courier New" w:hAnsi="Courier New"/>
+      </w:rPr>
+    </w:lvl>
+    <w:lvl xmlns:w="http://schemas.openxmlformats.org/wordprocessingml/2006/main" w:ilvl="5">
+      <w:start w:val="1"/>
+      <w:numFmt w:val="bullet"/>
+      <w:lvlText w:val=""/>
+      <w:lvlJc w:val="left"/>
+      <w:pPr>
+        <w:ind w:left="4320" w:hanging="360"/>
+      </w:pPr>
+      <w:rPr>
+        <w:rFonts w:hint="default" w:ascii="Wingdings" w:hAnsi="Wingdings"/>
+      </w:rPr>
+    </w:lvl>
+    <w:lvl xmlns:w="http://schemas.openxmlformats.org/wordprocessingml/2006/main" w:ilvl="6">
+      <w:start w:val="1"/>
+      <w:numFmt w:val="bullet"/>
+      <w:lvlText w:val=""/>
+      <w:lvlJc w:val="left"/>
+      <w:pPr>
+        <w:ind w:left="5040" w:hanging="360"/>
+      </w:pPr>
+      <w:rPr>
+        <w:rFonts w:hint="default" w:ascii="Symbol" w:hAnsi="Symbol"/>
+      </w:rPr>
+    </w:lvl>
+    <w:lvl xmlns:w="http://schemas.openxmlformats.org/wordprocessingml/2006/main" w:ilvl="7">
+      <w:start w:val="1"/>
+      <w:numFmt w:val="bullet"/>
+      <w:lvlText w:val="o"/>
+      <w:lvlJc w:val="left"/>
+      <w:pPr>
+        <w:ind w:left="5760" w:hanging="360"/>
+      </w:pPr>
+      <w:rPr>
+        <w:rFonts w:hint="default" w:ascii="Courier New" w:hAnsi="Courier New"/>
+      </w:rPr>
+    </w:lvl>
+    <w:lvl xmlns:w="http://schemas.openxmlformats.org/wordprocessingml/2006/main" w:ilvl="8">
+      <w:start w:val="1"/>
+      <w:numFmt w:val="bullet"/>
+      <w:lvlText w:val=""/>
+      <w:lvlJc w:val="left"/>
+      <w:pPr>
+        <w:ind w:left="6480" w:hanging="360"/>
+      </w:pPr>
+      <w:rPr>
+        <w:rFonts w:hint="default" w:ascii="Wingdings" w:hAnsi="Wingdings"/>
+      </w:rPr>
+    </w:lvl>
+  </w:abstractNum>
   <w:abstractNum xmlns:w="http://schemas.openxmlformats.org/wordprocessingml/2006/main" w:abstractNumId="46">
     <w:nsid w:val="7f1fa233"/>
     <w:multiLevelType xmlns:w="http://schemas.openxmlformats.org/wordprocessingml/2006/main" w:val="hybridMultilevel"/>
@@ -12191,6 +16553,15 @@
       </w:rPr>
     </w:lvl>
   </w:abstractNum>
+  <w:num w:numId="50">
+    <w:abstractNumId w:val="49"/>
+  </w:num>
+  <w:num w:numId="49">
+    <w:abstractNumId w:val="48"/>
+  </w:num>
+  <w:num w:numId="48">
+    <w:abstractNumId w:val="47"/>
+  </w:num>
   <w:num w:numId="47">
     <w:abstractNumId w:val="46"/>
   </w:num>
